--- a/docs/standards/word/ASVS-ASSESSMENT.docx
+++ b/docs/standards/word/ASVS-ASSESSMENT.docx
@@ -1901,7 +1901,7 @@
         <w:rPr>
           <w:rStyle w:val="VerbatimChar"/>
         </w:rPr>
-        <w:t xml:space="preserve">Read https://raw.githubusercontent.com/wshallwshall/claude-multisession/main/docs/ASVS-ASSESSMENT.md</w:t>
+        <w:t xml:space="preserve">Read https://raw.githubusercontent.com/wshallwshall/secure-development-standards/main/docs/ASVS-ASSESSMENT.md</w:t>
       </w:r>
       <w:r>
         <w:br/>

--- a/docs/standards/word/ASVS-ASSESSMENT.docx
+++ b/docs/standards/word/ASVS-ASSESSMENT.docx
@@ -201,73 +201,25 @@
         </w:rPr>
         <w:t xml:space="preserve">than the one you asked, and looking clean while it does it.</w:t>
       </w:r>
-      <w:r>
-        <w:t xml:space="preserve"> </w:t>
-      </w:r>
-      <w:r>
-        <w:t xml:space="preserve">We scored a batch of requirements</w:t>
-      </w:r>
-      <w:r>
-        <w:t xml:space="preserve"> </w:t>
-      </w:r>
-      <w:r>
-        <w:t xml:space="preserve">against condensed wording. A requirement carrying two conditions had become a summary carrying one,</w:t>
-      </w:r>
-      <w:r>
-        <w:t xml:space="preserve"> </w:t>
-      </w:r>
-      <w:r>
-        <w:t xml:space="preserve">so every cell under it was honestly reasoned and still wrong, and nothing in the output said so. A</w:t>
-      </w:r>
-      <w:r>
-        <w:t xml:space="preserve"> </w:t>
-      </w:r>
-      <w:r>
-        <w:t xml:space="preserve">condensed requirement, a neighbouring requirement, a search that could not have matched, a control</w:t>
-      </w:r>
-      <w:r>
-        <w:t xml:space="preserve"> </w:t>
-      </w:r>
-      <w:r>
-        <w:t xml:space="preserve">that ships switched off: each produces a verdict that is internally consistent, well argued, and</w:t>
-      </w:r>
-      <w:r>
-        <w:t xml:space="preserve"> </w:t>
-      </w:r>
-      <w:r>
-        <w:t xml:space="preserve">answering a question nobody asked.</w:t>
-      </w:r>
     </w:p>
     <w:p>
       <w:pPr>
         <w:pStyle w:val="BodyText"/>
       </w:pPr>
       <w:r>
-        <w:t xml:space="preserve">Fluency is what makes it stick. An agent will produce on-topic, well-structured reasoning about a</w:t>
-      </w:r>
-      <w:r>
-        <w:t xml:space="preserve"> </w:t>
-      </w:r>
-      <w:r>
-        <w:t xml:space="preserve">requirement whether or not it read the requirement, whether or not the file it cites supports the</w:t>
-      </w:r>
-      <w:r>
-        <w:t xml:space="preserve"> </w:t>
-      </w:r>
-      <w:r>
-        <w:t xml:space="preserve">claim, and whether or not the search it ran could have returned anything. A person who has not done</w:t>
-      </w:r>
-      <w:r>
-        <w:t xml:space="preserve"> </w:t>
-      </w:r>
-      <w:r>
-        <w:t xml:space="preserve">the work usually looks like someone who has not done the work. An agent that has not done the work</w:t>
-      </w:r>
-      <w:r>
-        <w:t xml:space="preserve"> </w:t>
-      </w:r>
-      <w:r>
-        <w:t xml:space="preserve">looks exactly like one that has.</w:t>
+        <w:t xml:space="preserve">We scored a batch of requirements against condensed wording. A requirement carrying two conditions</w:t>
+      </w:r>
+      <w:r>
+        <w:t xml:space="preserve"> </w:t>
+      </w:r>
+      <w:r>
+        <w:t xml:space="preserve">had become a summary carrying one. Every cell under it was honestly reasoned and still wrong, and</w:t>
+      </w:r>
+      <w:r>
+        <w:t xml:space="preserve"> </w:t>
+      </w:r>
+      <w:r>
+        <w:t xml:space="preserve">nothing in the output said so.</w:t>
       </w:r>
     </w:p>
     <w:p>
@@ -275,19 +227,83 @@
         <w:pStyle w:val="BodyText"/>
       </w:pPr>
       <w:r>
-        <w:t xml:space="preserve">So what follows is not a scoring rubric. It is a set of forcing functions that make the difference</w:t>
-      </w:r>
-      <w:r>
-        <w:t xml:space="preserve"> </w:t>
-      </w:r>
-      <w:r>
-        <w:t xml:space="preserve">between a real verdict and a fluent one mechanically visible. The order matters, because each step</w:t>
-      </w:r>
-      <w:r>
-        <w:t xml:space="preserve"> </w:t>
-      </w:r>
-      <w:r>
-        <w:t xml:space="preserve">is worth little without the one above it:</w:t>
+        <w:t xml:space="preserve">Four things produce that same shape: a condensed requirement, a neighbouring requirement, a search</w:t>
+      </w:r>
+      <w:r>
+        <w:t xml:space="preserve"> </w:t>
+      </w:r>
+      <w:r>
+        <w:t xml:space="preserve">that could not have matched, a control that ships switched off. Each yields a verdict that is</w:t>
+      </w:r>
+      <w:r>
+        <w:t xml:space="preserve"> </w:t>
+      </w:r>
+      <w:r>
+        <w:t xml:space="preserve">internally consistent, well argued, and answering a question nobody asked.</w:t>
+      </w:r>
+    </w:p>
+    <w:p>
+      <w:pPr>
+        <w:pStyle w:val="BodyText"/>
+      </w:pPr>
+      <w:r>
+        <w:rPr>
+          <w:b/>
+          <w:bCs/>
+        </w:rPr>
+        <w:t xml:space="preserve">Fluency is what makes it stick.</w:t>
+      </w:r>
+      <w:r>
+        <w:t xml:space="preserve"> </w:t>
+      </w:r>
+      <w:r>
+        <w:t xml:space="preserve">An agent reasons fluently about a requirement whether or not it</w:t>
+      </w:r>
+      <w:r>
+        <w:t xml:space="preserve"> </w:t>
+      </w:r>
+      <w:r>
+        <w:t xml:space="preserve">read the requirement, whether or not the file it cites supports the claim, and whether or not its</w:t>
+      </w:r>
+      <w:r>
+        <w:t xml:space="preserve"> </w:t>
+      </w:r>
+      <w:r>
+        <w:t xml:space="preserve">search could have returned anything.</w:t>
+      </w:r>
+    </w:p>
+    <w:p>
+      <w:pPr>
+        <w:pStyle w:val="BodyText"/>
+      </w:pPr>
+      <w:r>
+        <w:t xml:space="preserve">A person who has not done the work looks like someone who has not done the work. An agent that has</w:t>
+      </w:r>
+      <w:r>
+        <w:t xml:space="preserve"> </w:t>
+      </w:r>
+      <w:r>
+        <w:t xml:space="preserve">not done the work looks exactly like one that has.</w:t>
+      </w:r>
+    </w:p>
+    <w:p>
+      <w:pPr>
+        <w:pStyle w:val="BodyText"/>
+      </w:pPr>
+      <w:r>
+        <w:t xml:space="preserve">So what follows is not a scoring rubric. It is a set of forcing functions that tell a real verdict</w:t>
+      </w:r>
+      <w:r>
+        <w:t xml:space="preserve"> </w:t>
+      </w:r>
+      <w:r>
+        <w:t xml:space="preserve">from a fluent one mechanically. The order matters: each step is worth little without the one above</w:t>
+      </w:r>
+      <w:r>
+        <w:t xml:space="preserve"> </w:t>
+      </w:r>
+      <w:r>
+        <w:t xml:space="preserve">it.</w:t>
       </w:r>
     </w:p>
     <w:p>
@@ -315,13 +331,7 @@
         <w:t xml:space="preserve"> </w:t>
       </w:r>
       <w:r>
-        <w:t xml:space="preserve">against a summary instead and every verdict quietly answers a narrower question than the standard</w:t>
-      </w:r>
-      <w:r>
-        <w:t xml:space="preserve"> </w:t>
-      </w:r>
-      <w:r>
-        <w:t xml:space="preserve">asked.</w:t>
+        <w:t xml:space="preserve">against a summary and every verdict answers a narrower question than the standard asked.</w:t>
       </w:r>
     </w:p>
     <w:p>
@@ -349,7 +359,7 @@
         <w:t xml:space="preserve"> </w:t>
       </w:r>
       <w:r>
-        <w:t xml:space="preserve">sessions will each invent a reasonable one and produce verdicts nobody can reconcile afterwards.</w:t>
+        <w:t xml:space="preserve">sessions will invent two reasonable ones and produce verdicts nobody can reconcile.</w:t>
       </w:r>
     </w:p>
     <w:p>
@@ -368,13 +378,13 @@
         <w:t xml:space="preserve">Declare scope positively</w:t>
       </w:r>
       <w:r>
-        <w:t xml:space="preserve">, and argue every exclusion rather than assuming it. Scoping a</w:t>
-      </w:r>
-      <w:r>
-        <w:t xml:space="preserve"> </w:t>
-      </w:r>
-      <w:r>
-        <w:t xml:space="preserve">requirement out does not buy you the level.</w:t>
+        <w:t xml:space="preserve">, and argue every exclusion. Scoping a requirement out does not buy</w:t>
+      </w:r>
+      <w:r>
+        <w:t xml:space="preserve"> </w:t>
+      </w:r>
+      <w:r>
+        <w:t xml:space="preserve">you the level.</w:t>
       </w:r>
     </w:p>
     <w:p>
@@ -396,13 +406,13 @@
         <w:t xml:space="preserve"> </w:t>
       </w:r>
       <w:r>
-        <w:t xml:space="preserve">The collision that actually costs you is not two agents editing the</w:t>
-      </w:r>
-      <w:r>
-        <w:t xml:space="preserve"> </w:t>
-      </w:r>
-      <w:r>
-        <w:t xml:space="preserve">same row; it is two agents applying different unwritten rules and neither recording which.</w:t>
+        <w:t xml:space="preserve">The costly collision is not two agents editing one row. It is two</w:t>
+      </w:r>
+      <w:r>
+        <w:t xml:space="preserve"> </w:t>
+      </w:r>
+      <w:r>
+        <w:t xml:space="preserve">agents applying different unwritten rules, neither recording which.</w:t>
       </w:r>
     </w:p>
     <w:p>
@@ -424,13 +434,13 @@
         <w:t xml:space="preserve"> </w:t>
       </w:r>
       <w:r>
-        <w:t xml:space="preserve">This is where most of the wrong answers are actually caught, and it is</w:t>
-      </w:r>
-      <w:r>
-        <w:t xml:space="preserve"> </w:t>
-      </w:r>
-      <w:r>
-        <w:t xml:space="preserve">the step that gets cut when the schedule slips.</w:t>
+        <w:t xml:space="preserve">Most of the wrong answers are caught here, which is why it is the step</w:t>
+      </w:r>
+      <w:r>
+        <w:t xml:space="preserve"> </w:t>
+      </w:r>
+      <w:r>
+        <w:t xml:space="preserve">that gets cut when the schedule slips.</w:t>
       </w:r>
     </w:p>
     <w:p>
@@ -452,19 +462,13 @@
         <w:t xml:space="preserve"> </w:t>
       </w:r>
       <w:r>
-        <w:t xml:space="preserve">Every control above asks whether a</w:t>
-      </w:r>
-      <w:r>
-        <w:t xml:space="preserve"> </w:t>
-      </w:r>
-      <w:r>
-        <w:t xml:space="preserve">check works. None of them asks whether it was pointed at the whole surface, and that is where the</w:t>
-      </w:r>
-      <w:r>
-        <w:t xml:space="preserve"> </w:t>
-      </w:r>
-      <w:r>
-        <w:t xml:space="preserve">defects that matter were sitting.</w:t>
+        <w:t xml:space="preserve">A check can work perfectly and be</w:t>
+      </w:r>
+      <w:r>
+        <w:t xml:space="preserve"> </w:t>
+      </w:r>
+      <w:r>
+        <w:t xml:space="preserve">pointed at a quarter of the surface.</w:t>
       </w:r>
     </w:p>
     <w:p>
@@ -514,25 +518,19 @@
         <w:t xml:space="preserve">wrong</w:t>
       </w:r>
       <w:r>
-        <w:t xml:space="preserve">, and have been wrong on the day it was scored. Anchors,</w:t>
-      </w:r>
-      <w:r>
-        <w:t xml:space="preserve"> </w:t>
-      </w:r>
-      <w:r>
-        <w:t xml:space="preserve">drift checks and re-verification cadences close the first. They barely touch the second, which is</w:t>
-      </w:r>
-      <w:r>
-        <w:t xml:space="preserve"> </w:t>
-      </w:r>
-      <w:r>
-        <w:t xml:space="preserve">closed only by executing the control against what it claims to cover. Keep the two apart, or a</w:t>
-      </w:r>
-      <w:r>
-        <w:t xml:space="preserve"> </w:t>
-      </w:r>
-      <w:r>
-        <w:t xml:space="preserve">programme that fixes staleness will report progress against a defect it never addressed.</w:t>
+        <w:t xml:space="preserve">, and wrong on the day it was scored. Anchors and drift</w:t>
+      </w:r>
+      <w:r>
+        <w:t xml:space="preserve"> </w:t>
+      </w:r>
+      <w:r>
+        <w:t xml:space="preserve">checks close the first and barely touch the second, so a programme that fixes staleness will report</w:t>
+      </w:r>
+      <w:r>
+        <w:t xml:space="preserve"> </w:t>
+      </w:r>
+      <w:r>
+        <w:t xml:space="preserve">progress against a defect it never addressed.</w:t>
       </w:r>
     </w:p>
     <w:p>

--- a/docs/standards/word/ASVS-ASSESSMENT.docx
+++ b/docs/standards/word/ASVS-ASSESSMENT.docx
@@ -2280,7 +2280,7 @@
         <w:rPr>
           <w:rStyle w:val="VerbatimChar"/>
         </w:rPr>
-        <w:t xml:space="preserve">Read https://raw.githubusercontent.com/wshallwshall/secure-development-standards/main/docs/ASVS-ASSESSMENT.md</w:t>
+        <w:t xml:space="preserve">Read https://secure-development-standards.pages.dev/ASVS-ASSESSMENT.md</w:t>
       </w:r>
       <w:r>
         <w:br/>

--- a/docs/standards/word/ASVS-ASSESSMENT.docx
+++ b/docs/standards/word/ASVS-ASSESSMENT.docx
@@ -179,6 +179,101 @@
     <w:p>
       <w:pPr>
         <w:pStyle w:val="FirstParagraph"/>
+      </w:pPr>
+      <w:r>
+        <w:rPr>
+          <w:b/>
+          <w:bCs/>
+        </w:rPr>
+        <w:t xml:space="preserve">What this is.</w:t>
+      </w:r>
+      <w:r>
+        <w:t xml:space="preserve"> </w:t>
+      </w:r>
+      <w:r>
+        <w:t xml:space="preserve">A working method for assessing a codebase against a large security standard with</w:t>
+      </w:r>
+      <w:r>
+        <w:t xml:space="preserve"> </w:t>
+      </w:r>
+      <w:r>
+        <w:t xml:space="preserve">agents doing the bulk of the scoring, and leaving every verdict re-checkable.</w:t>
+      </w:r>
+    </w:p>
+    <w:p>
+      <w:pPr>
+        <w:pStyle w:val="BodyText"/>
+      </w:pPr>
+      <w:r>
+        <w:rPr>
+          <w:b/>
+          <w:bCs/>
+        </w:rPr>
+        <w:t xml:space="preserve">Why you should care.</w:t>
+      </w:r>
+      <w:r>
+        <w:t xml:space="preserve"> </w:t>
+      </w:r>
+      <w:r>
+        <w:t xml:space="preserve">You answer for the result. The expensive outcome is not a low score. It is</w:t>
+      </w:r>
+      <w:r>
+        <w:t xml:space="preserve"> </w:t>
+      </w:r>
+      <w:r>
+        <w:t xml:space="preserve">a clean-looking one that has to be re-run cell by cell, weeks later, once the first verdict is found</w:t>
+      </w:r>
+      <w:r>
+        <w:t xml:space="preserve"> </w:t>
+      </w:r>
+      <w:r>
+        <w:t xml:space="preserve">not to hold.</w:t>
+      </w:r>
+    </w:p>
+    <w:p>
+      <w:pPr>
+        <w:pStyle w:val="BodyText"/>
+      </w:pPr>
+      <w:r>
+        <w:rPr>
+          <w:b/>
+          <w:bCs/>
+        </w:rPr>
+        <w:t xml:space="preserve">How to use it.</w:t>
+      </w:r>
+      <w:r>
+        <w:t xml:space="preserve"> </w:t>
+      </w:r>
+      <w:r>
+        <w:t xml:space="preserve">The first half is yours: the decisions to settle before any scoring starts. From</w:t>
+      </w:r>
+      <w:r>
+        <w:t xml:space="preserve"> </w:t>
+      </w:r>
+      <w:hyperlink w:anchor="handing-this-to-claude-code">
+        <w:r>
+          <w:rPr>
+            <w:rStyle w:val="Hyperlink"/>
+          </w:rPr>
+          <w:t xml:space="preserve">Handing this to Claude Code</w:t>
+        </w:r>
+      </w:hyperlink>
+      <w:r>
+        <w:t xml:space="preserve"> </w:t>
+      </w:r>
+      <w:r>
+        <w:t xml:space="preserve">on, the page is addressed to the agent</w:t>
+      </w:r>
+      <w:r>
+        <w:t xml:space="preserve"> </w:t>
+      </w:r>
+      <w:r>
+        <w:t xml:space="preserve">and carries a paste-ready command. Build the pinned corpus first, and score nothing until it exists.</w:t>
+      </w:r>
+    </w:p>
+    <w:p>
+      <w:pPr>
+        <w:pStyle w:val="BodyText"/>
       </w:pPr>
       <w:r>
         <w:rPr>

--- a/docs/standards/word/ASVS-ASSESSMENT.docx
+++ b/docs/standards/word/ASVS-ASSESSMENT.docx
@@ -28,7 +28,7 @@
         </w:p>
       </w:sdtContent>
     </w:sdt>
-    <w:bookmarkStart w:id="93" w:name="Xe02d19ffde59baee6133fde36c668f8a423bfbe"/>
+    <w:bookmarkStart w:id="95" w:name="Xe02d19ffde59baee6133fde36c668f8a423bfbe"/>
     <w:p>
       <w:pPr>
         <w:pStyle w:val="Heading1"/>
@@ -209,19 +209,19 @@
           <w:b/>
           <w:bCs/>
         </w:rPr>
-        <w:t xml:space="preserve">Why you should care.</w:t>
-      </w:r>
-      <w:r>
-        <w:t xml:space="preserve"> </w:t>
-      </w:r>
-      <w:r>
-        <w:t xml:space="preserve">You answer for the result. The expensive outcome is not a low score. It is</w:t>
-      </w:r>
-      <w:r>
-        <w:t xml:space="preserve"> </w:t>
-      </w:r>
-      <w:r>
-        <w:t xml:space="preserve">a clean-looking one that has to be re-run cell by cell, weeks later, once the first verdict is found</w:t>
+        <w:t xml:space="preserve">Why it matters.</w:t>
+      </w:r>
+      <w:r>
+        <w:t xml:space="preserve"> </w:t>
+      </w:r>
+      <w:r>
+        <w:t xml:space="preserve">You answer for the result. The expensive outcome is not a low score. It is a</w:t>
+      </w:r>
+      <w:r>
+        <w:t xml:space="preserve"> </w:t>
+      </w:r>
+      <w:r>
+        <w:t xml:space="preserve">clean-looking one that has to be re-run cell by cell, weeks later, once the first verdict is found</w:t>
       </w:r>
       <w:r>
         <w:t xml:space="preserve"> </w:t>
@@ -239,7 +239,55 @@
           <w:b/>
           <w:bCs/>
         </w:rPr>
-        <w:t xml:space="preserve">How to use it.</w:t>
+        <w:t xml:space="preserve">What it costs you.</w:t>
+      </w:r>
+      <w:r>
+        <w:t xml:space="preserve"> </w:t>
+      </w:r>
+      <w:r>
+        <w:t xml:space="preserve">A pinned corpus before any scoring, a verdict vocabulary settled in advance,</w:t>
+      </w:r>
+      <w:r>
+        <w:t xml:space="preserve"> </w:t>
+      </w:r>
+      <w:r>
+        <w:t xml:space="preserve">and a review pass that is the first thing cut when the schedule slips.</w:t>
+      </w:r>
+    </w:p>
+    <w:p>
+      <w:pPr>
+        <w:pStyle w:val="BodyText"/>
+      </w:pPr>
+      <w:r>
+        <w:rPr>
+          <w:b/>
+          <w:bCs/>
+        </w:rPr>
+        <w:t xml:space="preserve">Not for you</w:t>
+      </w:r>
+      <w:r>
+        <w:t xml:space="preserve"> </w:t>
+      </w:r>
+      <w:r>
+        <w:t xml:space="preserve">if you want a scoring rubric. This is a set of forcing functions that tell a real</w:t>
+      </w:r>
+      <w:r>
+        <w:t xml:space="preserve"> </w:t>
+      </w:r>
+      <w:r>
+        <w:t xml:space="preserve">verdict from a fluent one mechanically, and it reports no results of its own.</w:t>
+      </w:r>
+    </w:p>
+    <w:p>
+      <w:pPr>
+        <w:pStyle w:val="BodyText"/>
+      </w:pPr>
+      <w:r>
+        <w:rPr>
+          <w:b/>
+          <w:bCs/>
+        </w:rPr>
+        <w:t xml:space="preserve">Where to start.</w:t>
       </w:r>
       <w:r>
         <w:t xml:space="preserve"> </w:t>
@@ -272,29 +320,66 @@
       </w:r>
     </w:p>
     <w:p>
+      <w:r>
+        <w:pict>
+          <v:rect style="width:0;height:1.5pt" o:hralign="center" o:hrstd="t" o:hr="t"/>
+        </w:pict>
+      </w:r>
+    </w:p>
+    <w:bookmarkEnd w:id="12"/>
+    <w:bookmarkStart w:id="13" w:name="why-a-fluent-verdict-is-the-defect"/>
+    <w:p>
+      <w:pPr>
+        <w:pStyle w:val="Heading2"/>
+      </w:pPr>
+      <w:r>
+        <w:t xml:space="preserve">Why a fluent verdict is the defect</w:t>
+      </w:r>
+    </w:p>
+    <w:p>
+      <w:pPr>
+        <w:pStyle w:val="FirstParagraph"/>
+      </w:pPr>
+      <w:r>
+        <w:rPr>
+          <w:b/>
+          <w:bCs/>
+        </w:rPr>
+        <w:t xml:space="preserve">Almost every defect this method exists to catch is an instrument answering a narrower question</w:t>
+      </w:r>
+      <w:r>
+        <w:rPr>
+          <w:b/>
+          <w:bCs/>
+        </w:rPr>
+        <w:t xml:space="preserve"> </w:t>
+      </w:r>
+      <w:r>
+        <w:rPr>
+          <w:b/>
+          <w:bCs/>
+        </w:rPr>
+        <w:t xml:space="preserve">than the one you asked, and looking clean while it does it.</w:t>
+      </w:r>
+    </w:p>
+    <w:p>
       <w:pPr>
         <w:pStyle w:val="BodyText"/>
       </w:pPr>
       <w:r>
-        <w:rPr>
-          <w:b/>
-          <w:bCs/>
-        </w:rPr>
-        <w:t xml:space="preserve">Almost every defect this method exists to catch is an instrument answering a narrower question</w:t>
-      </w:r>
-      <w:r>
-        <w:rPr>
-          <w:b/>
-          <w:bCs/>
-        </w:rPr>
-        <w:t xml:space="preserve"> </w:t>
-      </w:r>
-      <w:r>
-        <w:rPr>
-          <w:b/>
-          <w:bCs/>
-        </w:rPr>
-        <w:t xml:space="preserve">than the one you asked, and looking clean while it does it.</w:t>
+        <w:t xml:space="preserve">We scored a batch of requirements against condensed wording. A requirement carrying two conditions</w:t>
+      </w:r>
+      <w:r>
+        <w:t xml:space="preserve"> </w:t>
+      </w:r>
+      <w:r>
+        <w:t xml:space="preserve">had become a summary carrying one. Every cell under it was honestly reasoned and still wrong, and</w:t>
+      </w:r>
+      <w:r>
+        <w:t xml:space="preserve"> </w:t>
+      </w:r>
+      <w:r>
+        <w:t xml:space="preserve">nothing in the output said so.</w:t>
       </w:r>
     </w:p>
     <w:p>
@@ -302,19 +387,19 @@
         <w:pStyle w:val="BodyText"/>
       </w:pPr>
       <w:r>
-        <w:t xml:space="preserve">We scored a batch of requirements against condensed wording. A requirement carrying two conditions</w:t>
-      </w:r>
-      <w:r>
-        <w:t xml:space="preserve"> </w:t>
-      </w:r>
-      <w:r>
-        <w:t xml:space="preserve">had become a summary carrying one. Every cell under it was honestly reasoned and still wrong, and</w:t>
-      </w:r>
-      <w:r>
-        <w:t xml:space="preserve"> </w:t>
-      </w:r>
-      <w:r>
-        <w:t xml:space="preserve">nothing in the output said so.</w:t>
+        <w:t xml:space="preserve">Four things produce that same shape: a condensed requirement, a neighbouring requirement, a search</w:t>
+      </w:r>
+      <w:r>
+        <w:t xml:space="preserve"> </w:t>
+      </w:r>
+      <w:r>
+        <w:t xml:space="preserve">that could not have matched, a control that ships switched off. Each yields a verdict that is</w:t>
+      </w:r>
+      <w:r>
+        <w:t xml:space="preserve"> </w:t>
+      </w:r>
+      <w:r>
+        <w:t xml:space="preserve">internally consistent, well argued, and answering a question nobody asked.</w:t>
       </w:r>
     </w:p>
     <w:p>
@@ -322,19 +407,29 @@
         <w:pStyle w:val="BodyText"/>
       </w:pPr>
       <w:r>
-        <w:t xml:space="preserve">Four things produce that same shape: a condensed requirement, a neighbouring requirement, a search</w:t>
-      </w:r>
-      <w:r>
-        <w:t xml:space="preserve"> </w:t>
-      </w:r>
-      <w:r>
-        <w:t xml:space="preserve">that could not have matched, a control that ships switched off. Each yields a verdict that is</w:t>
-      </w:r>
-      <w:r>
-        <w:t xml:space="preserve"> </w:t>
-      </w:r>
-      <w:r>
-        <w:t xml:space="preserve">internally consistent, well argued, and answering a question nobody asked.</w:t>
+        <w:rPr>
+          <w:b/>
+          <w:bCs/>
+        </w:rPr>
+        <w:t xml:space="preserve">Fluency is what makes it stick.</w:t>
+      </w:r>
+      <w:r>
+        <w:t xml:space="preserve"> </w:t>
+      </w:r>
+      <w:r>
+        <w:t xml:space="preserve">An agent reasons fluently about a requirement whether or not it</w:t>
+      </w:r>
+      <w:r>
+        <w:t xml:space="preserve"> </w:t>
+      </w:r>
+      <w:r>
+        <w:t xml:space="preserve">read the requirement, whether or not the file it cites supports the claim, and whether or not its</w:t>
+      </w:r>
+      <w:r>
+        <w:t xml:space="preserve"> </w:t>
+      </w:r>
+      <w:r>
+        <w:t xml:space="preserve">search could have returned anything.</w:t>
       </w:r>
     </w:p>
     <w:p>
@@ -342,36 +437,6 @@
         <w:pStyle w:val="BodyText"/>
       </w:pPr>
       <w:r>
-        <w:rPr>
-          <w:b/>
-          <w:bCs/>
-        </w:rPr>
-        <w:t xml:space="preserve">Fluency is what makes it stick.</w:t>
-      </w:r>
-      <w:r>
-        <w:t xml:space="preserve"> </w:t>
-      </w:r>
-      <w:r>
-        <w:t xml:space="preserve">An agent reasons fluently about a requirement whether or not it</w:t>
-      </w:r>
-      <w:r>
-        <w:t xml:space="preserve"> </w:t>
-      </w:r>
-      <w:r>
-        <w:t xml:space="preserve">read the requirement, whether or not the file it cites supports the claim, and whether or not its</w:t>
-      </w:r>
-      <w:r>
-        <w:t xml:space="preserve"> </w:t>
-      </w:r>
-      <w:r>
-        <w:t xml:space="preserve">search could have returned anything.</w:t>
-      </w:r>
-    </w:p>
-    <w:p>
-      <w:pPr>
-        <w:pStyle w:val="BodyText"/>
-      </w:pPr>
-      <w:r>
         <w:t xml:space="preserve">A person who has not done the work looks like someone who has not done the work. An agent that has</w:t>
       </w:r>
       <w:r>
@@ -382,23 +447,28 @@
       </w:r>
     </w:p>
     <w:p>
-      <w:pPr>
-        <w:pStyle w:val="BodyText"/>
-      </w:pPr>
-      <w:r>
-        <w:t xml:space="preserve">So what follows is not a scoring rubric. It is a set of forcing functions that tell a real verdict</w:t>
-      </w:r>
-      <w:r>
-        <w:t xml:space="preserve"> </w:t>
-      </w:r>
-      <w:r>
-        <w:t xml:space="preserve">from a fluent one mechanically. The order matters: each step is worth little without the one above</w:t>
-      </w:r>
-      <w:r>
-        <w:t xml:space="preserve"> </w:t>
-      </w:r>
-      <w:r>
-        <w:t xml:space="preserve">it.</w:t>
+      <w:r>
+        <w:pict>
+          <v:rect style="width:0;height:1.5pt" o:hralign="center" o:hrstd="t" o:hr="t"/>
+        </w:pict>
+      </w:r>
+    </w:p>
+    <w:bookmarkEnd w:id="13"/>
+    <w:bookmarkStart w:id="14" w:name="the-six-forcing-functions"/>
+    <w:p>
+      <w:pPr>
+        <w:pStyle w:val="Heading2"/>
+      </w:pPr>
+      <w:r>
+        <w:t xml:space="preserve">The six forcing functions</w:t>
+      </w:r>
+    </w:p>
+    <w:p>
+      <w:pPr>
+        <w:pStyle w:val="FirstParagraph"/>
+      </w:pPr>
+      <w:r>
+        <w:t xml:space="preserve">The order matters: each step is worth little without the one above it.</w:t>
       </w:r>
     </w:p>
     <w:p>
@@ -663,8 +733,8 @@
         <w:t xml:space="preserve">, however well it reads.</w:t>
       </w:r>
     </w:p>
-    <w:bookmarkEnd w:id="12"/>
-    <w:bookmarkStart w:id="13" w:name="what-one-scored-cell-looks-like"/>
+    <w:bookmarkEnd w:id="14"/>
+    <w:bookmarkStart w:id="15" w:name="what-one-scored-cell-looks-like"/>
     <w:p>
       <w:pPr>
         <w:pStyle w:val="Heading2"/>
@@ -1280,8 +1350,8 @@
         <w:t xml:space="preserve">.</w:t>
       </w:r>
     </w:p>
-    <w:bookmarkEnd w:id="13"/>
-    <w:bookmarkStart w:id="14" w:name="Xeb4de11c7f9e84ded4ebc586203c6a5fc4cb3c1"/>
+    <w:bookmarkEnd w:id="15"/>
+    <w:bookmarkStart w:id="16" w:name="Xeb4de11c7f9e84ded4ebc586203c6a5fc4cb3c1"/>
     <w:p>
       <w:pPr>
         <w:pStyle w:val="Heading2"/>
@@ -1543,8 +1613,8 @@
         </w:pict>
       </w:r>
     </w:p>
-    <w:bookmarkEnd w:id="14"/>
-    <w:bookmarkStart w:id="15" w:name="what-asvs-is-before-any-of-the-rest"/>
+    <w:bookmarkEnd w:id="16"/>
+    <w:bookmarkStart w:id="17" w:name="what-asvs-is-before-any-of-the-rest"/>
     <w:p>
       <w:pPr>
         <w:pStyle w:val="Heading2"/>
@@ -1917,8 +1987,8 @@
         </w:pict>
       </w:r>
     </w:p>
-    <w:bookmarkEnd w:id="15"/>
-    <w:bookmarkStart w:id="18" w:name="Xf10fe3414f548397fd82e8f32aa17424de8643c"/>
+    <w:bookmarkEnd w:id="17"/>
+    <w:bookmarkStart w:id="20" w:name="Xf10fe3414f548397fd82e8f32aa17424de8643c"/>
     <w:p>
       <w:pPr>
         <w:pStyle w:val="Heading2"/>
@@ -1993,7 +2063,7 @@
         <w:t xml:space="preserve">one of them answers a slightly different question than the standard asked.</w:t>
       </w:r>
     </w:p>
-    <w:bookmarkStart w:id="16" w:name="how-this-cost-us-concretely"/>
+    <w:bookmarkStart w:id="18" w:name="how-this-cost-us-concretely"/>
     <w:p>
       <w:pPr>
         <w:pStyle w:val="Heading3"/>
@@ -2123,8 +2193,8 @@
         <w:t xml:space="preserve">occupies the slot where a real one would go.</w:t>
       </w:r>
     </w:p>
-    <w:bookmarkEnd w:id="16"/>
-    <w:bookmarkStart w:id="17" w:name="what-to-build-instead"/>
+    <w:bookmarkEnd w:id="18"/>
+    <w:bookmarkStart w:id="19" w:name="what-to-build-instead"/>
     <w:p>
       <w:pPr>
         <w:pStyle w:val="Heading3"/>
@@ -2211,9 +2281,9 @@
         </w:pict>
       </w:r>
     </w:p>
-    <w:bookmarkEnd w:id="17"/>
-    <w:bookmarkEnd w:id="18"/>
-    <w:bookmarkStart w:id="21" w:name="handing-this-to-claude-code"/>
+    <w:bookmarkEnd w:id="19"/>
+    <w:bookmarkEnd w:id="20"/>
+    <w:bookmarkStart w:id="23" w:name="handing-this-to-claude-code"/>
     <w:p>
       <w:pPr>
         <w:pStyle w:val="Heading2"/>
@@ -2334,7 +2404,7 @@
       <w:r>
         <w:t xml:space="preserve"> </w:t>
       </w:r>
-      <w:hyperlink r:id="rId19">
+      <w:hyperlink r:id="rId21">
         <w:r>
           <w:rPr>
             <w:rStyle w:val="Hyperlink"/>
@@ -2363,7 +2433,7 @@
       <w:r>
         <w:t xml:space="preserve"> </w:t>
       </w:r>
-      <w:hyperlink r:id="rId20">
+      <w:hyperlink r:id="rId22">
         <w:r>
           <w:rPr>
             <w:rStyle w:val="Hyperlink"/>
@@ -2382,8 +2452,8 @@
         </w:pict>
       </w:r>
     </w:p>
-    <w:bookmarkEnd w:id="21"/>
-    <w:bookmarkStart w:id="23" w:name="the-standard-supplies-no-verdict-rubric"/>
+    <w:bookmarkEnd w:id="23"/>
+    <w:bookmarkStart w:id="25" w:name="the-standard-supplies-no-verdict-rubric"/>
     <w:p>
       <w:pPr>
         <w:pStyle w:val="Heading2"/>
@@ -2546,7 +2616,7 @@
         <w:t xml:space="preserve">mechanically visible.</w:t>
       </w:r>
     </w:p>
-    <w:bookmarkStart w:id="22" w:name="X7b8e07fc67f24dcd27e5580ab1be0a7f549d276"/>
+    <w:bookmarkStart w:id="24" w:name="X7b8e07fc67f24dcd27e5580ab1be0a7f549d276"/>
     <w:p>
       <w:pPr>
         <w:pStyle w:val="Heading3"/>
@@ -2596,9 +2666,9 @@
         </w:pict>
       </w:r>
     </w:p>
-    <w:bookmarkEnd w:id="22"/>
-    <w:bookmarkEnd w:id="23"/>
-    <w:bookmarkStart w:id="26" w:name="one-computed-record-is-the-authority"/>
+    <w:bookmarkEnd w:id="24"/>
+    <w:bookmarkEnd w:id="25"/>
+    <w:bookmarkStart w:id="28" w:name="one-computed-record-is-the-authority"/>
     <w:p>
       <w:pPr>
         <w:pStyle w:val="Heading2"/>
@@ -2866,7 +2936,7 @@
         <w:t xml:space="preserve">far below the cost of one afternoon spent working out which of four totals is real.</w:t>
       </w:r>
     </w:p>
-    <w:bookmarkStart w:id="24" w:name="X023756b9fda230af7f19b6270e9a033f8b3d658"/>
+    <w:bookmarkStart w:id="26" w:name="X023756b9fda230af7f19b6270e9a033f8b3d658"/>
     <w:p>
       <w:pPr>
         <w:pStyle w:val="Heading3"/>
@@ -3018,8 +3088,8 @@
         <w:t xml:space="preserve">future worker inherits it before doing any work of their own.</w:t>
       </w:r>
     </w:p>
-    <w:bookmarkEnd w:id="24"/>
-    <w:bookmarkStart w:id="25" w:name="X182ec6cdf01a62d8f4fdc07e3fb624366394266"/>
+    <w:bookmarkEnd w:id="26"/>
+    <w:bookmarkStart w:id="27" w:name="X182ec6cdf01a62d8f4fdc07e3fb624366394266"/>
     <w:p>
       <w:pPr>
         <w:pStyle w:val="Heading3"/>
@@ -3103,9 +3173,9 @@
         </w:pict>
       </w:r>
     </w:p>
-    <w:bookmarkEnd w:id="25"/>
-    <w:bookmarkEnd w:id="26"/>
-    <w:bookmarkStart w:id="31" w:name="X2dc48a5a59269d1dba9f5132d9e27a5fe351d61"/>
+    <w:bookmarkEnd w:id="27"/>
+    <w:bookmarkEnd w:id="28"/>
+    <w:bookmarkStart w:id="33" w:name="X2dc48a5a59269d1dba9f5132d9e27a5fe351d61"/>
     <w:p>
       <w:pPr>
         <w:pStyle w:val="Heading2"/>
@@ -3522,7 +3592,7 @@
         <w:t xml:space="preserve">Three of these carry most of the weight.</w:t>
       </w:r>
     </w:p>
-    <w:bookmarkStart w:id="27" w:name="unverified-must-never-look-like-a-pass"/>
+    <w:bookmarkStart w:id="29" w:name="unverified-must-never-look-like-a-pass"/>
     <w:p>
       <w:pPr>
         <w:pStyle w:val="Heading3"/>
@@ -3950,8 +4020,8 @@
         <w:t xml:space="preserve">credibility on everything you got right.</w:t>
       </w:r>
     </w:p>
-    <w:bookmarkEnd w:id="27"/>
-    <w:bookmarkStart w:id="28" w:name="it-can-be-configured-is-never-a-pass"/>
+    <w:bookmarkEnd w:id="29"/>
+    <w:bookmarkStart w:id="30" w:name="it-can-be-configured-is-never-a-pass"/>
     <w:p>
       <w:pPr>
         <w:pStyle w:val="Heading3"/>
@@ -4031,8 +4101,8 @@
         <w:t xml:space="preserve">relaxation are all not passes.</w:t>
       </w:r>
     </w:p>
-    <w:bookmarkEnd w:id="28"/>
-    <w:bookmarkStart w:id="29" w:name="X9fed1a6b67c30553b947f727622d4a390777924"/>
+    <w:bookmarkEnd w:id="30"/>
+    <w:bookmarkStart w:id="31" w:name="X9fed1a6b67c30553b947f727622d4a390777924"/>
     <w:p>
       <w:pPr>
         <w:pStyle w:val="Heading3"/>
@@ -4173,8 +4243,8 @@
         <w:t xml:space="preserve">satisfied by a shipped default is not partial -- it is a pass.</w:t>
       </w:r>
     </w:p>
-    <w:bookmarkEnd w:id="29"/>
-    <w:bookmarkStart w:id="30" w:name="when-uncertain-take-the-worse-grade"/>
+    <w:bookmarkEnd w:id="31"/>
+    <w:bookmarkStart w:id="32" w:name="when-uncertain-take-the-worse-grade"/>
     <w:p>
       <w:pPr>
         <w:pStyle w:val="Heading3"/>
@@ -4220,9 +4290,9 @@
         </w:pict>
       </w:r>
     </w:p>
-    <w:bookmarkEnd w:id="30"/>
-    <w:bookmarkEnd w:id="31"/>
-    <w:bookmarkStart w:id="32" w:name="Xb2a470ebaaf3f519a3e992fc8db909b08474653"/>
+    <w:bookmarkEnd w:id="32"/>
+    <w:bookmarkEnd w:id="33"/>
+    <w:bookmarkStart w:id="34" w:name="Xb2a470ebaaf3f519a3e992fc8db909b08474653"/>
     <w:p>
       <w:pPr>
         <w:pStyle w:val="Heading2"/>
@@ -4690,8 +4760,8 @@
         </w:pict>
       </w:r>
     </w:p>
-    <w:bookmarkEnd w:id="32"/>
-    <w:bookmarkStart w:id="34" w:name="declare-scope-positively"/>
+    <w:bookmarkEnd w:id="34"/>
+    <w:bookmarkStart w:id="36" w:name="declare-scope-positively"/>
     <w:p>
       <w:pPr>
         <w:pStyle w:val="Heading2"/>
@@ -4790,7 +4860,7 @@
         <w:t xml:space="preserve">-- arguable.</w:t>
       </w:r>
     </w:p>
-    <w:bookmarkStart w:id="33" w:name="Xea0d9cefd237b403a840400b66286a5a23d470f"/>
+    <w:bookmarkStart w:id="35" w:name="Xea0d9cefd237b403a840400b66286a5a23d470f"/>
     <w:p>
       <w:pPr>
         <w:pStyle w:val="Heading3"/>
@@ -4889,9 +4959,9 @@
         </w:pict>
       </w:r>
     </w:p>
-    <w:bookmarkEnd w:id="33"/>
-    <w:bookmarkEnd w:id="34"/>
-    <w:bookmarkStart w:id="38" w:name="Xc090fa88c6c6954108e47d6c082dfc03d4254e5"/>
+    <w:bookmarkEnd w:id="35"/>
+    <w:bookmarkEnd w:id="36"/>
+    <w:bookmarkStart w:id="40" w:name="Xc090fa88c6c6954108e47d6c082dfc03d4254e5"/>
     <w:p>
       <w:pPr>
         <w:pStyle w:val="Heading2"/>
@@ -5083,7 +5153,7 @@
         <w:t xml:space="preserve">nor the absence of surrounding code settles applicability on its own.</w:t>
       </w:r>
     </w:p>
-    <w:bookmarkStart w:id="35" w:name="grade-the-strength-of-the-na"/>
+    <w:bookmarkStart w:id="37" w:name="grade-the-strength-of-the-na"/>
     <w:p>
       <w:pPr>
         <w:pStyle w:val="Heading3"/>
@@ -5216,8 +5286,8 @@
         <w:t xml:space="preserve">least certain.</w:t>
       </w:r>
     </w:p>
-    <w:bookmarkEnd w:id="35"/>
-    <w:bookmarkStart w:id="36" w:name="X338a9ccd7eb537d7024df73cc3c5f9ade8edaae"/>
+    <w:bookmarkEnd w:id="37"/>
+    <w:bookmarkStart w:id="38" w:name="X338a9ccd7eb537d7024df73cc3c5f9ade8edaae"/>
     <w:p>
       <w:pPr>
         <w:pStyle w:val="Heading3"/>
@@ -5295,8 +5365,8 @@
         <w:t xml:space="preserve">and re-check those cells whenever the feature they depend on is proposed.</w:t>
       </w:r>
     </w:p>
-    <w:bookmarkEnd w:id="36"/>
-    <w:bookmarkStart w:id="37" w:name="X1e6c694f52e77eb3f7a895b30f272d6e3ea20ac"/>
+    <w:bookmarkEnd w:id="38"/>
+    <w:bookmarkStart w:id="39" w:name="X1e6c694f52e77eb3f7a895b30f272d6e3ea20ac"/>
     <w:p>
       <w:pPr>
         <w:pStyle w:val="Heading3"/>
@@ -5455,9 +5525,9 @@
         </w:pict>
       </w:r>
     </w:p>
-    <w:bookmarkEnd w:id="37"/>
-    <w:bookmarkEnd w:id="38"/>
-    <w:bookmarkStart w:id="40" w:name="X68ec569b1732dc7f024e5d980b833ff244c0f3e"/>
+    <w:bookmarkEnd w:id="39"/>
+    <w:bookmarkEnd w:id="40"/>
+    <w:bookmarkStart w:id="42" w:name="X68ec569b1732dc7f024e5d980b833ff244c0f3e"/>
     <w:p>
       <w:pPr>
         <w:pStyle w:val="Heading2"/>
@@ -5726,7 +5796,7 @@
         <w:t xml:space="preserve">non-applicable one.</w:t>
       </w:r>
     </w:p>
-    <w:bookmarkStart w:id="39" w:name="X6999e7ab36237cefb82c8735ab07b4eeed90ae0"/>
+    <w:bookmarkStart w:id="41" w:name="X6999e7ab36237cefb82c8735ab07b4eeed90ae0"/>
     <w:p>
       <w:pPr>
         <w:pStyle w:val="Heading3"/>
@@ -5927,9 +5997,9 @@
         </w:pict>
       </w:r>
     </w:p>
-    <w:bookmarkEnd w:id="39"/>
-    <w:bookmarkEnd w:id="40"/>
-    <w:bookmarkStart w:id="50" w:name="Xb9601716c7c3ff25a426b6a58f0ad395739b0ea"/>
+    <w:bookmarkEnd w:id="41"/>
+    <w:bookmarkEnd w:id="42"/>
+    <w:bookmarkStart w:id="52" w:name="Xb9601716c7c3ff25a426b6a58f0ad395739b0ea"/>
     <w:p>
       <w:pPr>
         <w:pStyle w:val="Heading2"/>
@@ -6270,7 +6340,7 @@
         </w:tc>
       </w:tr>
     </w:tbl>
-    <w:bookmarkStart w:id="41" w:name="anchor-to-a-token-not-to-a-line-number"/>
+    <w:bookmarkStart w:id="43" w:name="anchor-to-a-token-not-to-a-line-number"/>
     <w:p>
       <w:pPr>
         <w:pStyle w:val="Heading3"/>
@@ -6389,8 +6459,8 @@
         <w:t xml:space="preserve">already suspects something.</w:t>
       </w:r>
     </w:p>
-    <w:bookmarkEnd w:id="41"/>
-    <w:bookmarkStart w:id="42" w:name="X7b86c94b0727501b3598dca5200e900eb1907ee"/>
+    <w:bookmarkEnd w:id="43"/>
+    <w:bookmarkStart w:id="44" w:name="X7b86c94b0727501b3598dca5200e900eb1907ee"/>
     <w:p>
       <w:pPr>
         <w:pStyle w:val="Heading3"/>
@@ -6796,8 +6866,8 @@
         <w:t xml:space="preserve">control that proves the probe can see anything at all.</w:t>
       </w:r>
     </w:p>
-    <w:bookmarkEnd w:id="42"/>
-    <w:bookmarkStart w:id="43" w:name="X5b4e81a255ecd0019e67b37cc754dd4c53f56f2"/>
+    <w:bookmarkEnd w:id="44"/>
+    <w:bookmarkStart w:id="45" w:name="X5b4e81a255ecd0019e67b37cc754dd4c53f56f2"/>
     <w:p>
       <w:pPr>
         <w:pStyle w:val="Heading3"/>
@@ -6989,8 +7059,8 @@
         <w:t xml:space="preserve">staleness is visible without anyone having to ask.</w:t>
       </w:r>
     </w:p>
-    <w:bookmarkEnd w:id="43"/>
-    <w:bookmarkStart w:id="44" w:name="X227b561b7c3f1ccba767ffaab583dadb153e75c"/>
+    <w:bookmarkEnd w:id="45"/>
+    <w:bookmarkStart w:id="46" w:name="X227b561b7c3f1ccba767ffaab583dadb153e75c"/>
     <w:p>
       <w:pPr>
         <w:pStyle w:val="Heading3"/>
@@ -7361,8 +7431,8 @@
         <w:t xml:space="preserve">covers its domain survives the fix. An anchor on the hole cannot, by construction.</w:t>
       </w:r>
     </w:p>
-    <w:bookmarkEnd w:id="44"/>
-    <w:bookmarkStart w:id="45" w:name="X6e216ff1e2b2eaa99fe53533c21ec85f2e676b4"/>
+    <w:bookmarkEnd w:id="46"/>
+    <w:bookmarkStart w:id="47" w:name="X6e216ff1e2b2eaa99fe53533c21ec85f2e676b4"/>
     <w:p>
       <w:pPr>
         <w:pStyle w:val="Heading3"/>
@@ -7659,8 +7729,8 @@
         <w:t xml:space="preserve">quoted as one.</w:t>
       </w:r>
     </w:p>
-    <w:bookmarkEnd w:id="45"/>
-    <w:bookmarkStart w:id="46" w:name="X5c438acbc733a33ad4f62588f043c538b4cb710"/>
+    <w:bookmarkEnd w:id="47"/>
+    <w:bookmarkStart w:id="48" w:name="X5c438acbc733a33ad4f62588f043c538b4cb710"/>
     <w:p>
       <w:pPr>
         <w:pStyle w:val="Heading3"/>
@@ -7768,8 +7838,8 @@
         <w:t xml:space="preserve">rather than describing it.</w:t>
       </w:r>
     </w:p>
-    <w:bookmarkEnd w:id="46"/>
-    <w:bookmarkStart w:id="48" w:name="X268fb77a76c88a7fb81955623dd4d9898fa1960"/>
+    <w:bookmarkEnd w:id="48"/>
+    <w:bookmarkStart w:id="50" w:name="X268fb77a76c88a7fb81955623dd4d9898fa1960"/>
     <w:p>
       <w:pPr>
         <w:pStyle w:val="Heading3"/>
@@ -7905,7 +7975,7 @@
       <w:r>
         <w:t xml:space="preserve"> </w:t>
       </w:r>
-      <w:hyperlink r:id="rId47">
+      <w:hyperlink r:id="rId49">
         <w:r>
           <w:rPr>
             <w:rStyle w:val="VerbatimChar"/>
@@ -8036,8 +8106,8 @@
         <w:t xml:space="preserve">gate, make it fail on purpose, and prove it can see the class of thing it claims to have ruled out.</w:t>
       </w:r>
     </w:p>
-    <w:bookmarkEnd w:id="48"/>
-    <w:bookmarkStart w:id="49" w:name="Xcaacfe83143e5ee124dfdc272fd00dd6566c538"/>
+    <w:bookmarkEnd w:id="50"/>
+    <w:bookmarkStart w:id="51" w:name="Xcaacfe83143e5ee124dfdc272fd00dd6566c538"/>
     <w:p>
       <w:pPr>
         <w:pStyle w:val="Heading3"/>
@@ -8337,9 +8407,9 @@
         </w:pict>
       </w:r>
     </w:p>
-    <w:bookmarkEnd w:id="49"/>
-    <w:bookmarkEnd w:id="50"/>
-    <w:bookmarkStart w:id="54" w:name="the-domain-is-a-separate-claim"/>
+    <w:bookmarkEnd w:id="51"/>
+    <w:bookmarkEnd w:id="52"/>
+    <w:bookmarkStart w:id="56" w:name="the-domain-is-a-separate-claim"/>
     <w:p>
       <w:pPr>
         <w:pStyle w:val="Heading2"/>
@@ -8454,7 +8524,7 @@
         <w:t xml:space="preserve">resolved.</w:t>
       </w:r>
     </w:p>
-    <w:bookmarkStart w:id="51" w:name="X1dc31482611725fe55a7313c3a2a7deca3bf946"/>
+    <w:bookmarkStart w:id="53" w:name="X1dc31482611725fe55a7313c3a2a7deca3bf946"/>
     <w:p>
       <w:pPr>
         <w:pStyle w:val="Heading3"/>
@@ -8548,8 +8618,8 @@
         <w:t xml:space="preserve">you imagined; an enumeration tests the ones you did not.</w:t>
       </w:r>
     </w:p>
-    <w:bookmarkEnd w:id="51"/>
-    <w:bookmarkStart w:id="52" w:name="X64f83bf3202ba4a50772fdae8c7330f8b9c50bd"/>
+    <w:bookmarkEnd w:id="53"/>
+    <w:bookmarkStart w:id="54" w:name="X64f83bf3202ba4a50772fdae8c7330f8b9c50bd"/>
     <w:p>
       <w:pPr>
         <w:pStyle w:val="Heading3"/>
@@ -8684,8 +8754,8 @@
         <w:t xml:space="preserve">the authority and loses the falsifiability, which is the worse of the two outcomes.</w:t>
       </w:r>
     </w:p>
-    <w:bookmarkEnd w:id="52"/>
-    <w:bookmarkStart w:id="53" w:name="X656636297287d5f27c3cf5ec9c09e50038aaec3"/>
+    <w:bookmarkEnd w:id="54"/>
+    <w:bookmarkStart w:id="55" w:name="X656636297287d5f27c3cf5ec9c09e50038aaec3"/>
     <w:p>
       <w:pPr>
         <w:pStyle w:val="Heading3"/>
@@ -8768,9 +8838,9 @@
         </w:pict>
       </w:r>
     </w:p>
-    <w:bookmarkEnd w:id="53"/>
-    <w:bookmarkEnd w:id="54"/>
-    <w:bookmarkStart w:id="56" w:name="never-score-against-a-paraphrase"/>
+    <w:bookmarkEnd w:id="55"/>
+    <w:bookmarkEnd w:id="56"/>
+    <w:bookmarkStart w:id="58" w:name="never-score-against-a-paraphrase"/>
     <w:p>
       <w:pPr>
         <w:pStyle w:val="Heading2"/>
@@ -8897,7 +8967,7 @@
         <w:t xml:space="preserve">rather than as a starting point.</w:t>
       </w:r>
     </w:p>
-    <w:bookmarkStart w:id="55" w:name="Xe206d5efc8274dd88d80223ef348a77d7dc4510"/>
+    <w:bookmarkStart w:id="57" w:name="Xe206d5efc8274dd88d80223ef348a77d7dc4510"/>
     <w:p>
       <w:pPr>
         <w:pStyle w:val="Heading3"/>
@@ -8979,9 +9049,9 @@
         </w:pict>
       </w:r>
     </w:p>
-    <w:bookmarkEnd w:id="55"/>
-    <w:bookmarkEnd w:id="56"/>
-    <w:bookmarkStart w:id="57" w:name="Xaf542ece3ec87b09951527b3753abc26456fe93"/>
+    <w:bookmarkEnd w:id="57"/>
+    <w:bookmarkEnd w:id="58"/>
+    <w:bookmarkStart w:id="59" w:name="Xaf542ece3ec87b09951527b3753abc26456fe93"/>
     <w:p>
       <w:pPr>
         <w:pStyle w:val="Heading2"/>
@@ -9332,8 +9402,8 @@
         </w:pict>
       </w:r>
     </w:p>
-    <w:bookmarkEnd w:id="57"/>
-    <w:bookmarkStart w:id="63" w:name="X387437c0ae3cc64d0e2cea77f1e3dea6b024255"/>
+    <w:bookmarkEnd w:id="59"/>
+    <w:bookmarkStart w:id="65" w:name="X387437c0ae3cc64d0e2cea77f1e3dea6b024255"/>
     <w:p>
       <w:pPr>
         <w:pStyle w:val="Heading2"/>
@@ -9450,7 +9520,7 @@
         <w:t xml:space="preserve">advances is noise. A hash of the cell's own evidence set answers the question that matters.</w:t>
       </w:r>
     </w:p>
-    <w:bookmarkStart w:id="58" w:name="X18ee454080ffc27fe75bf967c88472dd7fe1300"/>
+    <w:bookmarkStart w:id="60" w:name="X18ee454080ffc27fe75bf967c88472dd7fe1300"/>
     <w:p>
       <w:pPr>
         <w:pStyle w:val="Heading3"/>
@@ -9509,8 +9579,8 @@
         <w:t xml:space="preserve">number describes a tree nobody else can see.</w:t>
       </w:r>
     </w:p>
-    <w:bookmarkEnd w:id="58"/>
-    <w:bookmarkStart w:id="59" w:name="X37a9b3664bcefab417490d8507f100e4b0ef5c2"/>
+    <w:bookmarkEnd w:id="60"/>
+    <w:bookmarkStart w:id="61" w:name="X37a9b3664bcefab417490d8507f100e4b0ef5c2"/>
     <w:p>
       <w:pPr>
         <w:pStyle w:val="Heading3"/>
@@ -9676,8 +9746,8 @@
         <w:t xml:space="preserve">fetch gets the tool bypassed inside a day.</w:t>
       </w:r>
     </w:p>
-    <w:bookmarkEnd w:id="59"/>
-    <w:bookmarkStart w:id="60" w:name="Xbf1a4641024085ff01a8450a1bb98e1f9548ea6"/>
+    <w:bookmarkEnd w:id="61"/>
+    <w:bookmarkStart w:id="62" w:name="Xbf1a4641024085ff01a8450a1bb98e1f9548ea6"/>
     <w:p>
       <w:pPr>
         <w:pStyle w:val="Heading3"/>
@@ -9766,8 +9836,8 @@
         <w:t xml:space="preserve">judgment call.</w:t>
       </w:r>
     </w:p>
-    <w:bookmarkEnd w:id="60"/>
-    <w:bookmarkStart w:id="61" w:name="X0a21b51412e7f1669536a7c0fcbdee17dd0b932"/>
+    <w:bookmarkEnd w:id="62"/>
+    <w:bookmarkStart w:id="63" w:name="X0a21b51412e7f1669536a7c0fcbdee17dd0b932"/>
     <w:p>
       <w:pPr>
         <w:pStyle w:val="Heading3"/>
@@ -9816,8 +9886,8 @@
         <w:t xml:space="preserve">current tree, where the token resolves.</w:t>
       </w:r>
     </w:p>
-    <w:bookmarkEnd w:id="61"/>
-    <w:bookmarkStart w:id="62" w:name="X6810153029f8132f1bd9bb0c2a7a008083c6399"/>
+    <w:bookmarkEnd w:id="63"/>
+    <w:bookmarkStart w:id="64" w:name="X6810153029f8132f1bd9bb0c2a7a008083c6399"/>
     <w:p>
       <w:pPr>
         <w:pStyle w:val="Heading3"/>
@@ -9916,9 +9986,9 @@
         </w:pict>
       </w:r>
     </w:p>
-    <w:bookmarkEnd w:id="62"/>
-    <w:bookmarkEnd w:id="63"/>
-    <w:bookmarkStart w:id="64" w:name="a-score-is-a-moving-target"/>
+    <w:bookmarkEnd w:id="64"/>
+    <w:bookmarkEnd w:id="65"/>
+    <w:bookmarkStart w:id="66" w:name="a-score-is-a-moving-target"/>
     <w:p>
       <w:pPr>
         <w:pStyle w:val="Heading2"/>
@@ -10188,8 +10258,8 @@
         </w:pict>
       </w:r>
     </w:p>
-    <w:bookmarkEnd w:id="64"/>
-    <w:bookmarkStart w:id="66" w:name="how-to-read-a-movement-in-the-numbers"/>
+    <w:bookmarkEnd w:id="66"/>
+    <w:bookmarkStart w:id="68" w:name="how-to-read-a-movement-in-the-numbers"/>
     <w:p>
       <w:pPr>
         <w:pStyle w:val="Heading2"/>
@@ -10858,7 +10928,7 @@
         <w:t xml:space="preserve">nothing moved because nothing was looking.</w:t>
       </w:r>
     </w:p>
-    <w:bookmarkStart w:id="65" w:name="X96d632f4a460d3470f7f2ef287c388883da3331"/>
+    <w:bookmarkStart w:id="67" w:name="X96d632f4a460d3470f7f2ef287c388883da3331"/>
     <w:p>
       <w:pPr>
         <w:pStyle w:val="Heading3"/>
@@ -11153,9 +11223,9 @@
         </w:pict>
       </w:r>
     </w:p>
-    <w:bookmarkEnd w:id="65"/>
-    <w:bookmarkEnd w:id="66"/>
-    <w:bookmarkStart w:id="75" w:name="partitioning-the-work-across-agents"/>
+    <w:bookmarkEnd w:id="67"/>
+    <w:bookmarkEnd w:id="68"/>
+    <w:bookmarkStart w:id="77" w:name="partitioning-the-work-across-agents"/>
     <w:p>
       <w:pPr>
         <w:pStyle w:val="Heading2"/>
@@ -11321,7 +11391,7 @@
       <w:r>
         <w:t xml:space="preserve"> </w:t>
       </w:r>
-      <w:hyperlink r:id="rId67">
+      <w:hyperlink r:id="rId69">
         <w:r>
           <w:rPr>
             <w:rStyle w:val="VerbatimChar"/>
@@ -11411,7 +11481,7 @@
       <w:r>
         <w:t xml:space="preserve"> </w:t>
       </w:r>
-      <w:hyperlink r:id="rId68">
+      <w:hyperlink r:id="rId70">
         <w:r>
           <w:rPr>
             <w:rStyle w:val="VerbatimChar"/>
@@ -11431,7 +11501,7 @@
       <w:r>
         <w:t xml:space="preserve"> </w:t>
       </w:r>
-      <w:hyperlink r:id="rId69">
+      <w:hyperlink r:id="rId71">
         <w:r>
           <w:rPr>
             <w:rStyle w:val="VerbatimChar"/>
@@ -11566,7 +11636,7 @@
         <w:t xml:space="preserve">later disagreement is unresolvable and gets settled by whoever argues last.</w:t>
       </w:r>
     </w:p>
-    <w:bookmarkStart w:id="70" w:name="what-cell-partitioning-does-not-buy-you"/>
+    <w:bookmarkStart w:id="72" w:name="what-cell-partitioning-does-not-buy-you"/>
     <w:p>
       <w:pPr>
         <w:pStyle w:val="Heading3"/>
@@ -11742,8 +11812,8 @@
         <w:t xml:space="preserve">control; it is luck with a job title.</w:t>
       </w:r>
     </w:p>
-    <w:bookmarkEnd w:id="70"/>
-    <w:bookmarkStart w:id="71" w:name="Xed17484cfeab73360b17016e4cfb4ae2d47ebd2"/>
+    <w:bookmarkEnd w:id="72"/>
+    <w:bookmarkStart w:id="73" w:name="Xed17484cfeab73360b17016e4cfb4ae2d47ebd2"/>
     <w:p>
       <w:pPr>
         <w:pStyle w:val="Heading3"/>
@@ -11813,8 +11883,8 @@
         <w:t xml:space="preserve">dropped one is not.</w:t>
       </w:r>
     </w:p>
-    <w:bookmarkEnd w:id="71"/>
-    <w:bookmarkStart w:id="72" w:name="Xa1800cceba75d3023767a25f17c36a5a51e0878"/>
+    <w:bookmarkEnd w:id="73"/>
+    <w:bookmarkStart w:id="74" w:name="Xa1800cceba75d3023767a25f17c36a5a51e0878"/>
     <w:p>
       <w:pPr>
         <w:pStyle w:val="Heading3"/>
@@ -11898,8 +11968,8 @@
         <w:t xml:space="preserve">A combined diff nets a removal and a reintroduction out invisibly.</w:t>
       </w:r>
     </w:p>
-    <w:bookmarkEnd w:id="72"/>
-    <w:bookmarkStart w:id="73" w:name="X60ee7da7d5c70255fda7be8fb1e2d2105609874"/>
+    <w:bookmarkEnd w:id="74"/>
+    <w:bookmarkStart w:id="75" w:name="X60ee7da7d5c70255fda7be8fb1e2d2105609874"/>
     <w:p>
       <w:pPr>
         <w:pStyle w:val="Heading3"/>
@@ -11946,8 +12016,8 @@
         <w:t xml:space="preserve">route the revision, not to absorb it.</w:t>
       </w:r>
     </w:p>
-    <w:bookmarkEnd w:id="73"/>
-    <w:bookmarkStart w:id="74" w:name="contested-cells-get-parked-not-forced"/>
+    <w:bookmarkEnd w:id="75"/>
+    <w:bookmarkStart w:id="76" w:name="contested-cells-get-parked-not-forced"/>
     <w:p>
       <w:pPr>
         <w:pStyle w:val="Heading3"/>
@@ -12047,9 +12117,9 @@
         </w:pict>
       </w:r>
     </w:p>
-    <w:bookmarkEnd w:id="74"/>
-    <w:bookmarkEnd w:id="75"/>
-    <w:bookmarkStart w:id="84" w:name="the-review-pass"/>
+    <w:bookmarkEnd w:id="76"/>
+    <w:bookmarkEnd w:id="77"/>
+    <w:bookmarkStart w:id="86" w:name="the-review-pass"/>
     <w:p>
       <w:pPr>
         <w:pStyle w:val="Heading2"/>
@@ -12553,7 +12623,7 @@
         <w:t xml:space="preserve">Budget roughly a minute per cell for this. It is the highest-yield activity in the entire exercise.</w:t>
       </w:r>
     </w:p>
-    <w:bookmarkStart w:id="76" w:name="Xd6180b755c384e4c2d0b26f47cc10d21f5b9943"/>
+    <w:bookmarkStart w:id="78" w:name="Xd6180b755c384e4c2d0b26f47cc10d21f5b9943"/>
     <w:p>
       <w:pPr>
         <w:pStyle w:val="Heading3"/>
@@ -12760,8 +12830,8 @@
         <w:t xml:space="preserve">untouched no matter how many of them you add.</w:t>
       </w:r>
     </w:p>
-    <w:bookmarkEnd w:id="76"/>
-    <w:bookmarkStart w:id="77" w:name="X9bba6a60e38d86f0e9b4a593eef129342d693cd"/>
+    <w:bookmarkEnd w:id="78"/>
+    <w:bookmarkStart w:id="79" w:name="X9bba6a60e38d86f0e9b4a593eef129342d693cd"/>
     <w:p>
       <w:pPr>
         <w:pStyle w:val="Heading3"/>
@@ -12932,8 +13002,8 @@
         <w:t xml:space="preserve">restore the file byte-exactly afterwards.</w:t>
       </w:r>
     </w:p>
-    <w:bookmarkEnd w:id="77"/>
-    <w:bookmarkStart w:id="78" w:name="X2522423dbdb128211a4cbeae7267ec2bed1586d"/>
+    <w:bookmarkEnd w:id="79"/>
+    <w:bookmarkStart w:id="80" w:name="X2522423dbdb128211a4cbeae7267ec2bed1586d"/>
     <w:p>
       <w:pPr>
         <w:pStyle w:val="Heading3"/>
@@ -13013,8 +13083,8 @@
         <w:t xml:space="preserve">were testing, and the exit code cannot tell them apart.</w:t>
       </w:r>
     </w:p>
-    <w:bookmarkEnd w:id="78"/>
-    <w:bookmarkStart w:id="79" w:name="Xba97d8b6bf5336855cc92929a6d3d7649b95097"/>
+    <w:bookmarkEnd w:id="80"/>
+    <w:bookmarkStart w:id="81" w:name="Xba97d8b6bf5336855cc92929a6d3d7649b95097"/>
     <w:p>
       <w:pPr>
         <w:pStyle w:val="Heading3"/>
@@ -13073,8 +13143,8 @@
         <w:t xml:space="preserve">to a stale number is the wrong-base error wearing different clothes.</w:t>
       </w:r>
     </w:p>
-    <w:bookmarkEnd w:id="79"/>
-    <w:bookmarkStart w:id="80" w:name="Xae664b214254635f7a5cf3fd8b7bb3f83bc9c24"/>
+    <w:bookmarkEnd w:id="81"/>
+    <w:bookmarkStart w:id="82" w:name="Xae664b214254635f7a5cf3fd8b7bb3f83bc9c24"/>
     <w:p>
       <w:pPr>
         <w:pStyle w:val="Heading3"/>
@@ -13133,8 +13203,8 @@
         <w:t xml:space="preserve">already reached.</w:t>
       </w:r>
     </w:p>
-    <w:bookmarkEnd w:id="80"/>
-    <w:bookmarkStart w:id="81" w:name="say-the-per-cell-cost-early"/>
+    <w:bookmarkEnd w:id="82"/>
+    <w:bookmarkStart w:id="83" w:name="say-the-per-cell-cost-early"/>
     <w:p>
       <w:pPr>
         <w:pStyle w:val="Heading3"/>
@@ -13220,8 +13290,8 @@
         <w:t xml:space="preserve">anything; it has bought a document that reads like an assessment.</w:t>
       </w:r>
     </w:p>
-    <w:bookmarkEnd w:id="81"/>
-    <w:bookmarkStart w:id="82" w:name="X8c45774f965c9ba9906f791ad396db5f44701e9"/>
+    <w:bookmarkEnd w:id="83"/>
+    <w:bookmarkStart w:id="84" w:name="X8c45774f965c9ba9906f791ad396db5f44701e9"/>
     <w:p>
       <w:pPr>
         <w:pStyle w:val="Heading3"/>
@@ -14070,8 +14140,8 @@
         <w:t xml:space="preserve">any argument about drift.</w:t>
       </w:r>
     </w:p>
-    <w:bookmarkEnd w:id="82"/>
-    <w:bookmarkStart w:id="83" w:name="X00a710053fe2eb26693a0dd5e2a5fd1bc2dfb9b"/>
+    <w:bookmarkEnd w:id="84"/>
+    <w:bookmarkStart w:id="85" w:name="X00a710053fe2eb26693a0dd5e2a5fd1bc2dfb9b"/>
     <w:p>
       <w:pPr>
         <w:pStyle w:val="Heading3"/>
@@ -14484,9 +14554,9 @@
         </w:pict>
       </w:r>
     </w:p>
-    <w:bookmarkEnd w:id="83"/>
-    <w:bookmarkEnd w:id="84"/>
-    <w:bookmarkStart w:id="86" w:name="keeping-the-sweep-scoped"/>
+    <w:bookmarkEnd w:id="85"/>
+    <w:bookmarkEnd w:id="86"/>
+    <w:bookmarkStart w:id="88" w:name="keeping-the-sweep-scoped"/>
     <w:p>
       <w:pPr>
         <w:pStyle w:val="Heading2"/>
@@ -14635,7 +14705,7 @@
         <w:t xml:space="preserve">first part, with its escape hatch named explicitly.</w:t>
       </w:r>
     </w:p>
-    <w:bookmarkStart w:id="85" w:name="X2930471dab1f5c25d735c5902050760135fe02f"/>
+    <w:bookmarkStart w:id="87" w:name="X2930471dab1f5c25d735c5902050760135fe02f"/>
     <w:p>
       <w:pPr>
         <w:pStyle w:val="Heading3"/>
@@ -14808,9 +14878,9 @@
         </w:pict>
       </w:r>
     </w:p>
-    <w:bookmarkEnd w:id="85"/>
-    <w:bookmarkEnd w:id="86"/>
-    <w:bookmarkStart w:id="88" w:name="fixing-the-defect-breaks-the-citation"/>
+    <w:bookmarkEnd w:id="87"/>
+    <w:bookmarkEnd w:id="88"/>
+    <w:bookmarkStart w:id="90" w:name="fixing-the-defect-breaks-the-citation"/>
     <w:p>
       <w:pPr>
         <w:pStyle w:val="Heading2"/>
@@ -15052,7 +15122,7 @@
         <w:t xml:space="preserve">so the window cannot widen underneath you.</w:t>
       </w:r>
     </w:p>
-    <w:bookmarkStart w:id="87" w:name="green-is-not-the-finish-line"/>
+    <w:bookmarkStart w:id="89" w:name="green-is-not-the-finish-line"/>
     <w:p>
       <w:pPr>
         <w:pStyle w:val="Heading3"/>
@@ -15107,9 +15177,9 @@
         </w:pict>
       </w:r>
     </w:p>
-    <w:bookmarkEnd w:id="87"/>
-    <w:bookmarkEnd w:id="88"/>
-    <w:bookmarkStart w:id="89" w:name="what-this-method-is-not"/>
+    <w:bookmarkEnd w:id="89"/>
+    <w:bookmarkEnd w:id="90"/>
+    <w:bookmarkStart w:id="91" w:name="what-this-method-is-not"/>
     <w:p>
       <w:pPr>
         <w:pStyle w:val="Heading2"/>
@@ -15303,8 +15373,8 @@
         </w:pict>
       </w:r>
     </w:p>
-    <w:bookmarkEnd w:id="89"/>
-    <w:bookmarkStart w:id="90" w:name="checklist"/>
+    <w:bookmarkEnd w:id="91"/>
+    <w:bookmarkStart w:id="92" w:name="checklist"/>
     <w:p>
       <w:pPr>
         <w:pStyle w:val="Heading2"/>
@@ -16280,8 +16350,8 @@
         </w:pict>
       </w:r>
     </w:p>
-    <w:bookmarkEnd w:id="90"/>
-    <w:bookmarkStart w:id="92" w:name="see-also"/>
+    <w:bookmarkEnd w:id="92"/>
+    <w:bookmarkStart w:id="94" w:name="see-also"/>
     <w:p>
       <w:pPr>
         <w:pStyle w:val="Heading2"/>
@@ -16298,7 +16368,7 @@
           <w:numId w:val="1044"/>
         </w:numPr>
       </w:pPr>
-      <w:hyperlink r:id="rId20">
+      <w:hyperlink r:id="rId22">
         <w:r>
           <w:rPr>
             <w:rStyle w:val="VerbatimChar"/>
@@ -16333,7 +16403,7 @@
           <w:numId w:val="1044"/>
         </w:numPr>
       </w:pPr>
-      <w:hyperlink r:id="rId47">
+      <w:hyperlink r:id="rId49">
         <w:r>
           <w:rPr>
             <w:rStyle w:val="VerbatimChar"/>
@@ -16362,7 +16432,7 @@
           <w:numId w:val="1044"/>
         </w:numPr>
       </w:pPr>
-      <w:hyperlink r:id="rId91">
+      <w:hyperlink r:id="rId93">
         <w:r>
           <w:rPr>
             <w:rStyle w:val="VerbatimChar"/>
@@ -16383,8 +16453,8 @@
         <w:t xml:space="preserve">sessions.</w:t>
       </w:r>
     </w:p>
-    <w:bookmarkEnd w:id="92"/>
-    <w:bookmarkEnd w:id="93"/>
+    <w:bookmarkEnd w:id="94"/>
+    <w:bookmarkEnd w:id="95"/>
     <w:sectPr>
       <w:footnotePr>
         <w:numRestart w:val="eachSect"/>

--- a/docs/standards/word/ASVS-ASSESSMENT.docx
+++ b/docs/standards/word/ASVS-ASSESSMENT.docx
@@ -2228,13 +2228,7 @@
         <w:pStyle w:val="BodyText"/>
       </w:pPr>
       <w:r>
-        <w:t xml:space="preserve">The full mechanics -- how to pin, what to stamp on every number, and why a section name in the corpus</w:t>
-      </w:r>
-      <w:r>
-        <w:t xml:space="preserve"> </w:t>
-      </w:r>
-      <w:r>
-        <w:t xml:space="preserve">is checkable where chapter prose is not -- are in</w:t>
+        <w:t xml:space="preserve">The full mechanics are in</w:t>
       </w:r>
       <w:r>
         <w:t xml:space="preserve"> </w:t>
@@ -2265,13 +2259,51 @@
         </w:r>
       </w:hyperlink>
       <w:r>
-        <w:t xml:space="preserve">. Read those two before</w:t>
-      </w:r>
-      <w:r>
-        <w:t xml:space="preserve"> </w:t>
-      </w:r>
-      <w:r>
-        <w:t xml:space="preserve">starting, not when something goes wrong.</w:t>
+        <w:t xml:space="preserve">:</w:t>
+      </w:r>
+    </w:p>
+    <w:p>
+      <w:pPr>
+        <w:pStyle w:val="Compact"/>
+        <w:numPr>
+          <w:ilvl w:val="0"/>
+          <w:numId w:val="1004"/>
+        </w:numPr>
+      </w:pPr>
+      <w:r>
+        <w:t xml:space="preserve">how to pin</w:t>
+      </w:r>
+    </w:p>
+    <w:p>
+      <w:pPr>
+        <w:pStyle w:val="Compact"/>
+        <w:numPr>
+          <w:ilvl w:val="0"/>
+          <w:numId w:val="1004"/>
+        </w:numPr>
+      </w:pPr>
+      <w:r>
+        <w:t xml:space="preserve">what to stamp on every number</w:t>
+      </w:r>
+    </w:p>
+    <w:p>
+      <w:pPr>
+        <w:pStyle w:val="Compact"/>
+        <w:numPr>
+          <w:ilvl w:val="0"/>
+          <w:numId w:val="1004"/>
+        </w:numPr>
+      </w:pPr>
+      <w:r>
+        <w:t xml:space="preserve">why a section name in the corpus is checkable where chapter prose is not</w:t>
+      </w:r>
+    </w:p>
+    <w:p>
+      <w:pPr>
+        <w:pStyle w:val="FirstParagraph"/>
+      </w:pPr>
+      <w:r>
+        <w:t xml:space="preserve">Read those two before starting, not when something goes wrong.</w:t>
       </w:r>
     </w:p>
     <w:p>
@@ -2313,13 +2345,75 @@
         <w:t xml:space="preserve"> </w:t>
       </w:r>
       <w:r>
-        <w:t xml:space="preserve">that will do the bulk of the scoring: the vocabulary, the decision procedure, the partitioning, the</w:t>
-      </w:r>
-      <w:r>
-        <w:t xml:space="preserve"> </w:t>
-      </w:r>
-      <w:r>
-        <w:t xml:space="preserve">review pass, and the traps that produce clean-looking wrong answers. It is a working method, not a</w:t>
+        <w:t xml:space="preserve">that will do the bulk of the scoring:</w:t>
+      </w:r>
+    </w:p>
+    <w:p>
+      <w:pPr>
+        <w:pStyle w:val="Compact"/>
+        <w:numPr>
+          <w:ilvl w:val="0"/>
+          <w:numId w:val="1005"/>
+        </w:numPr>
+      </w:pPr>
+      <w:r>
+        <w:t xml:space="preserve">the vocabulary</w:t>
+      </w:r>
+    </w:p>
+    <w:p>
+      <w:pPr>
+        <w:pStyle w:val="Compact"/>
+        <w:numPr>
+          <w:ilvl w:val="0"/>
+          <w:numId w:val="1005"/>
+        </w:numPr>
+      </w:pPr>
+      <w:r>
+        <w:t xml:space="preserve">the decision procedure</w:t>
+      </w:r>
+    </w:p>
+    <w:p>
+      <w:pPr>
+        <w:pStyle w:val="Compact"/>
+        <w:numPr>
+          <w:ilvl w:val="0"/>
+          <w:numId w:val="1005"/>
+        </w:numPr>
+      </w:pPr>
+      <w:r>
+        <w:t xml:space="preserve">the partitioning</w:t>
+      </w:r>
+    </w:p>
+    <w:p>
+      <w:pPr>
+        <w:pStyle w:val="Compact"/>
+        <w:numPr>
+          <w:ilvl w:val="0"/>
+          <w:numId w:val="1005"/>
+        </w:numPr>
+      </w:pPr>
+      <w:r>
+        <w:t xml:space="preserve">the review pass</w:t>
+      </w:r>
+    </w:p>
+    <w:p>
+      <w:pPr>
+        <w:pStyle w:val="Compact"/>
+        <w:numPr>
+          <w:ilvl w:val="0"/>
+          <w:numId w:val="1005"/>
+        </w:numPr>
+      </w:pPr>
+      <w:r>
+        <w:t xml:space="preserve">the traps that produce clean-looking wrong answers</w:t>
+      </w:r>
+    </w:p>
+    <w:p>
+      <w:pPr>
+        <w:pStyle w:val="FirstParagraph"/>
+      </w:pPr>
+      <w:r>
+        <w:t xml:space="preserve">It is a working method, not a</w:t>
       </w:r>
       <w:r>
         <w:t xml:space="preserve"> </w:t>
@@ -3853,7 +3947,7 @@
         <w:pStyle w:val="Compact"/>
         <w:numPr>
           <w:ilvl w:val="0"/>
-          <w:numId w:val="1004"/>
+          <w:numId w:val="1006"/>
         </w:numPr>
       </w:pPr>
       <w:r>
@@ -3875,7 +3969,7 @@
         <w:pStyle w:val="Compact"/>
         <w:numPr>
           <w:ilvl w:val="0"/>
-          <w:numId w:val="1004"/>
+          <w:numId w:val="1006"/>
         </w:numPr>
       </w:pPr>
       <w:r>
@@ -3903,7 +3997,7 @@
         <w:pStyle w:val="Compact"/>
         <w:numPr>
           <w:ilvl w:val="0"/>
-          <w:numId w:val="1004"/>
+          <w:numId w:val="1006"/>
         </w:numPr>
       </w:pPr>
       <w:r>
@@ -4350,7 +4444,7 @@
         <w:pStyle w:val="Compact"/>
         <w:numPr>
           <w:ilvl w:val="0"/>
-          <w:numId w:val="1005"/>
+          <w:numId w:val="1007"/>
         </w:numPr>
       </w:pPr>
       <w:r>
@@ -4396,7 +4490,7 @@
         <w:pStyle w:val="Compact"/>
         <w:numPr>
           <w:ilvl w:val="0"/>
-          <w:numId w:val="1005"/>
+          <w:numId w:val="1007"/>
         </w:numPr>
       </w:pPr>
       <w:r>
@@ -4440,7 +4534,7 @@
         <w:pStyle w:val="Compact"/>
         <w:numPr>
           <w:ilvl w:val="0"/>
-          <w:numId w:val="1005"/>
+          <w:numId w:val="1007"/>
         </w:numPr>
       </w:pPr>
       <w:r>
@@ -4488,7 +4582,7 @@
         <w:pStyle w:val="Compact"/>
         <w:numPr>
           <w:ilvl w:val="0"/>
-          <w:numId w:val="1005"/>
+          <w:numId w:val="1007"/>
         </w:numPr>
       </w:pPr>
       <w:r>
@@ -4536,7 +4630,7 @@
         <w:pStyle w:val="Compact"/>
         <w:numPr>
           <w:ilvl w:val="0"/>
-          <w:numId w:val="1005"/>
+          <w:numId w:val="1007"/>
         </w:numPr>
       </w:pPr>
       <w:r>
@@ -4570,7 +4664,7 @@
         <w:pStyle w:val="Compact"/>
         <w:numPr>
           <w:ilvl w:val="0"/>
-          <w:numId w:val="1005"/>
+          <w:numId w:val="1007"/>
         </w:numPr>
       </w:pPr>
       <w:r>
@@ -8287,7 +8381,7 @@
         <w:pStyle w:val="Compact"/>
         <w:numPr>
           <w:ilvl w:val="0"/>
-          <w:numId w:val="1006"/>
+          <w:numId w:val="1008"/>
         </w:numPr>
       </w:pPr>
       <w:r>
@@ -8305,7 +8399,7 @@
         <w:pStyle w:val="Compact"/>
         <w:numPr>
           <w:ilvl w:val="0"/>
-          <w:numId w:val="1006"/>
+          <w:numId w:val="1008"/>
         </w:numPr>
       </w:pPr>
       <w:r>
@@ -8317,7 +8411,7 @@
         <w:pStyle w:val="Compact"/>
         <w:numPr>
           <w:ilvl w:val="0"/>
-          <w:numId w:val="1006"/>
+          <w:numId w:val="1008"/>
         </w:numPr>
       </w:pPr>
       <w:r>
@@ -8329,7 +8423,7 @@
         <w:pStyle w:val="Compact"/>
         <w:numPr>
           <w:ilvl w:val="0"/>
-          <w:numId w:val="1006"/>
+          <w:numId w:val="1008"/>
         </w:numPr>
       </w:pPr>
       <w:r>
@@ -8641,7 +8735,7 @@
         <w:pStyle w:val="Compact"/>
         <w:numPr>
           <w:ilvl w:val="0"/>
-          <w:numId w:val="1007"/>
+          <w:numId w:val="1009"/>
         </w:numPr>
       </w:pPr>
       <w:r>
@@ -8653,7 +8747,7 @@
         <w:pStyle w:val="Compact"/>
         <w:numPr>
           <w:ilvl w:val="0"/>
-          <w:numId w:val="1007"/>
+          <w:numId w:val="1009"/>
         </w:numPr>
       </w:pPr>
       <w:r>
@@ -8665,7 +8759,7 @@
         <w:pStyle w:val="Compact"/>
         <w:numPr>
           <w:ilvl w:val="0"/>
-          <w:numId w:val="1007"/>
+          <w:numId w:val="1009"/>
         </w:numPr>
       </w:pPr>
       <w:r>
@@ -8677,7 +8771,7 @@
         <w:pStyle w:val="Compact"/>
         <w:numPr>
           <w:ilvl w:val="0"/>
-          <w:numId w:val="1007"/>
+          <w:numId w:val="1009"/>
         </w:numPr>
       </w:pPr>
       <w:r>
@@ -8689,7 +8783,7 @@
         <w:pStyle w:val="Compact"/>
         <w:numPr>
           <w:ilvl w:val="0"/>
-          <w:numId w:val="1007"/>
+          <w:numId w:val="1009"/>
         </w:numPr>
       </w:pPr>
       <w:r>
@@ -10049,7 +10143,7 @@
         <w:pStyle w:val="Compact"/>
         <w:numPr>
           <w:ilvl w:val="0"/>
-          <w:numId w:val="1008"/>
+          <w:numId w:val="1010"/>
         </w:numPr>
       </w:pPr>
       <w:r>
@@ -10077,7 +10171,7 @@
         <w:pStyle w:val="Compact"/>
         <w:numPr>
           <w:ilvl w:val="0"/>
-          <w:numId w:val="1008"/>
+          <w:numId w:val="1010"/>
         </w:numPr>
       </w:pPr>
       <w:r>
@@ -11099,7 +11193,7 @@
         <w:pStyle w:val="Compact"/>
         <w:numPr>
           <w:ilvl w:val="0"/>
-          <w:numId w:val="1009"/>
+          <w:numId w:val="1011"/>
         </w:numPr>
       </w:pPr>
       <w:r>
@@ -11127,7 +11221,7 @@
         <w:pStyle w:val="Compact"/>
         <w:numPr>
           <w:ilvl w:val="0"/>
-          <w:numId w:val="1009"/>
+          <w:numId w:val="1011"/>
         </w:numPr>
       </w:pPr>
       <w:r>
@@ -11169,7 +11263,7 @@
         <w:pStyle w:val="Compact"/>
         <w:numPr>
           <w:ilvl w:val="0"/>
-          <w:numId w:val="1009"/>
+          <w:numId w:val="1011"/>
         </w:numPr>
       </w:pPr>
       <w:r>
@@ -11542,7 +11636,7 @@
         <w:pStyle w:val="Compact"/>
         <w:numPr>
           <w:ilvl w:val="0"/>
-          <w:numId w:val="1010"/>
+          <w:numId w:val="1012"/>
         </w:numPr>
       </w:pPr>
       <w:r>
@@ -11567,7 +11661,7 @@
         <w:pStyle w:val="Compact"/>
         <w:numPr>
           <w:ilvl w:val="0"/>
-          <w:numId w:val="1010"/>
+          <w:numId w:val="1012"/>
         </w:numPr>
       </w:pPr>
       <w:r>
@@ -11595,7 +11689,7 @@
         <w:pStyle w:val="Compact"/>
         <w:numPr>
           <w:ilvl w:val="0"/>
-          <w:numId w:val="1010"/>
+          <w:numId w:val="1012"/>
         </w:numPr>
       </w:pPr>
       <w:r>
@@ -12755,7 +12849,7 @@
         <w:pStyle w:val="Compact"/>
         <w:numPr>
           <w:ilvl w:val="0"/>
-          <w:numId w:val="1011"/>
+          <w:numId w:val="1013"/>
         </w:numPr>
       </w:pPr>
       <w:r>
@@ -12777,7 +12871,7 @@
         <w:pStyle w:val="Compact"/>
         <w:numPr>
           <w:ilvl w:val="0"/>
-          <w:numId w:val="1011"/>
+          <w:numId w:val="1013"/>
         </w:numPr>
       </w:pPr>
       <w:r>
@@ -12799,7 +12893,7 @@
         <w:pStyle w:val="Compact"/>
         <w:numPr>
           <w:ilvl w:val="0"/>
-          <w:numId w:val="1011"/>
+          <w:numId w:val="1013"/>
         </w:numPr>
       </w:pPr>
       <w:r>
@@ -12859,7 +12953,7 @@
         <w:pStyle w:val="Compact"/>
         <w:numPr>
           <w:ilvl w:val="0"/>
-          <w:numId w:val="1012"/>
+          <w:numId w:val="1014"/>
         </w:numPr>
       </w:pPr>
       <w:r>
@@ -12886,7 +12980,7 @@
         <w:pStyle w:val="Compact"/>
         <w:numPr>
           <w:ilvl w:val="0"/>
-          <w:numId w:val="1012"/>
+          <w:numId w:val="1014"/>
         </w:numPr>
       </w:pPr>
       <w:r>
@@ -12898,7 +12992,7 @@
         <w:pStyle w:val="Compact"/>
         <w:numPr>
           <w:ilvl w:val="0"/>
-          <w:numId w:val="1012"/>
+          <w:numId w:val="1014"/>
         </w:numPr>
       </w:pPr>
       <w:r>
@@ -12916,7 +13010,7 @@
         <w:pStyle w:val="Compact"/>
         <w:numPr>
           <w:ilvl w:val="0"/>
-          <w:numId w:val="1012"/>
+          <w:numId w:val="1014"/>
         </w:numPr>
       </w:pPr>
       <w:r>
@@ -12934,7 +13028,7 @@
         <w:pStyle w:val="Compact"/>
         <w:numPr>
           <w:ilvl w:val="0"/>
-          <w:numId w:val="1012"/>
+          <w:numId w:val="1014"/>
         </w:numPr>
       </w:pPr>
       <w:r>
@@ -14982,7 +15076,7 @@
         <w:pStyle w:val="Compact"/>
         <w:numPr>
           <w:ilvl w:val="0"/>
-          <w:numId w:val="1013"/>
+          <w:numId w:val="1015"/>
         </w:numPr>
       </w:pPr>
       <w:r>
@@ -15003,392 +15097,6 @@
       </w:r>
       <w:r>
         <w:t xml:space="preserve">replacement anchor.</w:t>
-      </w:r>
-    </w:p>
-    <w:p>
-      <w:pPr>
-        <w:pStyle w:val="Compact"/>
-        <w:numPr>
-          <w:ilvl w:val="0"/>
-          <w:numId w:val="1013"/>
-        </w:numPr>
-      </w:pPr>
-      <w:r>
-        <w:rPr>
-          <w:b/>
-          <w:bCs/>
-        </w:rPr>
-        <w:t xml:space="preserve">Verify against a working tree carrying the un-committed fix</w:t>
-      </w:r>
-      <w:r>
-        <w:t xml:space="preserve"> </w:t>
-      </w:r>
-      <w:r>
-        <w:t xml:space="preserve">-- not against the current mainline,</w:t>
-      </w:r>
-      <w:r>
-        <w:t xml:space="preserve"> </w:t>
-      </w:r>
-      <w:r>
-        <w:t xml:space="preserve">which still contains the defect and will happily agree with the old cell.</w:t>
-      </w:r>
-    </w:p>
-    <w:p>
-      <w:pPr>
-        <w:pStyle w:val="Compact"/>
-        <w:numPr>
-          <w:ilvl w:val="0"/>
-          <w:numId w:val="1013"/>
-        </w:numPr>
-      </w:pPr>
-      <w:r>
-        <w:rPr>
-          <w:b/>
-          <w:bCs/>
-        </w:rPr>
-        <w:t xml:space="preserve">Run the published record against the changed tree and confirm it FAILS on the specific</w:t>
-      </w:r>
-      <w:r>
-        <w:rPr>
-          <w:b/>
-          <w:bCs/>
-        </w:rPr>
-        <w:t xml:space="preserve"> </w:t>
-      </w:r>
-      <w:r>
-        <w:rPr>
-          <w:b/>
-          <w:bCs/>
-        </w:rPr>
-        <w:t xml:space="preserve">citation.</w:t>
-      </w:r>
-      <w:r>
-        <w:t xml:space="preserve"> </w:t>
-      </w:r>
-      <w:r>
-        <w:t xml:space="preserve">This is the step that is easy to skip and is the whole point: if it does</w:t>
-      </w:r>
-      <w:r>
-        <w:t xml:space="preserve"> </w:t>
-      </w:r>
-      <w:r>
-        <w:rPr>
-          <w:i/>
-          <w:iCs/>
-        </w:rPr>
-        <w:t xml:space="preserve">not</w:t>
-      </w:r>
-      <w:r>
-        <w:t xml:space="preserve"> </w:t>
-      </w:r>
-      <w:r>
-        <w:t xml:space="preserve">fail, the</w:t>
-      </w:r>
-      <w:r>
-        <w:t xml:space="preserve"> </w:t>
-      </w:r>
-      <w:r>
-        <w:t xml:space="preserve">two halves were never coupled and you have invented a dependency between them. Find out which</w:t>
-      </w:r>
-      <w:r>
-        <w:t xml:space="preserve"> </w:t>
-      </w:r>
-      <w:r>
-        <w:t xml:space="preserve">assumption was wrong before landing anything.</w:t>
-      </w:r>
-    </w:p>
-    <w:p>
-      <w:pPr>
-        <w:pStyle w:val="Compact"/>
-        <w:numPr>
-          <w:ilvl w:val="0"/>
-          <w:numId w:val="1013"/>
-        </w:numPr>
-      </w:pPr>
-      <w:r>
-        <w:rPr>
-          <w:b/>
-          <w:bCs/>
-        </w:rPr>
-        <w:t xml:space="preserve">Land the code, then the record</w:t>
-      </w:r>
-      <w:r>
-        <w:t xml:space="preserve">, gating the second push on "my change is the only thing pending"</w:t>
-      </w:r>
-      <w:r>
-        <w:t xml:space="preserve"> </w:t>
-      </w:r>
-      <w:r>
-        <w:t xml:space="preserve">so the window cannot widen underneath you.</w:t>
-      </w:r>
-    </w:p>
-    <w:bookmarkStart w:id="89" w:name="green-is-not-the-finish-line"/>
-    <w:p>
-      <w:pPr>
-        <w:pStyle w:val="Heading3"/>
-      </w:pPr>
-      <w:r>
-        <w:t xml:space="preserve">Green is not the finish line</w:t>
-      </w:r>
-    </w:p>
-    <w:p>
-      <w:pPr>
-        <w:pStyle w:val="FirstParagraph"/>
-      </w:pPr>
-      <w:r>
-        <w:t xml:space="preserve">A mechanical re-anchor turns the checker green while leaving a false claim standing -- see the</w:t>
-      </w:r>
-      <w:r>
-        <w:t xml:space="preserve"> </w:t>
-      </w:r>
-      <w:r>
-        <w:t xml:space="preserve">inverted citation above. The bar is a</w:t>
-      </w:r>
-      <w:r>
-        <w:t xml:space="preserve"> </w:t>
-      </w:r>
-      <w:r>
-        <w:rPr>
-          <w:b/>
-          <w:bCs/>
-        </w:rPr>
-        <w:t xml:space="preserve">true residual</w:t>
-      </w:r>
-      <w:r>
-        <w:t xml:space="preserve">: the cell says something accurate about the</w:t>
-      </w:r>
-      <w:r>
-        <w:t xml:space="preserve"> </w:t>
-      </w:r>
-      <w:r>
-        <w:t xml:space="preserve">code as it now stands. No checker can see that, and none ever will. Green means the citations resolve;</w:t>
-      </w:r>
-      <w:r>
-        <w:t xml:space="preserve"> </w:t>
-      </w:r>
-      <w:r>
-        <w:t xml:space="preserve">it does not mean the sentences around them are true.</w:t>
-      </w:r>
-    </w:p>
-    <w:p>
-      <w:r>
-        <w:pict>
-          <v:rect style="width:0;height:1.5pt" o:hralign="center" o:hrstd="t" o:hr="t"/>
-        </w:pict>
-      </w:r>
-    </w:p>
-    <w:bookmarkEnd w:id="89"/>
-    <w:bookmarkEnd w:id="90"/>
-    <w:bookmarkStart w:id="91" w:name="what-this-method-is-not"/>
-    <w:p>
-      <w:pPr>
-        <w:pStyle w:val="Heading2"/>
-      </w:pPr>
-      <w:r>
-        <w:t xml:space="preserve">What this method is not</w:t>
-      </w:r>
-    </w:p>
-    <w:p>
-      <w:pPr>
-        <w:pStyle w:val="FirstParagraph"/>
-      </w:pPr>
-      <w:r>
-        <w:t xml:space="preserve">A rigorous, well-anchored, machine-checked self-assessment starts to feel like a certification, and</w:t>
-      </w:r>
-      <w:r>
-        <w:t xml:space="preserve"> </w:t>
-      </w:r>
-      <w:r>
-        <w:t xml:space="preserve">downstream readers will treat it as one unless you tell them otherwise. Write the negative claims into</w:t>
-      </w:r>
-      <w:r>
-        <w:t xml:space="preserve"> </w:t>
-      </w:r>
-      <w:r>
-        <w:t xml:space="preserve">the method document itself:</w:t>
-      </w:r>
-    </w:p>
-    <w:p>
-      <w:pPr>
-        <w:pStyle w:val="Compact"/>
-        <w:numPr>
-          <w:ilvl w:val="0"/>
-          <w:numId w:val="1014"/>
-        </w:numPr>
-      </w:pPr>
-      <w:r>
-        <w:rPr>
-          <w:b/>
-          <w:bCs/>
-        </w:rPr>
-        <w:t xml:space="preserve">Not a certification.</w:t>
-      </w:r>
-      <w:r>
-        <w:t xml:space="preserve"> </w:t>
-      </w:r>
-      <w:r>
-        <w:t xml:space="preserve">OWASP certifies nobody, and its assessment guidance is written for a</w:t>
-      </w:r>
-      <w:r>
-        <w:t xml:space="preserve"> </w:t>
-      </w:r>
-      <w:r>
-        <w:t xml:space="preserve">third-party certifying organization producing a certification report. Applying it to an in-repo</w:t>
-      </w:r>
-      <w:r>
-        <w:t xml:space="preserve"> </w:t>
-      </w:r>
-      <w:r>
-        <w:t xml:space="preserve">self-assessment is a defensible extension, not a mandate.</w:t>
-      </w:r>
-    </w:p>
-    <w:p>
-      <w:pPr>
-        <w:pStyle w:val="Compact"/>
-        <w:numPr>
-          <w:ilvl w:val="0"/>
-          <w:numId w:val="1014"/>
-        </w:numPr>
-      </w:pPr>
-      <w:r>
-        <w:rPr>
-          <w:b/>
-          <w:bCs/>
-        </w:rPr>
-        <w:t xml:space="preserve">Not externally validated.</w:t>
-      </w:r>
-      <w:r>
-        <w:t xml:space="preserve"> </w:t>
-      </w:r>
-      <w:r>
-        <w:t xml:space="preserve">No independent review, penetration test, or dynamic scan has assessed</w:t>
-      </w:r>
-      <w:r>
-        <w:t xml:space="preserve"> </w:t>
-      </w:r>
-      <w:r>
-        <w:t xml:space="preserve">the record.</w:t>
-      </w:r>
-    </w:p>
-    <w:p>
-      <w:pPr>
-        <w:pStyle w:val="Compact"/>
-        <w:numPr>
-          <w:ilvl w:val="0"/>
-          <w:numId w:val="1014"/>
-        </w:numPr>
-      </w:pPr>
-      <w:r>
-        <w:rPr>
-          <w:b/>
-          <w:bCs/>
-        </w:rPr>
-        <w:t xml:space="preserve">Not a penetration test.</w:t>
-      </w:r>
-      <w:r>
-        <w:t xml:space="preserve"> </w:t>
-      </w:r>
-      <w:r>
-        <w:t xml:space="preserve">Source review answers a different question than attacking a running</w:t>
-      </w:r>
-      <w:r>
-        <w:t xml:space="preserve"> </w:t>
-      </w:r>
-      <w:r>
-        <w:t xml:space="preserve">system.</w:t>
-      </w:r>
-    </w:p>
-    <w:p>
-      <w:pPr>
-        <w:pStyle w:val="Compact"/>
-        <w:numPr>
-          <w:ilvl w:val="0"/>
-          <w:numId w:val="1014"/>
-        </w:numPr>
-      </w:pPr>
-      <w:r>
-        <w:rPr>
-          <w:b/>
-          <w:bCs/>
-        </w:rPr>
-        <w:t xml:space="preserve">Not a guarantee of correctness.</w:t>
-      </w:r>
-      <w:r>
-        <w:t xml:space="preserve"> </w:t>
-      </w:r>
-      <w:r>
-        <w:t xml:space="preserve">This method makes verdicts</w:t>
-      </w:r>
-      <w:r>
-        <w:t xml:space="preserve"> </w:t>
-      </w:r>
-      <w:r>
-        <w:rPr>
-          <w:i/>
-          <w:iCs/>
-        </w:rPr>
-        <w:t xml:space="preserve">consistent, derived, and</w:t>
-      </w:r>
-      <w:r>
-        <w:rPr>
-          <w:i/>
-          <w:iCs/>
-        </w:rPr>
-        <w:t xml:space="preserve"> </w:t>
-      </w:r>
-      <w:r>
-        <w:rPr>
-          <w:i/>
-          <w:iCs/>
-        </w:rPr>
-        <w:t xml:space="preserve">drift-detecting</w:t>
-      </w:r>
-      <w:r>
-        <w:t xml:space="preserve">.</w:t>
-      </w:r>
-      <w:r>
-        <w:t xml:space="preserve"> </w:t>
-      </w:r>
-      <w:r>
-        <w:rPr>
-          <w:b/>
-          <w:bCs/>
-        </w:rPr>
-        <w:t xml:space="preserve">A wrong verdict recorded carefully is still wrong</w:t>
-      </w:r>
-      <w:r>
-        <w:t xml:space="preserve">, and adversarial</w:t>
-      </w:r>
-      <w:r>
-        <w:t xml:space="preserve"> </w:t>
-      </w:r>
-      <w:r>
-        <w:t xml:space="preserve">re-verification is the only cure for that.</w:t>
-      </w:r>
-    </w:p>
-    <w:p>
-      <w:r>
-        <w:pict>
-          <v:rect style="width:0;height:1.5pt" o:hralign="center" o:hrstd="t" o:hr="t"/>
-        </w:pict>
-      </w:r>
-    </w:p>
-    <w:bookmarkEnd w:id="91"/>
-    <w:bookmarkStart w:id="92" w:name="checklist"/>
-    <w:p>
-      <w:pPr>
-        <w:pStyle w:val="Heading2"/>
-      </w:pPr>
-      <w:r>
-        <w:t xml:space="preserve">Checklist</w:t>
-      </w:r>
-    </w:p>
-    <w:p>
-      <w:pPr>
-        <w:pStyle w:val="FirstParagraph"/>
-      </w:pPr>
-      <w:r>
-        <w:t xml:space="preserve">Before the first cell is scored:</w:t>
       </w:r>
     </w:p>
     <w:p>
@@ -15400,20 +15108,198 @@
         </w:numPr>
       </w:pPr>
       <w:r>
-        <w:t xml:space="preserve">The standard's text is held locally, fetched from a</w:t>
-      </w:r>
-      <w:r>
-        <w:t xml:space="preserve"> </w:t>
-      </w:r>
-      <w:r>
-        <w:rPr>
-          <w:b/>
-          <w:bCs/>
-        </w:rPr>
-        <w:t xml:space="preserve">tagged release asset</w:t>
-      </w:r>
-      <w:r>
-        <w:t xml:space="preserve">, pinned by digest.</w:t>
+        <w:rPr>
+          <w:b/>
+          <w:bCs/>
+        </w:rPr>
+        <w:t xml:space="preserve">Verify against a working tree carrying the un-committed fix</w:t>
+      </w:r>
+      <w:r>
+        <w:t xml:space="preserve"> </w:t>
+      </w:r>
+      <w:r>
+        <w:t xml:space="preserve">-- not against the current mainline,</w:t>
+      </w:r>
+      <w:r>
+        <w:t xml:space="preserve"> </w:t>
+      </w:r>
+      <w:r>
+        <w:t xml:space="preserve">which still contains the defect and will happily agree with the old cell.</w:t>
+      </w:r>
+    </w:p>
+    <w:p>
+      <w:pPr>
+        <w:pStyle w:val="Compact"/>
+        <w:numPr>
+          <w:ilvl w:val="0"/>
+          <w:numId w:val="1015"/>
+        </w:numPr>
+      </w:pPr>
+      <w:r>
+        <w:rPr>
+          <w:b/>
+          <w:bCs/>
+        </w:rPr>
+        <w:t xml:space="preserve">Run the published record against the changed tree and confirm it FAILS on the specific</w:t>
+      </w:r>
+      <w:r>
+        <w:rPr>
+          <w:b/>
+          <w:bCs/>
+        </w:rPr>
+        <w:t xml:space="preserve"> </w:t>
+      </w:r>
+      <w:r>
+        <w:rPr>
+          <w:b/>
+          <w:bCs/>
+        </w:rPr>
+        <w:t xml:space="preserve">citation.</w:t>
+      </w:r>
+      <w:r>
+        <w:t xml:space="preserve"> </w:t>
+      </w:r>
+      <w:r>
+        <w:t xml:space="preserve">This is the step that is easy to skip and is the whole point: if it does</w:t>
+      </w:r>
+      <w:r>
+        <w:t xml:space="preserve"> </w:t>
+      </w:r>
+      <w:r>
+        <w:rPr>
+          <w:i/>
+          <w:iCs/>
+        </w:rPr>
+        <w:t xml:space="preserve">not</w:t>
+      </w:r>
+      <w:r>
+        <w:t xml:space="preserve"> </w:t>
+      </w:r>
+      <w:r>
+        <w:t xml:space="preserve">fail, the</w:t>
+      </w:r>
+      <w:r>
+        <w:t xml:space="preserve"> </w:t>
+      </w:r>
+      <w:r>
+        <w:t xml:space="preserve">two halves were never coupled and you have invented a dependency between them. Find out which</w:t>
+      </w:r>
+      <w:r>
+        <w:t xml:space="preserve"> </w:t>
+      </w:r>
+      <w:r>
+        <w:t xml:space="preserve">assumption was wrong before landing anything.</w:t>
+      </w:r>
+    </w:p>
+    <w:p>
+      <w:pPr>
+        <w:pStyle w:val="Compact"/>
+        <w:numPr>
+          <w:ilvl w:val="0"/>
+          <w:numId w:val="1015"/>
+        </w:numPr>
+      </w:pPr>
+      <w:r>
+        <w:rPr>
+          <w:b/>
+          <w:bCs/>
+        </w:rPr>
+        <w:t xml:space="preserve">Land the code, then the record</w:t>
+      </w:r>
+      <w:r>
+        <w:t xml:space="preserve">, gating the second push on "my change is the only thing pending"</w:t>
+      </w:r>
+      <w:r>
+        <w:t xml:space="preserve"> </w:t>
+      </w:r>
+      <w:r>
+        <w:t xml:space="preserve">so the window cannot widen underneath you.</w:t>
+      </w:r>
+    </w:p>
+    <w:bookmarkStart w:id="89" w:name="green-is-not-the-finish-line"/>
+    <w:p>
+      <w:pPr>
+        <w:pStyle w:val="Heading3"/>
+      </w:pPr>
+      <w:r>
+        <w:t xml:space="preserve">Green is not the finish line</w:t>
+      </w:r>
+    </w:p>
+    <w:p>
+      <w:pPr>
+        <w:pStyle w:val="FirstParagraph"/>
+      </w:pPr>
+      <w:r>
+        <w:t xml:space="preserve">A mechanical re-anchor turns the checker green while leaving a false claim standing -- see the</w:t>
+      </w:r>
+      <w:r>
+        <w:t xml:space="preserve"> </w:t>
+      </w:r>
+      <w:r>
+        <w:t xml:space="preserve">inverted citation above. The bar is a</w:t>
+      </w:r>
+      <w:r>
+        <w:t xml:space="preserve"> </w:t>
+      </w:r>
+      <w:r>
+        <w:rPr>
+          <w:b/>
+          <w:bCs/>
+        </w:rPr>
+        <w:t xml:space="preserve">true residual</w:t>
+      </w:r>
+      <w:r>
+        <w:t xml:space="preserve">: the cell says something accurate about the</w:t>
+      </w:r>
+      <w:r>
+        <w:t xml:space="preserve"> </w:t>
+      </w:r>
+      <w:r>
+        <w:t xml:space="preserve">code as it now stands. No checker can see that, and none ever will. Green means the citations resolve;</w:t>
+      </w:r>
+      <w:r>
+        <w:t xml:space="preserve"> </w:t>
+      </w:r>
+      <w:r>
+        <w:t xml:space="preserve">it does not mean the sentences around them are true.</w:t>
+      </w:r>
+    </w:p>
+    <w:p>
+      <w:r>
+        <w:pict>
+          <v:rect style="width:0;height:1.5pt" o:hralign="center" o:hrstd="t" o:hr="t"/>
+        </w:pict>
+      </w:r>
+    </w:p>
+    <w:bookmarkEnd w:id="89"/>
+    <w:bookmarkEnd w:id="90"/>
+    <w:bookmarkStart w:id="91" w:name="what-this-method-is-not"/>
+    <w:p>
+      <w:pPr>
+        <w:pStyle w:val="Heading2"/>
+      </w:pPr>
+      <w:r>
+        <w:t xml:space="preserve">What this method is not</w:t>
+      </w:r>
+    </w:p>
+    <w:p>
+      <w:pPr>
+        <w:pStyle w:val="FirstParagraph"/>
+      </w:pPr>
+      <w:r>
+        <w:t xml:space="preserve">A rigorous, well-anchored, machine-checked self-assessment starts to feel like a certification, and</w:t>
+      </w:r>
+      <w:r>
+        <w:t xml:space="preserve"> </w:t>
+      </w:r>
+      <w:r>
+        <w:t xml:space="preserve">downstream readers will treat it as one unless you tell them otherwise. Write the negative claims into</w:t>
+      </w:r>
+      <w:r>
+        <w:t xml:space="preserve"> </w:t>
+      </w:r>
+      <w:r>
+        <w:t xml:space="preserve">the method document itself:</w:t>
       </w:r>
     </w:p>
     <w:p>
@@ -15425,23 +15311,178 @@
         </w:numPr>
       </w:pPr>
       <w:r>
-        <w:t xml:space="preserve">The</w:t>
-      </w:r>
-      <w:r>
-        <w:t xml:space="preserve"> </w:t>
-      </w:r>
-      <w:r>
-        <w:rPr>
-          <w:b/>
-          <w:bCs/>
-        </w:rPr>
-        <w:t xml:space="preserve">verdict vocabulary</w:t>
-      </w:r>
-      <w:r>
-        <w:t xml:space="preserve"> </w:t>
-      </w:r>
-      <w:r>
-        <w:t xml:space="preserve">is published, with local extensions defined.</w:t>
+        <w:rPr>
+          <w:b/>
+          <w:bCs/>
+        </w:rPr>
+        <w:t xml:space="preserve">Not a certification.</w:t>
+      </w:r>
+      <w:r>
+        <w:t xml:space="preserve"> </w:t>
+      </w:r>
+      <w:r>
+        <w:t xml:space="preserve">OWASP certifies nobody, and its assessment guidance is written for a</w:t>
+      </w:r>
+      <w:r>
+        <w:t xml:space="preserve"> </w:t>
+      </w:r>
+      <w:r>
+        <w:t xml:space="preserve">third-party certifying organization producing a certification report. Applying it to an in-repo</w:t>
+      </w:r>
+      <w:r>
+        <w:t xml:space="preserve"> </w:t>
+      </w:r>
+      <w:r>
+        <w:t xml:space="preserve">self-assessment is a defensible extension, not a mandate.</w:t>
+      </w:r>
+    </w:p>
+    <w:p>
+      <w:pPr>
+        <w:pStyle w:val="Compact"/>
+        <w:numPr>
+          <w:ilvl w:val="0"/>
+          <w:numId w:val="1016"/>
+        </w:numPr>
+      </w:pPr>
+      <w:r>
+        <w:rPr>
+          <w:b/>
+          <w:bCs/>
+        </w:rPr>
+        <w:t xml:space="preserve">Not externally validated.</w:t>
+      </w:r>
+      <w:r>
+        <w:t xml:space="preserve"> </w:t>
+      </w:r>
+      <w:r>
+        <w:t xml:space="preserve">No independent review, penetration test, or dynamic scan has assessed</w:t>
+      </w:r>
+      <w:r>
+        <w:t xml:space="preserve"> </w:t>
+      </w:r>
+      <w:r>
+        <w:t xml:space="preserve">the record.</w:t>
+      </w:r>
+    </w:p>
+    <w:p>
+      <w:pPr>
+        <w:pStyle w:val="Compact"/>
+        <w:numPr>
+          <w:ilvl w:val="0"/>
+          <w:numId w:val="1016"/>
+        </w:numPr>
+      </w:pPr>
+      <w:r>
+        <w:rPr>
+          <w:b/>
+          <w:bCs/>
+        </w:rPr>
+        <w:t xml:space="preserve">Not a penetration test.</w:t>
+      </w:r>
+      <w:r>
+        <w:t xml:space="preserve"> </w:t>
+      </w:r>
+      <w:r>
+        <w:t xml:space="preserve">Source review answers a different question than attacking a running</w:t>
+      </w:r>
+      <w:r>
+        <w:t xml:space="preserve"> </w:t>
+      </w:r>
+      <w:r>
+        <w:t xml:space="preserve">system.</w:t>
+      </w:r>
+    </w:p>
+    <w:p>
+      <w:pPr>
+        <w:pStyle w:val="Compact"/>
+        <w:numPr>
+          <w:ilvl w:val="0"/>
+          <w:numId w:val="1016"/>
+        </w:numPr>
+      </w:pPr>
+      <w:r>
+        <w:rPr>
+          <w:b/>
+          <w:bCs/>
+        </w:rPr>
+        <w:t xml:space="preserve">Not a guarantee of correctness.</w:t>
+      </w:r>
+      <w:r>
+        <w:t xml:space="preserve"> </w:t>
+      </w:r>
+      <w:r>
+        <w:t xml:space="preserve">This method makes verdicts</w:t>
+      </w:r>
+      <w:r>
+        <w:t xml:space="preserve"> </w:t>
+      </w:r>
+      <w:r>
+        <w:rPr>
+          <w:i/>
+          <w:iCs/>
+        </w:rPr>
+        <w:t xml:space="preserve">consistent, derived, and</w:t>
+      </w:r>
+      <w:r>
+        <w:rPr>
+          <w:i/>
+          <w:iCs/>
+        </w:rPr>
+        <w:t xml:space="preserve"> </w:t>
+      </w:r>
+      <w:r>
+        <w:rPr>
+          <w:i/>
+          <w:iCs/>
+        </w:rPr>
+        <w:t xml:space="preserve">drift-detecting</w:t>
+      </w:r>
+      <w:r>
+        <w:t xml:space="preserve">.</w:t>
+      </w:r>
+      <w:r>
+        <w:t xml:space="preserve"> </w:t>
+      </w:r>
+      <w:r>
+        <w:rPr>
+          <w:b/>
+          <w:bCs/>
+        </w:rPr>
+        <w:t xml:space="preserve">A wrong verdict recorded carefully is still wrong</w:t>
+      </w:r>
+      <w:r>
+        <w:t xml:space="preserve">, and adversarial</w:t>
+      </w:r>
+      <w:r>
+        <w:t xml:space="preserve"> </w:t>
+      </w:r>
+      <w:r>
+        <w:t xml:space="preserve">re-verification is the only cure for that.</w:t>
+      </w:r>
+    </w:p>
+    <w:p>
+      <w:r>
+        <w:pict>
+          <v:rect style="width:0;height:1.5pt" o:hralign="center" o:hrstd="t" o:hr="t"/>
+        </w:pict>
+      </w:r>
+    </w:p>
+    <w:bookmarkEnd w:id="91"/>
+    <w:bookmarkStart w:id="92" w:name="checklist"/>
+    <w:p>
+      <w:pPr>
+        <w:pStyle w:val="Heading2"/>
+      </w:pPr>
+      <w:r>
+        <w:t xml:space="preserve">Checklist</w:t>
+      </w:r>
+    </w:p>
+    <w:p>
+      <w:pPr>
+        <w:pStyle w:val="FirstParagraph"/>
+      </w:pPr>
+      <w:r>
+        <w:t xml:space="preserve">Before the first cell is scored:</w:t>
       </w:r>
     </w:p>
     <w:p>
@@ -15453,23 +15494,20 @@
         </w:numPr>
       </w:pPr>
       <w:r>
-        <w:t xml:space="preserve">The</w:t>
-      </w:r>
-      <w:r>
-        <w:t xml:space="preserve"> </w:t>
-      </w:r>
-      <w:r>
-        <w:rPr>
-          <w:b/>
-          <w:bCs/>
-        </w:rPr>
-        <w:t xml:space="preserve">ordered decision procedure</w:t>
-      </w:r>
-      <w:r>
-        <w:t xml:space="preserve"> </w:t>
-      </w:r>
-      <w:r>
-        <w:t xml:space="preserve">is written, first-match-wins.</w:t>
+        <w:t xml:space="preserve">The standard's text is held locally, fetched from a</w:t>
+      </w:r>
+      <w:r>
+        <w:t xml:space="preserve"> </w:t>
+      </w:r>
+      <w:r>
+        <w:rPr>
+          <w:b/>
+          <w:bCs/>
+        </w:rPr>
+        <w:t xml:space="preserve">tagged release asset</w:t>
+      </w:r>
+      <w:r>
+        <w:t xml:space="preserve">, pinned by digest.</w:t>
       </w:r>
     </w:p>
     <w:p>
@@ -15481,30 +15519,23 @@
         </w:numPr>
       </w:pPr>
       <w:r>
-        <w:rPr>
-          <w:b/>
-          <w:bCs/>
-        </w:rPr>
-        <w:t xml:space="preserve">Scope is declared positively</w:t>
-      </w:r>
-      <w:r>
-        <w:t xml:space="preserve">, and exactly</w:t>
-      </w:r>
-      <w:r>
-        <w:t xml:space="preserve"> </w:t>
-      </w:r>
-      <w:r>
-        <w:rPr>
-          <w:b/>
-          <w:bCs/>
-        </w:rPr>
-        <w:t xml:space="preserve">one posture</w:t>
-      </w:r>
-      <w:r>
-        <w:t xml:space="preserve"> </w:t>
-      </w:r>
-      <w:r>
-        <w:t xml:space="preserve">is described in prose.</w:t>
+        <w:t xml:space="preserve">The</w:t>
+      </w:r>
+      <w:r>
+        <w:t xml:space="preserve"> </w:t>
+      </w:r>
+      <w:r>
+        <w:rPr>
+          <w:b/>
+          <w:bCs/>
+        </w:rPr>
+        <w:t xml:space="preserve">verdict vocabulary</w:t>
+      </w:r>
+      <w:r>
+        <w:t xml:space="preserve"> </w:t>
+      </w:r>
+      <w:r>
+        <w:t xml:space="preserve">is published, with local extensions defined.</w:t>
       </w:r>
     </w:p>
     <w:p>
@@ -15526,49 +15557,13 @@
           <w:b/>
           <w:bCs/>
         </w:rPr>
-        <w:t xml:space="preserve">scorecard exists as data</w:t>
-      </w:r>
-      <w:r>
-        <w:t xml:space="preserve">, with</w:t>
-      </w:r>
-      <w:r>
-        <w:t xml:space="preserve"> </w:t>
-      </w:r>
-      <w:r>
-        <w:rPr>
-          <w:rStyle w:val="VerbatimChar"/>
-        </w:rPr>
-        <w:t xml:space="preserve">rule_fired</w:t>
-      </w:r>
-      <w:r>
-        <w:t xml:space="preserve">,</w:t>
-      </w:r>
-      <w:r>
-        <w:t xml:space="preserve"> </w:t>
-      </w:r>
-      <w:r>
-        <w:rPr>
-          <w:rStyle w:val="VerbatimChar"/>
-        </w:rPr>
-        <w:t xml:space="preserve">reviewed_by</w:t>
-      </w:r>
-      <w:r>
-        <w:t xml:space="preserve">,</w:t>
-      </w:r>
-      <w:r>
-        <w:t xml:space="preserve"> </w:t>
-      </w:r>
-      <w:r>
-        <w:rPr>
-          <w:rStyle w:val="VerbatimChar"/>
-        </w:rPr>
-        <w:t xml:space="preserve">reviewed_at</w:t>
-      </w:r>
-      <w:r>
-        <w:t xml:space="preserve"> </w:t>
-      </w:r>
-      <w:r>
-        <w:t xml:space="preserve">fields.</w:t>
+        <w:t xml:space="preserve">ordered decision procedure</w:t>
+      </w:r>
+      <w:r>
+        <w:t xml:space="preserve"> </w:t>
+      </w:r>
+      <w:r>
+        <w:t xml:space="preserve">is written, first-match-wins.</w:t>
       </w:r>
     </w:p>
     <w:p>
@@ -15580,23 +15575,30 @@
         </w:numPr>
       </w:pPr>
       <w:r>
-        <w:t xml:space="preserve">The</w:t>
-      </w:r>
-      <w:r>
-        <w:t xml:space="preserve"> </w:t>
-      </w:r>
-      <w:r>
-        <w:rPr>
-          <w:b/>
-          <w:bCs/>
-        </w:rPr>
-        <w:t xml:space="preserve">anchor verifier</w:t>
-      </w:r>
-      <w:r>
-        <w:t xml:space="preserve"> </w:t>
-      </w:r>
-      <w:r>
-        <w:t xml:space="preserve">runs in CI and fails the build -- and you have watched it fail on purpose.</w:t>
+        <w:rPr>
+          <w:b/>
+          <w:bCs/>
+        </w:rPr>
+        <w:t xml:space="preserve">Scope is declared positively</w:t>
+      </w:r>
+      <w:r>
+        <w:t xml:space="preserve">, and exactly</w:t>
+      </w:r>
+      <w:r>
+        <w:t xml:space="preserve"> </w:t>
+      </w:r>
+      <w:r>
+        <w:rPr>
+          <w:b/>
+          <w:bCs/>
+        </w:rPr>
+        <w:t xml:space="preserve">one posture</w:t>
+      </w:r>
+      <w:r>
+        <w:t xml:space="preserve"> </w:t>
+      </w:r>
+      <w:r>
+        <w:t xml:space="preserve">is described in prose.</w:t>
       </w:r>
     </w:p>
     <w:p>
@@ -15608,29 +15610,59 @@
         </w:numPr>
       </w:pPr>
       <w:r>
-        <w:t xml:space="preserve">Every anchor's token is</w:t>
-      </w:r>
-      <w:r>
-        <w:t xml:space="preserve"> </w:t>
-      </w:r>
-      <w:r>
-        <w:rPr>
-          <w:b/>
-          <w:bCs/>
-        </w:rPr>
-        <w:t xml:space="preserve">unique in its file</w:t>
-      </w:r>
-      <w:r>
-        <w:t xml:space="preserve"> </w:t>
-      </w:r>
-      <w:r>
-        <w:t xml:space="preserve">and is the whole normalized logical line, so a</w:t>
-      </w:r>
-      <w:r>
-        <w:t xml:space="preserve"> </w:t>
-      </w:r>
-      <w:r>
-        <w:t xml:space="preserve">bypass clause welded into a condition breaks it.</w:t>
+        <w:t xml:space="preserve">The</w:t>
+      </w:r>
+      <w:r>
+        <w:t xml:space="preserve"> </w:t>
+      </w:r>
+      <w:r>
+        <w:rPr>
+          <w:b/>
+          <w:bCs/>
+        </w:rPr>
+        <w:t xml:space="preserve">scorecard exists as data</w:t>
+      </w:r>
+      <w:r>
+        <w:t xml:space="preserve">, with</w:t>
+      </w:r>
+      <w:r>
+        <w:t xml:space="preserve"> </w:t>
+      </w:r>
+      <w:r>
+        <w:rPr>
+          <w:rStyle w:val="VerbatimChar"/>
+        </w:rPr>
+        <w:t xml:space="preserve">rule_fired</w:t>
+      </w:r>
+      <w:r>
+        <w:t xml:space="preserve">,</w:t>
+      </w:r>
+      <w:r>
+        <w:t xml:space="preserve"> </w:t>
+      </w:r>
+      <w:r>
+        <w:rPr>
+          <w:rStyle w:val="VerbatimChar"/>
+        </w:rPr>
+        <w:t xml:space="preserve">reviewed_by</w:t>
+      </w:r>
+      <w:r>
+        <w:t xml:space="preserve">,</w:t>
+      </w:r>
+      <w:r>
+        <w:t xml:space="preserve"> </w:t>
+      </w:r>
+      <w:r>
+        <w:rPr>
+          <w:rStyle w:val="VerbatimChar"/>
+        </w:rPr>
+        <w:t xml:space="preserve">reviewed_at</w:t>
+      </w:r>
+      <w:r>
+        <w:t xml:space="preserve"> </w:t>
+      </w:r>
+      <w:r>
+        <w:t xml:space="preserve">fields.</w:t>
       </w:r>
     </w:p>
     <w:p>
@@ -15642,45 +15674,23 @@
         </w:numPr>
       </w:pPr>
       <w:r>
-        <w:t xml:space="preserve">The verifier separates</w:t>
-      </w:r>
-      <w:r>
-        <w:t xml:space="preserve"> </w:t>
-      </w:r>
-      <w:r>
-        <w:rPr>
-          <w:b/>
-          <w:bCs/>
-        </w:rPr>
-        <w:t xml:space="preserve">displacement (advisory)</w:t>
-      </w:r>
-      <w:r>
-        <w:t xml:space="preserve"> </w:t>
-      </w:r>
-      <w:r>
-        <w:t xml:space="preserve">from gone, ambiguous and missing-path (fatal),</w:t>
-      </w:r>
-      <w:r>
-        <w:t xml:space="preserve"> </w:t>
-      </w:r>
-      <w:r>
-        <w:t xml:space="preserve">and</w:t>
-      </w:r>
-      <w:r>
-        <w:t xml:space="preserve"> </w:t>
-      </w:r>
-      <w:r>
-        <w:rPr>
-          <w:b/>
-          <w:bCs/>
-        </w:rPr>
-        <w:t xml:space="preserve">suggests no target</w:t>
-      </w:r>
-      <w:r>
-        <w:t xml:space="preserve"> </w:t>
-      </w:r>
-      <w:r>
-        <w:t xml:space="preserve">when a token is gone.</w:t>
+        <w:t xml:space="preserve">The</w:t>
+      </w:r>
+      <w:r>
+        <w:t xml:space="preserve"> </w:t>
+      </w:r>
+      <w:r>
+        <w:rPr>
+          <w:b/>
+          <w:bCs/>
+        </w:rPr>
+        <w:t xml:space="preserve">anchor verifier</w:t>
+      </w:r>
+      <w:r>
+        <w:t xml:space="preserve"> </w:t>
+      </w:r>
+      <w:r>
+        <w:t xml:space="preserve">runs in CI and fails the build -- and you have watched it fail on purpose.</w:t>
       </w:r>
     </w:p>
     <w:p>
@@ -15692,36 +15702,29 @@
         </w:numPr>
       </w:pPr>
       <w:r>
-        <w:t xml:space="preserve">Every recorded commit is written</w:t>
-      </w:r>
-      <w:r>
-        <w:t xml:space="preserve"> </w:t>
-      </w:r>
-      <w:r>
-        <w:rPr>
-          <w:b/>
-          <w:bCs/>
-        </w:rPr>
-        <w:t xml:space="preserve">in full</w:t>
-      </w:r>
-      <w:r>
-        <w:t xml:space="preserve"> </w:t>
-      </w:r>
-      <w:r>
-        <w:t xml:space="preserve">and is</w:t>
-      </w:r>
-      <w:r>
-        <w:t xml:space="preserve"> </w:t>
-      </w:r>
-      <w:r>
-        <w:rPr>
-          <w:b/>
-          <w:bCs/>
-        </w:rPr>
-        <w:t xml:space="preserve">reachable from the mainline</w:t>
-      </w:r>
-      <w:r>
-        <w:t xml:space="preserve">.</w:t>
+        <w:t xml:space="preserve">Every anchor's token is</w:t>
+      </w:r>
+      <w:r>
+        <w:t xml:space="preserve"> </w:t>
+      </w:r>
+      <w:r>
+        <w:rPr>
+          <w:b/>
+          <w:bCs/>
+        </w:rPr>
+        <w:t xml:space="preserve">unique in its file</w:t>
+      </w:r>
+      <w:r>
+        <w:t xml:space="preserve"> </w:t>
+      </w:r>
+      <w:r>
+        <w:t xml:space="preserve">and is the whole normalized logical line, so a</w:t>
+      </w:r>
+      <w:r>
+        <w:t xml:space="preserve"> </w:t>
+      </w:r>
+      <w:r>
+        <w:t xml:space="preserve">bypass clause welded into a condition breaks it.</w:t>
       </w:r>
     </w:p>
     <w:p>
@@ -15733,20 +15736,45 @@
         </w:numPr>
       </w:pPr>
       <w:r>
-        <w:t xml:space="preserve">Cell</w:t>
-      </w:r>
-      <w:r>
-        <w:t xml:space="preserve"> </w:t>
-      </w:r>
-      <w:r>
-        <w:rPr>
-          <w:b/>
-          <w:bCs/>
-        </w:rPr>
-        <w:t xml:space="preserve">claims are atomic</w:t>
-      </w:r>
-      <w:r>
-        <w:t xml:space="preserve">, so two sessions cannot score the same cell.</w:t>
+        <w:t xml:space="preserve">The verifier separates</w:t>
+      </w:r>
+      <w:r>
+        <w:t xml:space="preserve"> </w:t>
+      </w:r>
+      <w:r>
+        <w:rPr>
+          <w:b/>
+          <w:bCs/>
+        </w:rPr>
+        <w:t xml:space="preserve">displacement (advisory)</w:t>
+      </w:r>
+      <w:r>
+        <w:t xml:space="preserve"> </w:t>
+      </w:r>
+      <w:r>
+        <w:t xml:space="preserve">from gone, ambiguous and missing-path (fatal),</w:t>
+      </w:r>
+      <w:r>
+        <w:t xml:space="preserve"> </w:t>
+      </w:r>
+      <w:r>
+        <w:t xml:space="preserve">and</w:t>
+      </w:r>
+      <w:r>
+        <w:t xml:space="preserve"> </w:t>
+      </w:r>
+      <w:r>
+        <w:rPr>
+          <w:b/>
+          <w:bCs/>
+        </w:rPr>
+        <w:t xml:space="preserve">suggests no target</w:t>
+      </w:r>
+      <w:r>
+        <w:t xml:space="preserve"> </w:t>
+      </w:r>
+      <w:r>
+        <w:t xml:space="preserve">when a token is gone.</w:t>
       </w:r>
     </w:p>
     <w:p>
@@ -15758,17 +15786,36 @@
         </w:numPr>
       </w:pPr>
       <w:r>
-        <w:rPr>
-          <w:b/>
-          <w:bCs/>
-        </w:rPr>
-        <w:t xml:space="preserve">One integrator</w:t>
-      </w:r>
-      <w:r>
-        <w:t xml:space="preserve"> </w:t>
-      </w:r>
-      <w:r>
-        <w:t xml:space="preserve">owns every write to the record; workers emit structured verdict files.</w:t>
+        <w:t xml:space="preserve">Every recorded commit is written</w:t>
+      </w:r>
+      <w:r>
+        <w:t xml:space="preserve"> </w:t>
+      </w:r>
+      <w:r>
+        <w:rPr>
+          <w:b/>
+          <w:bCs/>
+        </w:rPr>
+        <w:t xml:space="preserve">in full</w:t>
+      </w:r>
+      <w:r>
+        <w:t xml:space="preserve"> </w:t>
+      </w:r>
+      <w:r>
+        <w:t xml:space="preserve">and is</w:t>
+      </w:r>
+      <w:r>
+        <w:t xml:space="preserve"> </w:t>
+      </w:r>
+      <w:r>
+        <w:rPr>
+          <w:b/>
+          <w:bCs/>
+        </w:rPr>
+        <w:t xml:space="preserve">reachable from the mainline</w:t>
+      </w:r>
+      <w:r>
+        <w:t xml:space="preserve">.</w:t>
       </w:r>
     </w:p>
     <w:p>
@@ -15780,31 +15827,20 @@
         </w:numPr>
       </w:pPr>
       <w:r>
-        <w:t xml:space="preserve">A</w:t>
-      </w:r>
-      <w:r>
-        <w:t xml:space="preserve"> </w:t>
-      </w:r>
-      <w:r>
-        <w:rPr>
-          <w:b/>
-          <w:bCs/>
-        </w:rPr>
-        <w:t xml:space="preserve">collision detector</w:t>
-      </w:r>
-      <w:r>
-        <w:t xml:space="preserve"> </w:t>
-      </w:r>
-      <w:r>
-        <w:t xml:space="preserve">runs at integration over "which cells does each pending change touch".</w:t>
-      </w:r>
-    </w:p>
-    <w:p>
-      <w:pPr>
-        <w:pStyle w:val="FirstParagraph"/>
-      </w:pPr>
-      <w:r>
-        <w:t xml:space="preserve">Before anything is published:</w:t>
+        <w:t xml:space="preserve">Cell</w:t>
+      </w:r>
+      <w:r>
+        <w:t xml:space="preserve"> </w:t>
+      </w:r>
+      <w:r>
+        <w:rPr>
+          <w:b/>
+          <w:bCs/>
+        </w:rPr>
+        <w:t xml:space="preserve">claims are atomic</w:t>
+      </w:r>
+      <w:r>
+        <w:t xml:space="preserve">, so two sessions cannot score the same cell.</w:t>
       </w:r>
     </w:p>
     <w:p>
@@ -15816,26 +15852,17 @@
         </w:numPr>
       </w:pPr>
       <w:r>
-        <w:t xml:space="preserve">Every count is</w:t>
-      </w:r>
-      <w:r>
-        <w:t xml:space="preserve"> </w:t>
-      </w:r>
-      <w:r>
-        <w:rPr>
-          <w:b/>
-          <w:bCs/>
-        </w:rPr>
-        <w:t xml:space="preserve">computed</w:t>
-      </w:r>
-      <w:r>
-        <w:t xml:space="preserve">, not typed -- and every figure can name its command, input tree and</w:t>
-      </w:r>
-      <w:r>
-        <w:t xml:space="preserve"> </w:t>
-      </w:r>
-      <w:r>
-        <w:t xml:space="preserve">exit code, not just a conclusion.</w:t>
+        <w:rPr>
+          <w:b/>
+          <w:bCs/>
+        </w:rPr>
+        <w:t xml:space="preserve">One integrator</w:t>
+      </w:r>
+      <w:r>
+        <w:t xml:space="preserve"> </w:t>
+      </w:r>
+      <w:r>
+        <w:t xml:space="preserve">owns every write to the record; workers emit structured verdict files.</w:t>
       </w:r>
     </w:p>
     <w:p>
@@ -15847,23 +15874,31 @@
         </w:numPr>
       </w:pPr>
       <w:r>
-        <w:t xml:space="preserve">Derived numbers were</w:t>
-      </w:r>
-      <w:r>
-        <w:t xml:space="preserve"> </w:t>
-      </w:r>
-      <w:r>
-        <w:rPr>
-          <w:b/>
-          <w:bCs/>
-        </w:rPr>
-        <w:t xml:space="preserve">recomputed from source</w:t>
-      </w:r>
-      <w:r>
-        <w:t xml:space="preserve"> </w:t>
-      </w:r>
-      <w:r>
-        <w:t xml:space="preserve">by whoever wrote last, not delta-adjusted.</w:t>
+        <w:t xml:space="preserve">A</w:t>
+      </w:r>
+      <w:r>
+        <w:t xml:space="preserve"> </w:t>
+      </w:r>
+      <w:r>
+        <w:rPr>
+          <w:b/>
+          <w:bCs/>
+        </w:rPr>
+        <w:t xml:space="preserve">collision detector</w:t>
+      </w:r>
+      <w:r>
+        <w:t xml:space="preserve"> </w:t>
+      </w:r>
+      <w:r>
+        <w:t xml:space="preserve">runs at integration over "which cells does each pending change touch".</w:t>
+      </w:r>
+    </w:p>
+    <w:p>
+      <w:pPr>
+        <w:pStyle w:val="FirstParagraph"/>
+      </w:pPr>
+      <w:r>
+        <w:t xml:space="preserve">Before anything is published:</w:t>
       </w:r>
     </w:p>
     <w:p>
@@ -15875,20 +15910,26 @@
         </w:numPr>
       </w:pPr>
       <w:r>
-        <w:t xml:space="preserve">Printed components are asserted to</w:t>
-      </w:r>
-      <w:r>
-        <w:t xml:space="preserve"> </w:t>
-      </w:r>
-      <w:r>
-        <w:rPr>
-          <w:b/>
-          <w:bCs/>
-        </w:rPr>
-        <w:t xml:space="preserve">sum to the printed total</w:t>
-      </w:r>
-      <w:r>
-        <w:t xml:space="preserve">.</w:t>
+        <w:t xml:space="preserve">Every count is</w:t>
+      </w:r>
+      <w:r>
+        <w:t xml:space="preserve"> </w:t>
+      </w:r>
+      <w:r>
+        <w:rPr>
+          <w:b/>
+          <w:bCs/>
+        </w:rPr>
+        <w:t xml:space="preserve">computed</w:t>
+      </w:r>
+      <w:r>
+        <w:t xml:space="preserve">, not typed -- and every figure can name its command, input tree and</w:t>
+      </w:r>
+      <w:r>
+        <w:t xml:space="preserve"> </w:t>
+      </w:r>
+      <w:r>
+        <w:t xml:space="preserve">exit code, not just a conclusion.</w:t>
       </w:r>
     </w:p>
     <w:p>
@@ -15900,38 +15941,23 @@
         </w:numPr>
       </w:pPr>
       <w:r>
-        <w:rPr>
-          <w:rStyle w:val="VerbatimChar"/>
-        </w:rPr>
-        <w:t xml:space="preserve">unverified</w:t>
-      </w:r>
-      <w:r>
-        <w:t xml:space="preserve"> </w:t>
-      </w:r>
-      <w:r>
-        <w:t xml:space="preserve">is</w:t>
-      </w:r>
-      <w:r>
-        <w:t xml:space="preserve"> </w:t>
-      </w:r>
-      <w:r>
-        <w:rPr>
-          <w:b/>
-          <w:bCs/>
-        </w:rPr>
-        <w:t xml:space="preserve">reported separately</w:t>
-      </w:r>
-      <w:r>
-        <w:t xml:space="preserve"> </w:t>
-      </w:r>
-      <w:r>
-        <w:t xml:space="preserve">and excluded from any pass total, and the renderer states</w:t>
-      </w:r>
-      <w:r>
-        <w:t xml:space="preserve"> </w:t>
-      </w:r>
-      <w:r>
-        <w:t xml:space="preserve">what the label means wherever it prints it.</w:t>
+        <w:t xml:space="preserve">Derived numbers were</w:t>
+      </w:r>
+      <w:r>
+        <w:t xml:space="preserve"> </w:t>
+      </w:r>
+      <w:r>
+        <w:rPr>
+          <w:b/>
+          <w:bCs/>
+        </w:rPr>
+        <w:t xml:space="preserve">recomputed from source</w:t>
+      </w:r>
+      <w:r>
+        <w:t xml:space="preserve"> </w:t>
+      </w:r>
+      <w:r>
+        <w:t xml:space="preserve">by whoever wrote last, not delta-adjusted.</w:t>
       </w:r>
     </w:p>
     <w:p>
@@ -15943,47 +15969,17 @@
         </w:numPr>
       </w:pPr>
       <w:r>
-        <w:t xml:space="preserve">Every reviewer</w:t>
-      </w:r>
-      <w:r>
-        <w:t xml:space="preserve"> </w:t>
-      </w:r>
-      <w:r>
-        <w:rPr>
-          <w:b/>
-          <w:bCs/>
-        </w:rPr>
-        <w:t xml:space="preserve">executed</w:t>
-      </w:r>
-      <w:r>
-        <w:t xml:space="preserve"> </w:t>
-      </w:r>
-      <w:r>
-        <w:t xml:space="preserve">the citations rather than reading them, and reviewers had</w:t>
-      </w:r>
-      <w:r>
-        <w:t xml:space="preserve"> </w:t>
-      </w:r>
-      <w:r>
-        <w:rPr>
-          <w:b/>
-          <w:bCs/>
-        </w:rPr>
-        <w:t xml:space="preserve">distinct</w:t>
-      </w:r>
-      <w:r>
-        <w:rPr>
-          <w:b/>
-          <w:bCs/>
-        </w:rPr>
-        <w:t xml:space="preserve"> </w:t>
-      </w:r>
-      <w:r>
-        <w:rPr>
-          <w:b/>
-          <w:bCs/>
-        </w:rPr>
-        <w:t xml:space="preserve">lenses</w:t>
+        <w:t xml:space="preserve">Printed components are asserted to</w:t>
+      </w:r>
+      <w:r>
+        <w:t xml:space="preserve"> </w:t>
+      </w:r>
+      <w:r>
+        <w:rPr>
+          <w:b/>
+          <w:bCs/>
+        </w:rPr>
+        <w:t xml:space="preserve">sum to the printed total</w:t>
       </w:r>
       <w:r>
         <w:t xml:space="preserve">.</w:t>
@@ -15998,23 +15994,38 @@
         </w:numPr>
       </w:pPr>
       <w:r>
-        <w:t xml:space="preserve">Every mutation used as evidence was</w:t>
-      </w:r>
-      <w:r>
-        <w:t xml:space="preserve"> </w:t>
-      </w:r>
-      <w:r>
-        <w:rPr>
-          <w:b/>
-          <w:bCs/>
-        </w:rPr>
-        <w:t xml:space="preserve">confirmed on disk</w:t>
-      </w:r>
-      <w:r>
-        <w:t xml:space="preserve"> </w:t>
-      </w:r>
-      <w:r>
-        <w:t xml:space="preserve">before its result was read.</w:t>
+        <w:rPr>
+          <w:rStyle w:val="VerbatimChar"/>
+        </w:rPr>
+        <w:t xml:space="preserve">unverified</w:t>
+      </w:r>
+      <w:r>
+        <w:t xml:space="preserve"> </w:t>
+      </w:r>
+      <w:r>
+        <w:t xml:space="preserve">is</w:t>
+      </w:r>
+      <w:r>
+        <w:t xml:space="preserve"> </w:t>
+      </w:r>
+      <w:r>
+        <w:rPr>
+          <w:b/>
+          <w:bCs/>
+        </w:rPr>
+        <w:t xml:space="preserve">reported separately</w:t>
+      </w:r>
+      <w:r>
+        <w:t xml:space="preserve"> </w:t>
+      </w:r>
+      <w:r>
+        <w:t xml:space="preserve">and excluded from any pass total, and the renderer states</w:t>
+      </w:r>
+      <w:r>
+        <w:t xml:space="preserve"> </w:t>
+      </w:r>
+      <w:r>
+        <w:t xml:space="preserve">what the label means wherever it prints it.</w:t>
       </w:r>
     </w:p>
     <w:p>
@@ -16026,17 +16037,47 @@
         </w:numPr>
       </w:pPr>
       <w:r>
-        <w:t xml:space="preserve">Every parallel review states</w:t>
-      </w:r>
-      <w:r>
-        <w:t xml:space="preserve"> </w:t>
-      </w:r>
-      <w:r>
-        <w:rPr>
-          <w:b/>
-          <w:bCs/>
-        </w:rPr>
-        <w:t xml:space="preserve">how many units returned against how many were dispatched</w:t>
+        <w:t xml:space="preserve">Every reviewer</w:t>
+      </w:r>
+      <w:r>
+        <w:t xml:space="preserve"> </w:t>
+      </w:r>
+      <w:r>
+        <w:rPr>
+          <w:b/>
+          <w:bCs/>
+        </w:rPr>
+        <w:t xml:space="preserve">executed</w:t>
+      </w:r>
+      <w:r>
+        <w:t xml:space="preserve"> </w:t>
+      </w:r>
+      <w:r>
+        <w:t xml:space="preserve">the citations rather than reading them, and reviewers had</w:t>
+      </w:r>
+      <w:r>
+        <w:t xml:space="preserve"> </w:t>
+      </w:r>
+      <w:r>
+        <w:rPr>
+          <w:b/>
+          <w:bCs/>
+        </w:rPr>
+        <w:t xml:space="preserve">distinct</w:t>
+      </w:r>
+      <w:r>
+        <w:rPr>
+          <w:b/>
+          <w:bCs/>
+        </w:rPr>
+        <w:t xml:space="preserve"> </w:t>
+      </w:r>
+      <w:r>
+        <w:rPr>
+          <w:b/>
+          <w:bCs/>
+        </w:rPr>
+        <w:t xml:space="preserve">lenses</w:t>
       </w:r>
       <w:r>
         <w:t xml:space="preserve">.</w:t>
@@ -16051,26 +16092,23 @@
         </w:numPr>
       </w:pPr>
       <w:r>
-        <w:t xml:space="preserve">Every figure names its</w:t>
-      </w:r>
-      <w:r>
-        <w:t xml:space="preserve"> </w:t>
-      </w:r>
-      <w:r>
-        <w:rPr>
-          <w:b/>
-          <w:bCs/>
-        </w:rPr>
-        <w:t xml:space="preserve">unit and its ref</w:t>
-      </w:r>
-      <w:r>
-        <w:t xml:space="preserve">, and every freshness field carries a labelled value</w:t>
-      </w:r>
-      <w:r>
-        <w:t xml:space="preserve"> </w:t>
-      </w:r>
-      <w:r>
-        <w:t xml:space="preserve">rather than being omitted.</w:t>
+        <w:t xml:space="preserve">Every mutation used as evidence was</w:t>
+      </w:r>
+      <w:r>
+        <w:t xml:space="preserve"> </w:t>
+      </w:r>
+      <w:r>
+        <w:rPr>
+          <w:b/>
+          <w:bCs/>
+        </w:rPr>
+        <w:t xml:space="preserve">confirmed on disk</w:t>
+      </w:r>
+      <w:r>
+        <w:t xml:space="preserve"> </w:t>
+      </w:r>
+      <w:r>
+        <w:t xml:space="preserve">before its result was read.</w:t>
       </w:r>
     </w:p>
     <w:p>
@@ -16082,29 +16120,20 @@
         </w:numPr>
       </w:pPr>
       <w:r>
-        <w:t xml:space="preserve">Every completeness claim written</w:t>
-      </w:r>
-      <w:r>
-        <w:t xml:space="preserve"> </w:t>
-      </w:r>
-      <w:r>
-        <w:rPr>
-          <w:b/>
-          <w:bCs/>
-        </w:rPr>
-        <w:t xml:space="preserve">inside a checker</w:t>
-      </w:r>
-      <w:r>
-        <w:t xml:space="preserve"> </w:t>
-      </w:r>
-      <w:r>
-        <w:t xml:space="preserve">was proved against a parsed domain, or</w:t>
-      </w:r>
-      <w:r>
-        <w:t xml:space="preserve"> </w:t>
-      </w:r>
-      <w:r>
-        <w:t xml:space="preserve">deleted.</w:t>
+        <w:t xml:space="preserve">Every parallel review states</w:t>
+      </w:r>
+      <w:r>
+        <w:t xml:space="preserve"> </w:t>
+      </w:r>
+      <w:r>
+        <w:rPr>
+          <w:b/>
+          <w:bCs/>
+        </w:rPr>
+        <w:t xml:space="preserve">how many units returned against how many were dispatched</w:t>
+      </w:r>
+      <w:r>
+        <w:t xml:space="preserve">.</w:t>
       </w:r>
     </w:p>
     <w:p>
@@ -16116,20 +16145,26 @@
         </w:numPr>
       </w:pPr>
       <w:r>
-        <w:t xml:space="preserve">Every capability the record leans on is</w:t>
-      </w:r>
-      <w:r>
-        <w:t xml:space="preserve"> </w:t>
-      </w:r>
-      <w:r>
-        <w:rPr>
-          <w:b/>
-          <w:bCs/>
-        </w:rPr>
-        <w:t xml:space="preserve">wired to something</w:t>
-      </w:r>
-      <w:r>
-        <w:t xml:space="preserve">, with its adoption number printed.</w:t>
+        <w:t xml:space="preserve">Every figure names its</w:t>
+      </w:r>
+      <w:r>
+        <w:t xml:space="preserve"> </w:t>
+      </w:r>
+      <w:r>
+        <w:rPr>
+          <w:b/>
+          <w:bCs/>
+        </w:rPr>
+        <w:t xml:space="preserve">unit and its ref</w:t>
+      </w:r>
+      <w:r>
+        <w:t xml:space="preserve">, and every freshness field carries a labelled value</w:t>
+      </w:r>
+      <w:r>
+        <w:t xml:space="preserve"> </w:t>
+      </w:r>
+      <w:r>
+        <w:t xml:space="preserve">rather than being omitted.</w:t>
       </w:r>
     </w:p>
     <w:p>
@@ -16141,7 +16176,29 @@
         </w:numPr>
       </w:pPr>
       <w:r>
-        <w:t xml:space="preserve">Every absolute ("the only", "all", "never") was either proved or weakened to "at least".</w:t>
+        <w:t xml:space="preserve">Every completeness claim written</w:t>
+      </w:r>
+      <w:r>
+        <w:t xml:space="preserve"> </w:t>
+      </w:r>
+      <w:r>
+        <w:rPr>
+          <w:b/>
+          <w:bCs/>
+        </w:rPr>
+        <w:t xml:space="preserve">inside a checker</w:t>
+      </w:r>
+      <w:r>
+        <w:t xml:space="preserve"> </w:t>
+      </w:r>
+      <w:r>
+        <w:t xml:space="preserve">was proved against a parsed domain, or</w:t>
+      </w:r>
+      <w:r>
+        <w:t xml:space="preserve"> </w:t>
+      </w:r>
+      <w:r>
+        <w:t xml:space="preserve">deleted.</w:t>
       </w:r>
     </w:p>
     <w:p>
@@ -16153,20 +16210,20 @@
         </w:numPr>
       </w:pPr>
       <w:r>
-        <w:t xml:space="preserve">Impact sentences for undeployed software are in the</w:t>
-      </w:r>
-      <w:r>
-        <w:t xml:space="preserve"> </w:t>
-      </w:r>
-      <w:r>
-        <w:rPr>
-          <w:b/>
-          <w:bCs/>
-        </w:rPr>
-        <w:t xml:space="preserve">conditional tense</w:t>
-      </w:r>
-      <w:r>
-        <w:t xml:space="preserve">, with no score altered.</w:t>
+        <w:t xml:space="preserve">Every capability the record leans on is</w:t>
+      </w:r>
+      <w:r>
+        <w:t xml:space="preserve"> </w:t>
+      </w:r>
+      <w:r>
+        <w:rPr>
+          <w:b/>
+          <w:bCs/>
+        </w:rPr>
+        <w:t xml:space="preserve">wired to something</w:t>
+      </w:r>
+      <w:r>
+        <w:t xml:space="preserve">, with its adoption number printed.</w:t>
       </w:r>
     </w:p>
     <w:p>
@@ -16178,20 +16235,7 @@
         </w:numPr>
       </w:pPr>
       <w:r>
-        <w:rPr>
-          <w:b/>
-          <w:bCs/>
-        </w:rPr>
-        <w:t xml:space="preserve">Every requirement is reported</w:t>
-      </w:r>
-      <w:r>
-        <w:t xml:space="preserve">, not exceptions only -- an exceptions-only report hides the</w:t>
-      </w:r>
-      <w:r>
-        <w:t xml:space="preserve"> </w:t>
-      </w:r>
-      <w:r>
-        <w:t xml:space="preserve">denominator, and a reader cannot distinguish a thorough assessment from a shallow one.</w:t>
+        <w:t xml:space="preserve">Every absolute ("the only", "all", "never") was either proved or weakened to "at least".</w:t>
       </w:r>
     </w:p>
     <w:p>
@@ -16203,36 +16247,20 @@
         </w:numPr>
       </w:pPr>
       <w:r>
-        <w:t xml:space="preserve">Every total carries the</w:t>
-      </w:r>
-      <w:r>
-        <w:t xml:space="preserve"> </w:t>
-      </w:r>
-      <w:r>
-        <w:rPr>
-          <w:b/>
-          <w:bCs/>
-        </w:rPr>
-        <w:t xml:space="preserve">pinned standard version</w:t>
-      </w:r>
-      <w:r>
-        <w:t xml:space="preserve"> </w:t>
-      </w:r>
-      <w:r>
-        <w:t xml:space="preserve">and the</w:t>
-      </w:r>
-      <w:r>
-        <w:t xml:space="preserve"> </w:t>
-      </w:r>
-      <w:r>
-        <w:rPr>
-          <w:b/>
-          <w:bCs/>
-        </w:rPr>
-        <w:t xml:space="preserve">drift-check result</w:t>
-      </w:r>
-      <w:r>
-        <w:t xml:space="preserve">.</w:t>
+        <w:t xml:space="preserve">Impact sentences for undeployed software are in the</w:t>
+      </w:r>
+      <w:r>
+        <w:t xml:space="preserve"> </w:t>
+      </w:r>
+      <w:r>
+        <w:rPr>
+          <w:b/>
+          <w:bCs/>
+        </w:rPr>
+        <w:t xml:space="preserve">conditional tense</w:t>
+      </w:r>
+      <w:r>
+        <w:t xml:space="preserve">, with no score altered.</w:t>
       </w:r>
     </w:p>
     <w:p>
@@ -16244,50 +16272,20 @@
         </w:numPr>
       </w:pPr>
       <w:r>
-        <w:t xml:space="preserve">Any movement is reported</w:t>
-      </w:r>
-      <w:r>
-        <w:t xml:space="preserve"> </w:t>
-      </w:r>
-      <w:r>
-        <w:rPr>
-          <w:b/>
-          <w:bCs/>
-        </w:rPr>
-        <w:t xml:space="preserve">with its cause named</w:t>
-      </w:r>
-      <w:r>
-        <w:t xml:space="preserve"> </w:t>
-      </w:r>
-      <w:r>
-        <w:t xml:space="preserve">-- and if nothing moved, that is</w:t>
-      </w:r>
-      <w:r>
-        <w:t xml:space="preserve"> </w:t>
-      </w:r>
-      <w:r>
-        <w:rPr>
-          <w:b/>
-          <w:bCs/>
-        </w:rPr>
-        <w:t xml:space="preserve">stated as a</w:t>
-      </w:r>
-      <w:r>
-        <w:rPr>
-          <w:b/>
-          <w:bCs/>
-        </w:rPr>
-        <w:t xml:space="preserve"> </w:t>
-      </w:r>
-      <w:r>
-        <w:rPr>
-          <w:b/>
-          <w:bCs/>
-        </w:rPr>
-        <w:t xml:space="preserve">result</w:t>
-      </w:r>
-      <w:r>
-        <w:t xml:space="preserve">, with the reason.</w:t>
+        <w:rPr>
+          <w:b/>
+          <w:bCs/>
+        </w:rPr>
+        <w:t xml:space="preserve">Every requirement is reported</w:t>
+      </w:r>
+      <w:r>
+        <w:t xml:space="preserve">, not exceptions only -- an exceptions-only report hides the</w:t>
+      </w:r>
+      <w:r>
+        <w:t xml:space="preserve"> </w:t>
+      </w:r>
+      <w:r>
+        <w:t xml:space="preserve">denominator, and a reader cannot distinguish a thorough assessment from a shallow one.</w:t>
       </w:r>
     </w:p>
     <w:p>
@@ -16299,23 +16297,36 @@
         </w:numPr>
       </w:pPr>
       <w:r>
-        <w:t xml:space="preserve">Any level claim either</w:t>
-      </w:r>
-      <w:r>
-        <w:t xml:space="preserve"> </w:t>
-      </w:r>
-      <w:r>
-        <w:rPr>
-          <w:b/>
-          <w:bCs/>
-        </w:rPr>
-        <w:t xml:space="preserve">enumerates the exclusions</w:t>
-      </w:r>
-      <w:r>
-        <w:t xml:space="preserve"> </w:t>
-      </w:r>
-      <w:r>
-        <w:t xml:space="preserve">or says something weaker than "verified".</w:t>
+        <w:t xml:space="preserve">Every total carries the</w:t>
+      </w:r>
+      <w:r>
+        <w:t xml:space="preserve"> </w:t>
+      </w:r>
+      <w:r>
+        <w:rPr>
+          <w:b/>
+          <w:bCs/>
+        </w:rPr>
+        <w:t xml:space="preserve">pinned standard version</w:t>
+      </w:r>
+      <w:r>
+        <w:t xml:space="preserve"> </w:t>
+      </w:r>
+      <w:r>
+        <w:t xml:space="preserve">and the</w:t>
+      </w:r>
+      <w:r>
+        <w:t xml:space="preserve"> </w:t>
+      </w:r>
+      <w:r>
+        <w:rPr>
+          <w:b/>
+          <w:bCs/>
+        </w:rPr>
+        <w:t xml:space="preserve">drift-check result</w:t>
+      </w:r>
+      <w:r>
+        <w:t xml:space="preserve">.</w:t>
       </w:r>
     </w:p>
     <w:p>
@@ -16327,37 +16338,50 @@
         </w:numPr>
       </w:pPr>
       <w:r>
-        <w:t xml:space="preserve">The findings themselves are going</w:t>
-      </w:r>
-      <w:r>
-        <w:t xml:space="preserve"> </w:t>
-      </w:r>
-      <w:r>
-        <w:rPr>
-          <w:b/>
-          <w:bCs/>
-        </w:rPr>
-        <w:t xml:space="preserve">somewhere private</w:t>
-      </w:r>
-      <w:r>
-        <w:t xml:space="preserve">.</w:t>
-      </w:r>
-    </w:p>
-    <w:p>
-      <w:r>
-        <w:pict>
-          <v:rect style="width:0;height:1.5pt" o:hralign="center" o:hrstd="t" o:hr="t"/>
-        </w:pict>
-      </w:r>
-    </w:p>
-    <w:bookmarkEnd w:id="92"/>
-    <w:bookmarkStart w:id="94" w:name="see-also"/>
-    <w:p>
-      <w:pPr>
-        <w:pStyle w:val="Heading2"/>
-      </w:pPr>
-      <w:r>
-        <w:t xml:space="preserve">See also</w:t>
+        <w:t xml:space="preserve">Any movement is reported</w:t>
+      </w:r>
+      <w:r>
+        <w:t xml:space="preserve"> </w:t>
+      </w:r>
+      <w:r>
+        <w:rPr>
+          <w:b/>
+          <w:bCs/>
+        </w:rPr>
+        <w:t xml:space="preserve">with its cause named</w:t>
+      </w:r>
+      <w:r>
+        <w:t xml:space="preserve"> </w:t>
+      </w:r>
+      <w:r>
+        <w:t xml:space="preserve">-- and if nothing moved, that is</w:t>
+      </w:r>
+      <w:r>
+        <w:t xml:space="preserve"> </w:t>
+      </w:r>
+      <w:r>
+        <w:rPr>
+          <w:b/>
+          <w:bCs/>
+        </w:rPr>
+        <w:t xml:space="preserve">stated as a</w:t>
+      </w:r>
+      <w:r>
+        <w:rPr>
+          <w:b/>
+          <w:bCs/>
+        </w:rPr>
+        <w:t xml:space="preserve"> </w:t>
+      </w:r>
+      <w:r>
+        <w:rPr>
+          <w:b/>
+          <w:bCs/>
+        </w:rPr>
+        <w:t xml:space="preserve">result</w:t>
+      </w:r>
+      <w:r>
+        <w:t xml:space="preserve">, with the reason.</w:t>
       </w:r>
     </w:p>
     <w:p>
@@ -16366,6 +16390,76 @@
         <w:numPr>
           <w:ilvl w:val="0"/>
           <w:numId w:val="1044"/>
+        </w:numPr>
+      </w:pPr>
+      <w:r>
+        <w:t xml:space="preserve">Any level claim either</w:t>
+      </w:r>
+      <w:r>
+        <w:t xml:space="preserve"> </w:t>
+      </w:r>
+      <w:r>
+        <w:rPr>
+          <w:b/>
+          <w:bCs/>
+        </w:rPr>
+        <w:t xml:space="preserve">enumerates the exclusions</w:t>
+      </w:r>
+      <w:r>
+        <w:t xml:space="preserve"> </w:t>
+      </w:r>
+      <w:r>
+        <w:t xml:space="preserve">or says something weaker than "verified".</w:t>
+      </w:r>
+    </w:p>
+    <w:p>
+      <w:pPr>
+        <w:pStyle w:val="Compact"/>
+        <w:numPr>
+          <w:ilvl w:val="0"/>
+          <w:numId w:val="1045"/>
+        </w:numPr>
+      </w:pPr>
+      <w:r>
+        <w:t xml:space="preserve">The findings themselves are going</w:t>
+      </w:r>
+      <w:r>
+        <w:t xml:space="preserve"> </w:t>
+      </w:r>
+      <w:r>
+        <w:rPr>
+          <w:b/>
+          <w:bCs/>
+        </w:rPr>
+        <w:t xml:space="preserve">somewhere private</w:t>
+      </w:r>
+      <w:r>
+        <w:t xml:space="preserve">.</w:t>
+      </w:r>
+    </w:p>
+    <w:p>
+      <w:r>
+        <w:pict>
+          <v:rect style="width:0;height:1.5pt" o:hralign="center" o:hrstd="t" o:hr="t"/>
+        </w:pict>
+      </w:r>
+    </w:p>
+    <w:bookmarkEnd w:id="92"/>
+    <w:bookmarkStart w:id="94" w:name="see-also"/>
+    <w:p>
+      <w:pPr>
+        <w:pStyle w:val="Heading2"/>
+      </w:pPr>
+      <w:r>
+        <w:t xml:space="preserve">See also</w:t>
+      </w:r>
+    </w:p>
+    <w:p>
+      <w:pPr>
+        <w:pStyle w:val="Compact"/>
+        <w:numPr>
+          <w:ilvl w:val="0"/>
+          <w:numId w:val="1046"/>
         </w:numPr>
       </w:pPr>
       <w:hyperlink r:id="rId22">
@@ -16400,7 +16494,7 @@
         <w:pStyle w:val="Compact"/>
         <w:numPr>
           <w:ilvl w:val="0"/>
-          <w:numId w:val="1044"/>
+          <w:numId w:val="1046"/>
         </w:numPr>
       </w:pPr>
       <w:hyperlink r:id="rId49">
@@ -16429,7 +16523,7 @@
         <w:pStyle w:val="Compact"/>
         <w:numPr>
           <w:ilvl w:val="0"/>
-          <w:numId w:val="1044"/>
+          <w:numId w:val="1046"/>
         </w:numPr>
       </w:pPr>
       <w:hyperlink r:id="rId93">
@@ -16872,34 +16966,7 @@
     <w:abstractNumId w:val="991"/>
   </w:num>
   <w:num w:numId="1005">
-    <w:abstractNumId w:val="99411"/>
-    <w:lvlOverride w:ilvl="0">
-      <w:startOverride w:val="1"/>
-    </w:lvlOverride>
-    <w:lvlOverride w:ilvl="1">
-      <w:startOverride w:val="1"/>
-    </w:lvlOverride>
-    <w:lvlOverride w:ilvl="2">
-      <w:startOverride w:val="1"/>
-    </w:lvlOverride>
-    <w:lvlOverride w:ilvl="3">
-      <w:startOverride w:val="1"/>
-    </w:lvlOverride>
-    <w:lvlOverride w:ilvl="4">
-      <w:startOverride w:val="1"/>
-    </w:lvlOverride>
-    <w:lvlOverride w:ilvl="5">
-      <w:startOverride w:val="1"/>
-    </w:lvlOverride>
-    <w:lvlOverride w:ilvl="6">
-      <w:startOverride w:val="1"/>
-    </w:lvlOverride>
-    <w:lvlOverride w:ilvl="7">
-      <w:startOverride w:val="1"/>
-    </w:lvlOverride>
-    <w:lvlOverride w:ilvl="8">
-      <w:startOverride w:val="1"/>
-    </w:lvlOverride>
+    <w:abstractNumId w:val="991"/>
   </w:num>
   <w:num w:numId="1006">
     <w:abstractNumId w:val="991"/>
@@ -16935,34 +17002,7 @@
     </w:lvlOverride>
   </w:num>
   <w:num w:numId="1008">
-    <w:abstractNumId w:val="99411"/>
-    <w:lvlOverride w:ilvl="0">
-      <w:startOverride w:val="1"/>
-    </w:lvlOverride>
-    <w:lvlOverride w:ilvl="1">
-      <w:startOverride w:val="1"/>
-    </w:lvlOverride>
-    <w:lvlOverride w:ilvl="2">
-      <w:startOverride w:val="1"/>
-    </w:lvlOverride>
-    <w:lvlOverride w:ilvl="3">
-      <w:startOverride w:val="1"/>
-    </w:lvlOverride>
-    <w:lvlOverride w:ilvl="4">
-      <w:startOverride w:val="1"/>
-    </w:lvlOverride>
-    <w:lvlOverride w:ilvl="5">
-      <w:startOverride w:val="1"/>
-    </w:lvlOverride>
-    <w:lvlOverride w:ilvl="6">
-      <w:startOverride w:val="1"/>
-    </w:lvlOverride>
-    <w:lvlOverride w:ilvl="7">
-      <w:startOverride w:val="1"/>
-    </w:lvlOverride>
-    <w:lvlOverride w:ilvl="8">
-      <w:startOverride w:val="1"/>
-    </w:lvlOverride>
+    <w:abstractNumId w:val="991"/>
   </w:num>
   <w:num w:numId="1009">
     <w:abstractNumId w:val="99411"/>
@@ -17055,7 +17095,34 @@
     </w:lvlOverride>
   </w:num>
   <w:num w:numId="1012">
-    <w:abstractNumId w:val="991"/>
+    <w:abstractNumId w:val="99411"/>
+    <w:lvlOverride w:ilvl="0">
+      <w:startOverride w:val="1"/>
+    </w:lvlOverride>
+    <w:lvlOverride w:ilvl="1">
+      <w:startOverride w:val="1"/>
+    </w:lvlOverride>
+    <w:lvlOverride w:ilvl="2">
+      <w:startOverride w:val="1"/>
+    </w:lvlOverride>
+    <w:lvlOverride w:ilvl="3">
+      <w:startOverride w:val="1"/>
+    </w:lvlOverride>
+    <w:lvlOverride w:ilvl="4">
+      <w:startOverride w:val="1"/>
+    </w:lvlOverride>
+    <w:lvlOverride w:ilvl="5">
+      <w:startOverride w:val="1"/>
+    </w:lvlOverride>
+    <w:lvlOverride w:ilvl="6">
+      <w:startOverride w:val="1"/>
+    </w:lvlOverride>
+    <w:lvlOverride w:ilvl="7">
+      <w:startOverride w:val="1"/>
+    </w:lvlOverride>
+    <w:lvlOverride w:ilvl="8">
+      <w:startOverride w:val="1"/>
+    </w:lvlOverride>
   </w:num>
   <w:num w:numId="1013">
     <w:abstractNumId w:val="99411"/>
@@ -17091,10 +17158,37 @@
     <w:abstractNumId w:val="991"/>
   </w:num>
   <w:num w:numId="1015">
-    <w:abstractNumId w:val="992"/>
+    <w:abstractNumId w:val="99411"/>
+    <w:lvlOverride w:ilvl="0">
+      <w:startOverride w:val="1"/>
+    </w:lvlOverride>
+    <w:lvlOverride w:ilvl="1">
+      <w:startOverride w:val="1"/>
+    </w:lvlOverride>
+    <w:lvlOverride w:ilvl="2">
+      <w:startOverride w:val="1"/>
+    </w:lvlOverride>
+    <w:lvlOverride w:ilvl="3">
+      <w:startOverride w:val="1"/>
+    </w:lvlOverride>
+    <w:lvlOverride w:ilvl="4">
+      <w:startOverride w:val="1"/>
+    </w:lvlOverride>
+    <w:lvlOverride w:ilvl="5">
+      <w:startOverride w:val="1"/>
+    </w:lvlOverride>
+    <w:lvlOverride w:ilvl="6">
+      <w:startOverride w:val="1"/>
+    </w:lvlOverride>
+    <w:lvlOverride w:ilvl="7">
+      <w:startOverride w:val="1"/>
+    </w:lvlOverride>
+    <w:lvlOverride w:ilvl="8">
+      <w:startOverride w:val="1"/>
+    </w:lvlOverride>
   </w:num>
   <w:num w:numId="1016">
-    <w:abstractNumId w:val="992"/>
+    <w:abstractNumId w:val="991"/>
   </w:num>
   <w:num w:numId="1017">
     <w:abstractNumId w:val="992"/>
@@ -17178,6 +17272,12 @@
     <w:abstractNumId w:val="992"/>
   </w:num>
   <w:num w:numId="1044">
+    <w:abstractNumId w:val="992"/>
+  </w:num>
+  <w:num w:numId="1045">
+    <w:abstractNumId w:val="992"/>
+  </w:num>
+  <w:num w:numId="1046">
     <w:abstractNumId w:val="991"/>
   </w:num>
 </w:numbering>

--- a/docs/standards/word/ASVS-ASSESSMENT.docx
+++ b/docs/standards/word/ASVS-ASSESSMENT.docx
@@ -345,21 +345,21 @@
           <w:b/>
           <w:bCs/>
         </w:rPr>
-        <w:t xml:space="preserve">Almost every defect this method exists to catch is an instrument answering a narrower question</w:t>
-      </w:r>
-      <w:r>
-        <w:rPr>
-          <w:b/>
-          <w:bCs/>
-        </w:rPr>
-        <w:t xml:space="preserve"> </w:t>
-      </w:r>
-      <w:r>
-        <w:rPr>
-          <w:b/>
-          <w:bCs/>
-        </w:rPr>
-        <w:t xml:space="preserve">than the one you asked, and looking clean while it does it.</w:t>
+        <w:t xml:space="preserve">Almost every defect this method exists to catch has one shape: the question that got answered was</w:t>
+      </w:r>
+      <w:r>
+        <w:rPr>
+          <w:b/>
+          <w:bCs/>
+        </w:rPr>
+        <w:t xml:space="preserve"> </w:t>
+      </w:r>
+      <w:r>
+        <w:rPr>
+          <w:b/>
+          <w:bCs/>
+        </w:rPr>
+        <w:t xml:space="preserve">narrower than the question you asked.</w:t>
       </w:r>
     </w:p>
     <w:p>

--- a/docs/standards/word/ASVS-ASSESSMENT.docx
+++ b/docs/standards/word/ASVS-ASSESSMENT.docx
@@ -4661,41 +4661,64 @@
     </w:p>
     <w:p>
       <w:pPr>
-        <w:pStyle w:val="Compact"/>
-        <w:numPr>
-          <w:ilvl w:val="0"/>
-          <w:numId w:val="1007"/>
-        </w:numPr>
-      </w:pPr>
-      <w:r>
-        <w:rPr>
-          <w:b/>
-          <w:bCs/>
-        </w:rPr>
-        <w:t xml:space="preserve">If two assessors following 1-5 disagree</w:t>
-      </w:r>
-      <w:r>
-        <w:t xml:space="preserve"> </w:t>
-      </w:r>
-      <w:r>
-        <w:t xml:space="preserve">-&gt;</w:t>
-      </w:r>
-      <w:r>
-        <w:t xml:space="preserve"> </w:t>
-      </w:r>
+        <w:pStyle w:val="FirstParagraph"/>
+      </w:pPr>
       <w:r>
         <w:rPr>
           <w:rStyle w:val="VerbatimChar"/>
+          <w:b/>
+          <w:bCs/>
         </w:rPr>
         <w:t xml:space="preserve">needs-review</w:t>
       </w:r>
       <w:r>
+        <w:rPr>
+          <w:b/>
+          <w:bCs/>
+        </w:rPr>
+        <w:t xml:space="preserve"> </w:t>
+      </w:r>
+      <w:r>
+        <w:rPr>
+          <w:b/>
+          <w:bCs/>
+        </w:rPr>
+        <w:t xml:space="preserve">is not a branch of the sequence.</w:t>
+      </w:r>
+      <w:r>
+        <w:t xml:space="preserve"> </w:t>
+      </w:r>
+      <w:r>
+        <w:t xml:space="preserve">Step 5 is a catch-all, so a single assessor</w:t>
+      </w:r>
+      <w:r>
+        <w:t xml:space="preserve"> </w:t>
+      </w:r>
+      <w:r>
+        <w:t xml:space="preserve">running 1-5 never reaches it. Apply it after the sequence has run: if two assessors following 1-5</w:t>
+      </w:r>
+      <w:r>
+        <w:t xml:space="preserve"> </w:t>
+      </w:r>
+      <w:r>
+        <w:t xml:space="preserve">disagree on a cell, that cell is</w:t>
+      </w:r>
+      <w:r>
+        <w:t xml:space="preserve"> </w:t>
+      </w:r>
+      <w:r>
+        <w:rPr>
+          <w:rStyle w:val="VerbatimChar"/>
+        </w:rPr>
+        <w:t xml:space="preserve">needs-review</w:t>
+      </w:r>
+      <w:r>
         <w:t xml:space="preserve">, with the disagreement recorded.</w:t>
       </w:r>
     </w:p>
     <w:p>
       <w:pPr>
-        <w:pStyle w:val="FirstParagraph"/>
+        <w:pStyle w:val="BodyText"/>
       </w:pPr>
       <w:r>
         <w:rPr>
@@ -6305,18 +6328,18 @@
               <w:t xml:space="preserve"> </w:t>
             </w:r>
             <w:r>
-              <w:t xml:space="preserve">in the file, resolving within a window around that line</w:t>
-            </w:r>
-          </w:p>
-        </w:tc>
-        <w:tc>
-          <w:tcPr/>
-          <w:p>
-            <w:pPr>
-              <w:pStyle w:val="Compact"/>
-            </w:pPr>
-            <w:r>
-              <w:t xml:space="preserve">The token still resolves, exactly once, inside the window</w:t>
+              <w:t xml:space="preserve">in the file, with a displacement window around that line</w:t>
+            </w:r>
+          </w:p>
+        </w:tc>
+        <w:tc>
+          <w:tcPr/>
+          <w:p>
+            <w:pPr>
+              <w:pStyle w:val="Compact"/>
+            </w:pPr>
+            <w:r>
+              <w:t xml:space="preserve">The token still resolves, exactly once, in the file -- displacement outside the window is advisory, not fatal</w:t>
             </w:r>
           </w:p>
         </w:tc>
@@ -8037,22 +8060,28 @@
           <w:b/>
           <w:bCs/>
         </w:rPr>
-        <w:t xml:space="preserve">pair</w:t>
-      </w:r>
-      <w:r>
-        <w:t xml:space="preserve">: the pattern that must return nothing, and a positive</w:t>
-      </w:r>
-      <w:r>
-        <w:t xml:space="preserve"> </w:t>
-      </w:r>
-      <w:r>
-        <w:t xml:space="preserve">control of the same class that must still match something. If the positive control goes quiet, the</w:t>
-      </w:r>
-      <w:r>
-        <w:t xml:space="preserve"> </w:t>
-      </w:r>
-      <w:r>
-        <w:t xml:space="preserve">absence claim is void regardless of what the negative pattern returned.</w:t>
+        <w:t xml:space="preserve">triple</w:t>
+      </w:r>
+      <w:r>
+        <w:t xml:space="preserve">. The pattern must return nothing, a positive control of</w:t>
+      </w:r>
+      <w:r>
+        <w:t xml:space="preserve"> </w:t>
+      </w:r>
+      <w:r>
+        <w:t xml:space="preserve">the same class must still match something, and a stated reintroduction must still trip the pattern.</w:t>
+      </w:r>
+      <w:r>
+        <w:t xml:space="preserve"> </w:t>
+      </w:r>
+      <w:r>
+        <w:t xml:space="preserve">If the positive control goes quiet or the reintroduction stops tripping the pattern, the absence</w:t>
+      </w:r>
+      <w:r>
+        <w:t xml:space="preserve"> </w:t>
+      </w:r>
+      <w:r>
+        <w:t xml:space="preserve">claim is void regardless of what the negative pattern returned.</w:t>
       </w:r>
     </w:p>
     <w:p>
@@ -12714,7 +12743,13 @@
         <w:pStyle w:val="BodyText"/>
       </w:pPr>
       <w:r>
-        <w:t xml:space="preserve">Budget roughly a minute per cell for this. It is the highest-yield activity in the entire exercise.</w:t>
+        <w:t xml:space="preserve">Time this pass in a pilot section of your own, and budget it as its own line rather than as slack</w:t>
+      </w:r>
+      <w:r>
+        <w:t xml:space="preserve"> </w:t>
+      </w:r>
+      <w:r>
+        <w:t xml:space="preserve">inside the scoring. It is the highest-yield activity in the entire exercise.</w:t>
       </w:r>
     </w:p>
     <w:bookmarkStart w:id="78" w:name="Xd6180b755c384e4c2d0b26f47cc10d21f5b9943"/>
@@ -15632,7 +15667,7 @@
         <w:rPr>
           <w:rStyle w:val="VerbatimChar"/>
         </w:rPr>
-        <w:t xml:space="preserve">rule_fired</w:t>
+        <w:t xml:space="preserve">rule</w:t>
       </w:r>
       <w:r>
         <w:t xml:space="preserve">,</w:t>
@@ -15644,7 +15679,7 @@
         <w:rPr>
           <w:rStyle w:val="VerbatimChar"/>
         </w:rPr>
-        <w:t xml:space="preserve">reviewed_by</w:t>
+        <w:t xml:space="preserve">reviewer</w:t>
       </w:r>
       <w:r>
         <w:t xml:space="preserve">,</w:t>
@@ -15656,7 +15691,22 @@
         <w:rPr>
           <w:rStyle w:val="VerbatimChar"/>
         </w:rPr>
-        <w:t xml:space="preserve">reviewed_at</w:t>
+        <w:t xml:space="preserve">scored_at</w:t>
+      </w:r>
+      <w:r>
+        <w:t xml:space="preserve"> </w:t>
+      </w:r>
+      <w:r>
+        <w:t xml:space="preserve">and</w:t>
+      </w:r>
+      <w:r>
+        <w:t xml:space="preserve"> </w:t>
+      </w:r>
+      <w:r>
+        <w:rPr>
+          <w:rStyle w:val="VerbatimChar"/>
+        </w:rPr>
+        <w:t xml:space="preserve">verified_at</w:t>
       </w:r>
       <w:r>
         <w:t xml:space="preserve"> </w:t>

--- a/docs/standards/word/ASVS-ASSESSMENT.docx
+++ b/docs/standards/word/ASVS-ASSESSMENT.docx
@@ -28,7 +28,7 @@
         </w:p>
       </w:sdtContent>
     </w:sdt>
-    <w:bookmarkStart w:id="95" w:name="Xe02d19ffde59baee6133fde36c668f8a423bfbe"/>
+    <w:bookmarkStart w:id="96" w:name="Xe02d19ffde59baee6133fde36c668f8a423bfbe"/>
     <w:p>
       <w:pPr>
         <w:pStyle w:val="Heading1"/>
@@ -293,7 +293,13 @@
         <w:t xml:space="preserve"> </w:t>
       </w:r>
       <w:r>
-        <w:t xml:space="preserve">The first half is yours: the decisions to settle before any scoring starts. From</w:t>
+        <w:t xml:space="preserve">The opening sections are yours: the decisions to settle before any scoring</w:t>
+      </w:r>
+      <w:r>
+        <w:t xml:space="preserve"> </w:t>
+      </w:r>
+      <w:r>
+        <w:t xml:space="preserve">starts. From</w:t>
       </w:r>
       <w:r>
         <w:t xml:space="preserve"> </w:t>
@@ -310,13 +316,19 @@
         <w:t xml:space="preserve"> </w:t>
       </w:r>
       <w:r>
-        <w:t xml:space="preserve">on, the page is addressed to the agent</w:t>
-      </w:r>
-      <w:r>
-        <w:t xml:space="preserve"> </w:t>
-      </w:r>
-      <w:r>
-        <w:t xml:space="preserve">and carries a paste-ready command. Build the pinned corpus first, and score nothing until it exists.</w:t>
+        <w:t xml:space="preserve">on, the page is addressed</w:t>
+      </w:r>
+      <w:r>
+        <w:t xml:space="preserve"> </w:t>
+      </w:r>
+      <w:r>
+        <w:t xml:space="preserve">to the agent and carries a paste-ready command. Build the pinned corpus first, and score nothing</w:t>
+      </w:r>
+      <w:r>
+        <w:t xml:space="preserve"> </w:t>
+      </w:r>
+      <w:r>
+        <w:t xml:space="preserve">until it exists.</w:t>
       </w:r>
     </w:p>
     <w:p>
@@ -360,26 +372,6 @@
           <w:bCs/>
         </w:rPr>
         <w:t xml:space="preserve">narrower than the question you asked.</w:t>
-      </w:r>
-    </w:p>
-    <w:p>
-      <w:pPr>
-        <w:pStyle w:val="BodyText"/>
-      </w:pPr>
-      <w:r>
-        <w:t xml:space="preserve">We scored a batch of requirements against condensed wording. A requirement carrying two conditions</w:t>
-      </w:r>
-      <w:r>
-        <w:t xml:space="preserve"> </w:t>
-      </w:r>
-      <w:r>
-        <w:t xml:space="preserve">had become a summary carrying one. Every cell under it was honestly reasoned and still wrong, and</w:t>
-      </w:r>
-      <w:r>
-        <w:t xml:space="preserve"> </w:t>
-      </w:r>
-      <w:r>
-        <w:t xml:space="preserve">nothing in the output said so.</w:t>
       </w:r>
     </w:p>
     <w:p>
@@ -748,13 +740,13 @@
         <w:pStyle w:val="FirstParagraph"/>
       </w:pPr>
       <w:r>
-        <w:t xml:space="preserve">Every forcing function above is a claim about record-keeping, so here is the shape itself. This is an</w:t>
-      </w:r>
-      <w:r>
-        <w:t xml:space="preserve"> </w:t>
-      </w:r>
-      <w:r>
-        <w:t xml:space="preserve">illustrative skeleton, not a result -- every value is a placeholder:</w:t>
+        <w:t xml:space="preserve">Most of the forcing functions above are claims about record-keeping, so here is the shape itself.</w:t>
+      </w:r>
+      <w:r>
+        <w:t xml:space="preserve"> </w:t>
+      </w:r>
+      <w:r>
+        <w:t xml:space="preserve">This is an illustrative skeleton, not a result -- every value is a placeholder:</w:t>
       </w:r>
     </w:p>
     <w:p>
@@ -1167,7 +1159,7 @@
         <w:rPr>
           <w:rStyle w:val="CommentTok"/>
         </w:rPr>
-        <w:t xml:space="preserve"># a hint the tool writes and nothing reads</w:t>
+        <w:t xml:space="preserve"># a hint; never used to locate the token</w:t>
       </w:r>
     </w:p>
     <w:p>
@@ -1226,7 +1218,13 @@
         <w:t xml:space="preserve"> </w:t>
       </w:r>
       <w:r>
-        <w:t xml:space="preserve">rule produced it, so two sessions' verdicts can be compared rather than merely counted.</w:t>
+        <w:t xml:space="preserve">rule produced it, so two sessions' verdicts can be compared rather than merely counted. Its domain</w:t>
+      </w:r>
+      <w:r>
+        <w:t xml:space="preserve"> </w:t>
+      </w:r>
+      <w:r>
+        <w:t xml:space="preserve">is a step number from the decision procedure, or the name of a rule written outside it.</w:t>
       </w:r>
       <w:r>
         <w:t xml:space="preserve"> </w:t>
@@ -1235,6 +1233,51 @@
         <w:rPr>
           <w:rStyle w:val="VerbatimChar"/>
         </w:rPr>
+        <w:t xml:space="preserve">ships-off</w:t>
+      </w:r>
+      <w:r>
+        <w:t xml:space="preserve"> </w:t>
+      </w:r>
+      <w:r>
+        <w:t xml:space="preserve">above is the second form: a</w:t>
+      </w:r>
+      <w:r>
+        <w:t xml:space="preserve"> </w:t>
+      </w:r>
+      <w:r>
+        <w:rPr>
+          <w:rStyle w:val="VerbatimChar"/>
+        </w:rPr>
+        <w:t xml:space="preserve">partial</w:t>
+      </w:r>
+      <w:r>
+        <w:t xml:space="preserve"> </w:t>
+      </w:r>
+      <w:r>
+        <w:t xml:space="preserve">cell names which of that grade's three shapes fired. A</w:t>
+      </w:r>
+      <w:r>
+        <w:t xml:space="preserve"> </w:t>
+      </w:r>
+      <w:r>
+        <w:rPr>
+          <w:rStyle w:val="VerbatimChar"/>
+        </w:rPr>
+        <w:t xml:space="preserve">needs-review</w:t>
+      </w:r>
+      <w:r>
+        <w:t xml:space="preserve"> </w:t>
+      </w:r>
+      <w:r>
+        <w:t xml:space="preserve">cell names the rule that applies after the sequence has run.</w:t>
+      </w:r>
+      <w:r>
+        <w:t xml:space="preserve"> </w:t>
+      </w:r>
+      <w:r>
+        <w:rPr>
+          <w:rStyle w:val="VerbatimChar"/>
+        </w:rPr>
         <w:t xml:space="preserve">reviewer</w:t>
       </w:r>
       <w:r>
@@ -1271,19 +1314,34 @@
         <w:t xml:space="preserve"> </w:t>
       </w:r>
       <w:r>
-        <w:t xml:space="preserve">says which tree was read, which is what every</w:t>
-      </w:r>
-      <w:r>
-        <w:t xml:space="preserve"> </w:t>
-      </w:r>
-      <w:r>
-        <w:t xml:space="preserve">later reconciliation argument turns on. A cell carrying only a grade and a file path is not a</w:t>
-      </w:r>
-      <w:r>
-        <w:t xml:space="preserve"> </w:t>
-      </w:r>
-      <w:r>
-        <w:t xml:space="preserve">cheaper version of this. It is a verdict that cannot be defended.</w:t>
+        <w:t xml:space="preserve">is a commit id and not a time, whatever the</w:t>
+      </w:r>
+      <w:r>
+        <w:t xml:space="preserve"> </w:t>
+      </w:r>
+      <w:r>
+        <w:rPr>
+          <w:rStyle w:val="VerbatimChar"/>
+        </w:rPr>
+        <w:t xml:space="preserve">_at</w:t>
+      </w:r>
+      <w:r>
+        <w:t xml:space="preserve"> </w:t>
+      </w:r>
+      <w:r>
+        <w:t xml:space="preserve">suggests. It says which tree was read, which is what every later reconciliation argument turns on.</w:t>
+      </w:r>
+      <w:r>
+        <w:t xml:space="preserve"> </w:t>
+      </w:r>
+      <w:r>
+        <w:t xml:space="preserve">A cell carrying only a grade and a file path is not a cheaper version of this. It is a verdict that</w:t>
+      </w:r>
+      <w:r>
+        <w:t xml:space="preserve"> </w:t>
+      </w:r>
+      <w:r>
+        <w:t xml:space="preserve">cannot be defended.</w:t>
       </w:r>
     </w:p>
     <w:p>
@@ -1324,16 +1382,25 @@
           <w:b/>
           <w:bCs/>
         </w:rPr>
-        <w:t xml:space="preserve">field is deliberately inert</w:t>
-      </w:r>
-      <w:r>
-        <w:t xml:space="preserve">, and the reason is the most expensive thing this method</w:t>
-      </w:r>
-      <w:r>
-        <w:t xml:space="preserve"> </w:t>
-      </w:r>
-      <w:r>
-        <w:t xml:space="preserve">learned the second time round:</w:t>
+        <w:t xml:space="preserve">field never locates the token.</w:t>
+      </w:r>
+      <w:r>
+        <w:t xml:space="preserve"> </w:t>
+      </w:r>
+      <w:r>
+        <w:t xml:space="preserve">The anchor verifier reads it only to report</w:t>
+      </w:r>
+      <w:r>
+        <w:t xml:space="preserve"> </w:t>
+      </w:r>
+      <w:r>
+        <w:t xml:space="preserve">displacement, which is advisory. The reason is the most expensive thing this method learned the</w:t>
+      </w:r>
+      <w:r>
+        <w:t xml:space="preserve"> </w:t>
+      </w:r>
+      <w:r>
+        <w:t xml:space="preserve">second time round:</w:t>
       </w:r>
       <w:r>
         <w:t xml:space="preserve"> </w:t>
@@ -1443,13 +1510,13 @@
         <w:t xml:space="preserve"> </w:t>
       </w:r>
       <w:r>
-        <w:t xml:space="preserve">OWASP publishes the standard; no body</w:t>
-      </w:r>
-      <w:r>
-        <w:t xml:space="preserve"> </w:t>
-      </w:r>
-      <w:r>
-        <w:t xml:space="preserve">assesses you against it. Nor is a level a score: there is no partial credit and no percentage.</w:t>
+        <w:t xml:space="preserve">OWASP publishes the standard and</w:t>
+      </w:r>
+      <w:r>
+        <w:t xml:space="preserve"> </w:t>
+      </w:r>
+      <w:r>
+        <w:t xml:space="preserve">certifies nobody against it. Nor is a level a score: there is no partial credit and no percentage.</w:t>
       </w:r>
     </w:p>
     <w:p>
@@ -1471,77 +1538,42 @@
         <w:t xml:space="preserve"> </w:t>
       </w:r>
       <w:r>
-        <w:t xml:space="preserve">Per-cell verification at this rigour is</w:t>
-      </w:r>
-      <w:r>
-        <w:t xml:space="preserve"> </w:t>
-      </w:r>
-      <w:r>
-        <w:t xml:space="preserve">expensive enough that naive extrapolation across a full standard will shock whoever is paying for</w:t>
-      </w:r>
-      <w:r>
-        <w:t xml:space="preserve"> </w:t>
-      </w:r>
-      <w:r>
-        <w:t xml:space="preserve">it, so establish your number early -- by timing a pilot section of your own, not by taking one</w:t>
-      </w:r>
-      <w:r>
-        <w:t xml:space="preserve"> </w:t>
-      </w:r>
-      <w:r>
-        <w:t xml:space="preserve">from a page that has never seen your codebase. A figure printed here would be wrong for you and</w:t>
-      </w:r>
-      <w:r>
-        <w:t xml:space="preserve"> </w:t>
-      </w:r>
-      <w:r>
-        <w:t xml:space="preserve">would get planned against anyway.</w:t>
-      </w:r>
-    </w:p>
-    <w:p>
-      <w:pPr>
-        <w:pStyle w:val="Compact"/>
-        <w:numPr>
-          <w:ilvl w:val="0"/>
-          <w:numId w:val="1002"/>
-        </w:numPr>
-      </w:pPr>
-      <w:r>
-        <w:rPr>
-          <w:b/>
-          <w:bCs/>
-        </w:rPr>
-        <w:t xml:space="preserve">The savings are real but they come from one place: batching by shared precondition.</w:t>
-      </w:r>
-      <w:r>
-        <w:t xml:space="preserve"> </w:t>
-      </w:r>
-      <w:r>
-        <w:t xml:space="preserve">One</w:t>
-      </w:r>
-      <w:r>
-        <w:t xml:space="preserve"> </w:t>
-      </w:r>
-      <w:r>
-        <w:t xml:space="preserve">applicability investigation can serve an entire section, and one posture question can settle a</w:t>
-      </w:r>
-      <w:r>
-        <w:t xml:space="preserve"> </w:t>
-      </w:r>
-      <w:r>
-        <w:t xml:space="preserve">dozen cells. They never come from cutting rigour on a cell, because an unearned verdict is the</w:t>
-      </w:r>
-      <w:r>
-        <w:t xml:space="preserve"> </w:t>
-      </w:r>
-      <w:r>
-        <w:t xml:space="preserve">whole defect this exercise exists to prevent. A cheaper assessment that produces unearned passes</w:t>
-      </w:r>
-      <w:r>
-        <w:t xml:space="preserve"> </w:t>
-      </w:r>
-      <w:r>
-        <w:t xml:space="preserve">has not saved anything; it has bought a document that reads like an assessment.</w:t>
+        <w:t xml:space="preserve">Establish your number early -- by timing a</w:t>
+      </w:r>
+      <w:r>
+        <w:t xml:space="preserve"> </w:t>
+      </w:r>
+      <w:r>
+        <w:t xml:space="preserve">pilot section of your own, not by taking one from a page that has never seen your codebase. A</w:t>
+      </w:r>
+      <w:r>
+        <w:t xml:space="preserve"> </w:t>
+      </w:r>
+      <w:r>
+        <w:t xml:space="preserve">figure printed here would be wrong for you and would get planned against anyway.</w:t>
+      </w:r>
+      <w:r>
+        <w:t xml:space="preserve"> </w:t>
+      </w:r>
+      <w:hyperlink w:anchor="say-the-per-cell-cost-early">
+        <w:r>
+          <w:rPr>
+            <w:rStyle w:val="Hyperlink"/>
+          </w:rPr>
+          <w:t xml:space="preserve">Say the per-cell cost early</w:t>
+        </w:r>
+      </w:hyperlink>
+      <w:r>
+        <w:t xml:space="preserve"> </w:t>
+      </w:r>
+      <w:r>
+        <w:t xml:space="preserve">carries the cost argument and the one</w:t>
+      </w:r>
+      <w:r>
+        <w:t xml:space="preserve"> </w:t>
+      </w:r>
+      <w:r>
+        <w:t xml:space="preserve">place savings come from.</w:t>
       </w:r>
     </w:p>
     <w:p>
@@ -2242,10 +2274,7 @@
         </w:r>
       </w:hyperlink>
       <w:r>
-        <w:t xml:space="preserve"> </w:t>
-      </w:r>
-      <w:r>
-        <w:t xml:space="preserve">and</w:t>
+        <w:t xml:space="preserve">,</w:t>
       </w:r>
       <w:r>
         <w:t xml:space="preserve"> </w:t>
@@ -2259,6 +2288,23 @@
         </w:r>
       </w:hyperlink>
       <w:r>
+        <w:t xml:space="preserve"> </w:t>
+      </w:r>
+      <w:r>
+        <w:t xml:space="preserve">and</w:t>
+      </w:r>
+      <w:r>
+        <w:t xml:space="preserve"> </w:t>
+      </w:r>
+      <w:hyperlink w:anchor="Xcaacfe83143e5ee124dfdc272fd00dd6566c538">
+        <w:r>
+          <w:rPr>
+            <w:rStyle w:val="Hyperlink"/>
+          </w:rPr>
+          <w:t xml:space="preserve">Confirm the instrument can represent the claim</w:t>
+        </w:r>
+      </w:hyperlink>
+      <w:r>
         <w:t xml:space="preserve">:</w:t>
       </w:r>
     </w:p>
@@ -2303,7 +2349,19 @@
         <w:pStyle w:val="FirstParagraph"/>
       </w:pPr>
       <w:r>
-        <w:t xml:space="preserve">Read those two before starting, not when something goes wrong.</w:t>
+        <w:t xml:space="preserve">Read those three before starting, not when something goes wrong. All three sit past the Part 1</w:t>
+      </w:r>
+      <w:r>
+        <w:t xml:space="preserve"> </w:t>
+      </w:r>
+      <w:r>
+        <w:t xml:space="preserve">boundary, in the half addressed to the agent. Cross it on purpose: the corpus is your work item,</w:t>
+      </w:r>
+      <w:r>
+        <w:t xml:space="preserve"> </w:t>
+      </w:r>
+      <w:r>
+        <w:t xml:space="preserve">and its mechanics are written there.</w:t>
       </w:r>
     </w:p>
     <w:p>
@@ -2315,7 +2373,7 @@
     </w:p>
     <w:bookmarkEnd w:id="19"/>
     <w:bookmarkEnd w:id="20"/>
-    <w:bookmarkStart w:id="23" w:name="handing-this-to-claude-code"/>
+    <w:bookmarkStart w:id="24" w:name="handing-this-to-claude-code"/>
     <w:p>
       <w:pPr>
         <w:pStyle w:val="Heading2"/>
@@ -2381,7 +2439,7 @@
         </w:numPr>
       </w:pPr>
       <w:r>
-        <w:t xml:space="preserve">the partitioning</w:t>
+        <w:t xml:space="preserve">the positive scope declaration</w:t>
       </w:r>
     </w:p>
     <w:p>
@@ -2393,7 +2451,7 @@
         </w:numPr>
       </w:pPr>
       <w:r>
-        <w:t xml:space="preserve">the review pass</w:t>
+        <w:t xml:space="preserve">the domain claim, which needs its own evidence</w:t>
       </w:r>
     </w:p>
     <w:p>
@@ -2405,6 +2463,42 @@
         </w:numPr>
       </w:pPr>
       <w:r>
+        <w:t xml:space="preserve">the corpus mechanics</w:t>
+      </w:r>
+    </w:p>
+    <w:p>
+      <w:pPr>
+        <w:pStyle w:val="Compact"/>
+        <w:numPr>
+          <w:ilvl w:val="0"/>
+          <w:numId w:val="1005"/>
+        </w:numPr>
+      </w:pPr>
+      <w:r>
+        <w:t xml:space="preserve">the partitioning</w:t>
+      </w:r>
+    </w:p>
+    <w:p>
+      <w:pPr>
+        <w:pStyle w:val="Compact"/>
+        <w:numPr>
+          <w:ilvl w:val="0"/>
+          <w:numId w:val="1005"/>
+        </w:numPr>
+      </w:pPr>
+      <w:r>
+        <w:t xml:space="preserve">the review pass</w:t>
+      </w:r>
+    </w:p>
+    <w:p>
+      <w:pPr>
+        <w:pStyle w:val="Compact"/>
+        <w:numPr>
+          <w:ilvl w:val="0"/>
+          <w:numId w:val="1005"/>
+        </w:numPr>
+      </w:pPr>
+      <w:r>
         <w:t xml:space="preserve">the traps that produce clean-looking wrong answers</w:t>
       </w:r>
     </w:p>
@@ -2413,19 +2507,13 @@
         <w:pStyle w:val="FirstParagraph"/>
       </w:pPr>
       <w:r>
-        <w:t xml:space="preserve">It is a working method, not a</w:t>
-      </w:r>
-      <w:r>
-        <w:t xml:space="preserve"> </w:t>
-      </w:r>
-      <w:r>
-        <w:t xml:space="preserve">description of one, which is why its register changes from here -- it is addressed to the agent, not</w:t>
-      </w:r>
-      <w:r>
-        <w:t xml:space="preserve"> </w:t>
-      </w:r>
-      <w:r>
-        <w:t xml:space="preserve">to you.</w:t>
+        <w:t xml:space="preserve">It is a working method, not a description of one, which is why its register changes from here -- it</w:t>
+      </w:r>
+      <w:r>
+        <w:t xml:space="preserve"> </w:t>
+      </w:r>
+      <w:r>
+        <w:t xml:space="preserve">is addressed to the agent, not to you.</w:t>
       </w:r>
     </w:p>
     <w:p>
@@ -2462,7 +2550,7 @@
         <w:rPr>
           <w:rStyle w:val="VerbatimChar"/>
         </w:rPr>
-        <w:t xml:space="preserve">assessing this repository against OWASP ASVS 5.0. Begin at step 1, building the pinned corpus, and</w:t>
+        <w:t xml:space="preserve">assessing this repository against OWASP ASVS 5.0. Begin by building the pinned corpus, and</w:t>
       </w:r>
       <w:r>
         <w:br/>
@@ -2493,12 +2581,32 @@
         <w:pStyle w:val="BodyText"/>
       </w:pPr>
       <w:r>
-        <w:t xml:space="preserve">New to the rest of this repository's tooling?</w:t>
+        <w:t xml:space="preserve">New to</w:t>
       </w:r>
       <w:r>
         <w:t xml:space="preserve"> </w:t>
       </w:r>
       <w:hyperlink r:id="rId21">
+        <w:r>
+          <w:rPr>
+            <w:rStyle w:val="Hyperlink"/>
+          </w:rPr>
+          <w:t xml:space="preserve">claude-multisession</w:t>
+        </w:r>
+      </w:hyperlink>
+      <w:r>
+        <w:t xml:space="preserve">, the toolkit these documents</w:t>
+      </w:r>
+      <w:r>
+        <w:t xml:space="preserve"> </w:t>
+      </w:r>
+      <w:r>
+        <w:t xml:space="preserve">came out of?</w:t>
+      </w:r>
+      <w:r>
+        <w:t xml:space="preserve"> </w:t>
+      </w:r>
+      <w:hyperlink r:id="rId22">
         <w:r>
           <w:rPr>
             <w:rStyle w:val="Hyperlink"/>
@@ -2516,7 +2624,7 @@
         <w:t xml:space="preserve"> </w:t>
       </w:r>
       <w:r>
-        <w:t xml:space="preserve">reasoning applied to this repository's own controls -- including why it also publishes no status</w:t>
+        <w:t xml:space="preserve">reasoning applied to that toolkit's own controls -- including why it also publishes no status</w:t>
       </w:r>
       <w:r>
         <w:t xml:space="preserve"> </w:t>
@@ -2527,7 +2635,7 @@
       <w:r>
         <w:t xml:space="preserve"> </w:t>
       </w:r>
-      <w:hyperlink r:id="rId22">
+      <w:hyperlink r:id="rId23">
         <w:r>
           <w:rPr>
             <w:rStyle w:val="Hyperlink"/>
@@ -2546,8 +2654,8 @@
         </w:pict>
       </w:r>
     </w:p>
-    <w:bookmarkEnd w:id="23"/>
-    <w:bookmarkStart w:id="25" w:name="the-standard-supplies-no-verdict-rubric"/>
+    <w:bookmarkEnd w:id="24"/>
+    <w:bookmarkStart w:id="26" w:name="the-standard-supplies-no-verdict-rubric"/>
     <w:p>
       <w:pPr>
         <w:pStyle w:val="Heading2"/>
@@ -2617,6 +2725,36 @@
           <w:b/>
           <w:bCs/>
         </w:rPr>
+        <w:t xml:space="preserve">An exceptions-only report hides the denominator.</w:t>
+      </w:r>
+      <w:r>
+        <w:t xml:space="preserve"> </w:t>
+      </w:r>
+      <w:r>
+        <w:t xml:space="preserve">The obligation is to report every requirement,</w:t>
+      </w:r>
+      <w:r>
+        <w:t xml:space="preserve"> </w:t>
+      </w:r>
+      <w:r>
+        <w:t xml:space="preserve">not the exceptions only. A reader given exceptions alone cannot tell a thorough assessment from a</w:t>
+      </w:r>
+      <w:r>
+        <w:t xml:space="preserve"> </w:t>
+      </w:r>
+      <w:r>
+        <w:t xml:space="preserve">shallow one.</w:t>
+      </w:r>
+    </w:p>
+    <w:p>
+      <w:pPr>
+        <w:pStyle w:val="BodyText"/>
+      </w:pPr>
+      <w:r>
+        <w:rPr>
+          <w:b/>
+          <w:bCs/>
+        </w:rPr>
         <w:t xml:space="preserve">The gap is invisible until several agents work in parallel.</w:t>
       </w:r>
       <w:r>
@@ -2710,7 +2848,7 @@
         <w:t xml:space="preserve">mechanically visible.</w:t>
       </w:r>
     </w:p>
-    <w:bookmarkStart w:id="24" w:name="X7b8e07fc67f24dcd27e5580ab1be0a7f549d276"/>
+    <w:bookmarkStart w:id="25" w:name="X7b8e07fc67f24dcd27e5580ab1be0a7f549d276"/>
     <w:p>
       <w:pPr>
         <w:pStyle w:val="Heading3"/>
@@ -2730,7 +2868,7 @@
         <w:t xml:space="preserve"> </w:t>
       </w:r>
       <w:r>
-        <w:t xml:space="preserve">it, obtaining it is step zero of the assessment, not an optimization -- see</w:t>
+        <w:t xml:space="preserve">it, obtaining it is the first work item, not an optimization -- see</w:t>
       </w:r>
       <w:r>
         <w:t xml:space="preserve"> </w:t>
@@ -2744,13 +2882,19 @@
         </w:r>
       </w:hyperlink>
       <w:r>
-        <w:t xml:space="preserve">. Everything downstream</w:t>
-      </w:r>
-      <w:r>
-        <w:t xml:space="preserve"> </w:t>
-      </w:r>
-      <w:r>
-        <w:t xml:space="preserve">depends on an assessor being able to quote the requirement it is judging.</w:t>
+        <w:t xml:space="preserve">. It runs before the</w:t>
+      </w:r>
+      <w:r>
+        <w:t xml:space="preserve"> </w:t>
+      </w:r>
+      <w:r>
+        <w:t xml:space="preserve">decision procedure below, not as a step inside it. Everything downstream depends on an assessor</w:t>
+      </w:r>
+      <w:r>
+        <w:t xml:space="preserve"> </w:t>
+      </w:r>
+      <w:r>
+        <w:t xml:space="preserve">being able to quote the requirement it is judging.</w:t>
       </w:r>
     </w:p>
     <w:p>
@@ -2760,9 +2904,9 @@
         </w:pict>
       </w:r>
     </w:p>
-    <w:bookmarkEnd w:id="24"/>
     <w:bookmarkEnd w:id="25"/>
-    <w:bookmarkStart w:id="28" w:name="one-computed-record-is-the-authority"/>
+    <w:bookmarkEnd w:id="26"/>
+    <w:bookmarkStart w:id="29" w:name="one-computed-record-is-the-authority"/>
     <w:p>
       <w:pPr>
         <w:pStyle w:val="Heading2"/>
@@ -3030,7 +3174,7 @@
         <w:t xml:space="preserve">far below the cost of one afternoon spent working out which of four totals is real.</w:t>
       </w:r>
     </w:p>
-    <w:bookmarkStart w:id="26" w:name="X023756b9fda230af7f19b6270e9a033f8b3d658"/>
+    <w:bookmarkStart w:id="27" w:name="X023756b9fda230af7f19b6270e9a033f8b3d658"/>
     <w:p>
       <w:pPr>
         <w:pStyle w:val="Heading3"/>
@@ -3182,8 +3326,8 @@
         <w:t xml:space="preserve">future worker inherits it before doing any work of their own.</w:t>
       </w:r>
     </w:p>
-    <w:bookmarkEnd w:id="26"/>
-    <w:bookmarkStart w:id="27" w:name="X182ec6cdf01a62d8f4fdc07e3fb624366394266"/>
+    <w:bookmarkEnd w:id="27"/>
+    <w:bookmarkStart w:id="28" w:name="X182ec6cdf01a62d8f4fdc07e3fb624366394266"/>
     <w:p>
       <w:pPr>
         <w:pStyle w:val="Heading3"/>
@@ -3267,9 +3411,9 @@
         </w:pict>
       </w:r>
     </w:p>
-    <w:bookmarkEnd w:id="27"/>
     <w:bookmarkEnd w:id="28"/>
-    <w:bookmarkStart w:id="33" w:name="X2dc48a5a59269d1dba9f5132d9e27a5fe351d61"/>
+    <w:bookmarkEnd w:id="29"/>
+    <w:bookmarkStart w:id="34" w:name="X2dc48a5a59269d1dba9f5132d9e27a5fe351d61"/>
     <w:p>
       <w:pPr>
         <w:pStyle w:val="Heading2"/>
@@ -3548,7 +3692,7 @@
               <w:pStyle w:val="Compact"/>
             </w:pPr>
             <w:r>
-              <w:t xml:space="preserve">yes -- and the rationale is the one hard obligation the standard imposes</w:t>
+              <w:t xml:space="preserve">yes -- and the rationale is a hard obligation the standard imposes</w:t>
             </w:r>
           </w:p>
         </w:tc>
@@ -3686,7 +3830,7 @@
         <w:t xml:space="preserve">Three of these carry most of the weight.</w:t>
       </w:r>
     </w:p>
-    <w:bookmarkStart w:id="29" w:name="unverified-must-never-look-like-a-pass"/>
+    <w:bookmarkStart w:id="30" w:name="unverified-must-never-look-like-a-pass"/>
     <w:p>
       <w:pPr>
         <w:pStyle w:val="Heading3"/>
@@ -3768,29 +3912,49 @@
           <w:i/>
           <w:iCs/>
         </w:rPr>
-        <w:t xml:space="preserve">verified</w:t>
-      </w:r>
-      <w:r>
-        <w:t xml:space="preserve"> </w:t>
-      </w:r>
-      <w:r>
-        <w:t xml:space="preserve">and</w:t>
-      </w:r>
-      <w:r>
-        <w:t xml:space="preserve"> </w:t>
+        <w:t xml:space="preserve">re-derived</w:t>
       </w:r>
       <w:r>
         <w:rPr>
           <w:i/>
           <w:iCs/>
         </w:rPr>
-        <w:t xml:space="preserve">not-yet-re-verified</w:t>
-      </w:r>
-      <w:r>
-        <w:t xml:space="preserve"> </w:t>
-      </w:r>
-      <w:r>
-        <w:t xml:space="preserve">as two numbers rather than one. Report</w:t>
+        <w:t xml:space="preserve"> </w:t>
+      </w:r>
+      <w:r>
+        <w:rPr>
+          <w:i/>
+          <w:iCs/>
+        </w:rPr>
+        <w:t xml:space="preserve">against the pinned text</w:t>
+      </w:r>
+      <w:r>
+        <w:t xml:space="preserve"> </w:t>
+      </w:r>
+      <w:r>
+        <w:t xml:space="preserve">and</w:t>
+      </w:r>
+      <w:r>
+        <w:t xml:space="preserve"> </w:t>
+      </w:r>
+      <w:r>
+        <w:rPr>
+          <w:i/>
+          <w:iCs/>
+        </w:rPr>
+        <w:t xml:space="preserve">not yet re-derived</w:t>
+      </w:r>
+      <w:r>
+        <w:t xml:space="preserve"> </w:t>
+      </w:r>
+      <w:r>
+        <w:t xml:space="preserve">as two numbers rather than one. Neither number is</w:t>
+      </w:r>
+      <w:r>
+        <w:t xml:space="preserve"> </w:t>
+      </w:r>
+      <w:r>
+        <w:t xml:space="preserve">a pass count. Report</w:t>
       </w:r>
       <w:r>
         <w:t xml:space="preserve"> </w:t>
@@ -3806,19 +3970,13 @@
         <w:t xml:space="preserve"> </w:t>
       </w:r>
       <w:r>
-        <w:t xml:space="preserve">-- how much of the</w:t>
-      </w:r>
-      <w:r>
-        <w:t xml:space="preserve"> </w:t>
-      </w:r>
-      <w:r>
-        <w:t xml:space="preserve">set has been read against the pinned text -- as its own figure, and say on every verdict total that</w:t>
-      </w:r>
-      <w:r>
-        <w:t xml:space="preserve"> </w:t>
-      </w:r>
-      <w:r>
-        <w:t xml:space="preserve">it covers examined cells only.</w:t>
+        <w:t xml:space="preserve">-- how much of the set has been read against the pinned</w:t>
+      </w:r>
+      <w:r>
+        <w:t xml:space="preserve"> </w:t>
+      </w:r>
+      <w:r>
+        <w:t xml:space="preserve">text -- as its own figure, and say on every verdict total that it covers examined cells only.</w:t>
       </w:r>
     </w:p>
     <w:p>
@@ -4085,7 +4243,7 @@
           <w:i/>
           <w:iCs/>
         </w:rPr>
-        <w:t xml:space="preserve">"N verified against the pinned requirement text; M carry verdicts not yet</w:t>
+        <w:t xml:space="preserve">"N re-derived against the pinned requirement text; M carry verdicts not yet</w:t>
       </w:r>
       <w:r>
         <w:rPr>
@@ -4099,7 +4257,7 @@
           <w:i/>
           <w:iCs/>
         </w:rPr>
-        <w:t xml:space="preserve">re-verified against it."</w:t>
+        <w:t xml:space="preserve">re-derived against it."</w:t>
       </w:r>
       <w:r>
         <w:t xml:space="preserve"> </w:t>
@@ -4114,8 +4272,8 @@
         <w:t xml:space="preserve">credibility on everything you got right.</w:t>
       </w:r>
     </w:p>
-    <w:bookmarkEnd w:id="29"/>
-    <w:bookmarkStart w:id="30" w:name="it-can-be-configured-is-never-a-pass"/>
+    <w:bookmarkEnd w:id="30"/>
+    <w:bookmarkStart w:id="31" w:name="it-can-be-configured-is-never-a-pass"/>
     <w:p>
       <w:pPr>
         <w:pStyle w:val="Heading3"/>
@@ -4195,8 +4353,8 @@
         <w:t xml:space="preserve">relaxation are all not passes.</w:t>
       </w:r>
     </w:p>
-    <w:bookmarkEnd w:id="30"/>
-    <w:bookmarkStart w:id="31" w:name="X9fed1a6b67c30553b947f727622d4a390777924"/>
+    <w:bookmarkEnd w:id="31"/>
+    <w:bookmarkStart w:id="32" w:name="X9fed1a6b67c30553b947f727622d4a390777924"/>
     <w:p>
       <w:pPr>
         <w:pStyle w:val="Heading3"/>
@@ -4337,8 +4495,8 @@
         <w:t xml:space="preserve">satisfied by a shipped default is not partial -- it is a pass.</w:t>
       </w:r>
     </w:p>
-    <w:bookmarkEnd w:id="31"/>
-    <w:bookmarkStart w:id="32" w:name="when-uncertain-take-the-worse-grade"/>
+    <w:bookmarkEnd w:id="32"/>
+    <w:bookmarkStart w:id="33" w:name="when-uncertain-take-the-worse-grade"/>
     <w:p>
       <w:pPr>
         <w:pStyle w:val="Heading3"/>
@@ -4384,9 +4542,9 @@
         </w:pict>
       </w:r>
     </w:p>
-    <w:bookmarkEnd w:id="32"/>
     <w:bookmarkEnd w:id="33"/>
-    <w:bookmarkStart w:id="34" w:name="Xb2a470ebaaf3f519a3e992fc8db909b08474653"/>
+    <w:bookmarkEnd w:id="34"/>
+    <w:bookmarkStart w:id="35" w:name="Xb2a470ebaaf3f519a3e992fc8db909b08474653"/>
     <w:p>
       <w:pPr>
         <w:pStyle w:val="Heading2"/>
@@ -4877,8 +5035,8 @@
         </w:pict>
       </w:r>
     </w:p>
-    <w:bookmarkEnd w:id="34"/>
-    <w:bookmarkStart w:id="36" w:name="declare-scope-positively"/>
+    <w:bookmarkEnd w:id="35"/>
+    <w:bookmarkStart w:id="37" w:name="declare-scope-positively"/>
     <w:p>
       <w:pPr>
         <w:pStyle w:val="Heading2"/>
@@ -4977,7 +5135,7 @@
         <w:t xml:space="preserve">-- arguable.</w:t>
       </w:r>
     </w:p>
-    <w:bookmarkStart w:id="35" w:name="Xea0d9cefd237b403a840400b66286a5a23d470f"/>
+    <w:bookmarkStart w:id="36" w:name="Xea0d9cefd237b403a840400b66286a5a23d470f"/>
     <w:p>
       <w:pPr>
         <w:pStyle w:val="Heading3"/>
@@ -5060,13 +5218,26 @@
         <w:pStyle w:val="BodyText"/>
       </w:pPr>
       <w:r>
-        <w:t xml:space="preserve">A good unit is small enough that one agent can hold the requirement text, one implementing code path,</w:t>
-      </w:r>
-      <w:r>
-        <w:t xml:space="preserve"> </w:t>
-      </w:r>
-      <w:r>
-        <w:t xml:space="preserve">and one evidence pointer in a single context window.</w:t>
+        <w:t xml:space="preserve">A good unit, one</w:t>
+      </w:r>
+      <w:r>
+        <w:t xml:space="preserve"> </w:t>
+      </w:r>
+      <w:r>
+        <w:rPr>
+          <w:b/>
+          <w:bCs/>
+        </w:rPr>
+        <w:t xml:space="preserve">cell</w:t>
+      </w:r>
+      <w:r>
+        <w:t xml:space="preserve">, is small enough that one agent can hold the requirement text, one</w:t>
+      </w:r>
+      <w:r>
+        <w:t xml:space="preserve"> </w:t>
+      </w:r>
+      <w:r>
+        <w:t xml:space="preserve">implementing code path, and one evidence pointer in a single context window.</w:t>
       </w:r>
     </w:p>
     <w:p>
@@ -5076,9 +5247,9 @@
         </w:pict>
       </w:r>
     </w:p>
-    <w:bookmarkEnd w:id="35"/>
     <w:bookmarkEnd w:id="36"/>
-    <w:bookmarkStart w:id="40" w:name="Xc090fa88c6c6954108e47d6c082dfc03d4254e5"/>
+    <w:bookmarkEnd w:id="37"/>
+    <w:bookmarkStart w:id="41" w:name="Xc090fa88c6c6954108e47d6c082dfc03d4254e5"/>
     <w:p>
       <w:pPr>
         <w:pStyle w:val="Heading2"/>
@@ -5270,7 +5441,7 @@
         <w:t xml:space="preserve">nor the absence of surrounding code settles applicability on its own.</w:t>
       </w:r>
     </w:p>
-    <w:bookmarkStart w:id="37" w:name="grade-the-strength-of-the-na"/>
+    <w:bookmarkStart w:id="38" w:name="grade-the-strength-of-the-na"/>
     <w:p>
       <w:pPr>
         <w:pStyle w:val="Heading3"/>
@@ -5403,8 +5574,8 @@
         <w:t xml:space="preserve">least certain.</w:t>
       </w:r>
     </w:p>
-    <w:bookmarkEnd w:id="37"/>
-    <w:bookmarkStart w:id="38" w:name="X338a9ccd7eb537d7024df73cc3c5f9ade8edaae"/>
+    <w:bookmarkEnd w:id="38"/>
+    <w:bookmarkStart w:id="39" w:name="X338a9ccd7eb537d7024df73cc3c5f9ade8edaae"/>
     <w:p>
       <w:pPr>
         <w:pStyle w:val="Heading3"/>
@@ -5482,8 +5653,8 @@
         <w:t xml:space="preserve">and re-check those cells whenever the feature they depend on is proposed.</w:t>
       </w:r>
     </w:p>
-    <w:bookmarkEnd w:id="38"/>
-    <w:bookmarkStart w:id="39" w:name="X1e6c694f52e77eb3f7a895b30f272d6e3ea20ac"/>
+    <w:bookmarkEnd w:id="39"/>
+    <w:bookmarkStart w:id="40" w:name="X1e6c694f52e77eb3f7a895b30f272d6e3ea20ac"/>
     <w:p>
       <w:pPr>
         <w:pStyle w:val="Heading3"/>
@@ -5642,9 +5813,9 @@
         </w:pict>
       </w:r>
     </w:p>
-    <w:bookmarkEnd w:id="39"/>
     <w:bookmarkEnd w:id="40"/>
-    <w:bookmarkStart w:id="42" w:name="X68ec569b1732dc7f024e5d980b833ff244c0f3e"/>
+    <w:bookmarkEnd w:id="41"/>
+    <w:bookmarkStart w:id="43" w:name="X68ec569b1732dc7f024e5d980b833ff244c0f3e"/>
     <w:p>
       <w:pPr>
         <w:pStyle w:val="Heading2"/>
@@ -5913,7 +6084,7 @@
         <w:t xml:space="preserve">non-applicable one.</w:t>
       </w:r>
     </w:p>
-    <w:bookmarkStart w:id="41" w:name="X6999e7ab36237cefb82c8735ab07b4eeed90ae0"/>
+    <w:bookmarkStart w:id="42" w:name="X6999e7ab36237cefb82c8735ab07b4eeed90ae0"/>
     <w:p>
       <w:pPr>
         <w:pStyle w:val="Heading3"/>
@@ -6114,9 +6285,9 @@
         </w:pict>
       </w:r>
     </w:p>
-    <w:bookmarkEnd w:id="41"/>
     <w:bookmarkEnd w:id="42"/>
-    <w:bookmarkStart w:id="52" w:name="Xb9601716c7c3ff25a426b6a58f0ad395739b0ea"/>
+    <w:bookmarkEnd w:id="43"/>
+    <w:bookmarkStart w:id="53" w:name="Xb9601716c7c3ff25a426b6a58f0ad395739b0ea"/>
     <w:p>
       <w:pPr>
         <w:pStyle w:val="Heading2"/>
@@ -6457,7 +6628,7 @@
         </w:tc>
       </w:tr>
     </w:tbl>
-    <w:bookmarkStart w:id="43" w:name="anchor-to-a-token-not-to-a-line-number"/>
+    <w:bookmarkStart w:id="44" w:name="anchor-to-a-token-not-to-a-line-number"/>
     <w:p>
       <w:pPr>
         <w:pStyle w:val="Heading3"/>
@@ -6576,8 +6747,8 @@
         <w:t xml:space="preserve">already suspects something.</w:t>
       </w:r>
     </w:p>
-    <w:bookmarkEnd w:id="43"/>
-    <w:bookmarkStart w:id="44" w:name="X7b86c94b0727501b3598dca5200e900eb1907ee"/>
+    <w:bookmarkEnd w:id="44"/>
+    <w:bookmarkStart w:id="45" w:name="X7b86c94b0727501b3598dca5200e900eb1907ee"/>
     <w:p>
       <w:pPr>
         <w:pStyle w:val="Heading3"/>
@@ -6700,7 +6871,7 @@
         <w:pStyle w:val="BodyText"/>
       </w:pPr>
       <w:r>
-        <w:t xml:space="preserve">Two rules come out of that, and the second is the one worth carrying off this page:</w:t>
+        <w:t xml:space="preserve">Two rules come out of that, and the second is the one worth carrying past anchoring:</w:t>
       </w:r>
     </w:p>
     <w:p>
@@ -6983,8 +7154,8 @@
         <w:t xml:space="preserve">control that proves the probe can see anything at all.</w:t>
       </w:r>
     </w:p>
-    <w:bookmarkEnd w:id="44"/>
-    <w:bookmarkStart w:id="45" w:name="X5b4e81a255ecd0019e67b37cc754dd4c53f56f2"/>
+    <w:bookmarkEnd w:id="45"/>
+    <w:bookmarkStart w:id="46" w:name="X5b4e81a255ecd0019e67b37cc754dd4c53f56f2"/>
     <w:p>
       <w:pPr>
         <w:pStyle w:val="Heading3"/>
@@ -7176,8 +7347,8 @@
         <w:t xml:space="preserve">staleness is visible without anyone having to ask.</w:t>
       </w:r>
     </w:p>
-    <w:bookmarkEnd w:id="45"/>
-    <w:bookmarkStart w:id="46" w:name="X227b561b7c3f1ccba767ffaab583dadb153e75c"/>
+    <w:bookmarkEnd w:id="46"/>
+    <w:bookmarkStart w:id="47" w:name="X227b561b7c3f1ccba767ffaab583dadb153e75c"/>
     <w:p>
       <w:pPr>
         <w:pStyle w:val="Heading3"/>
@@ -7548,8 +7719,8 @@
         <w:t xml:space="preserve">covers its domain survives the fix. An anchor on the hole cannot, by construction.</w:t>
       </w:r>
     </w:p>
-    <w:bookmarkEnd w:id="46"/>
-    <w:bookmarkStart w:id="47" w:name="X6e216ff1e2b2eaa99fe53533c21ec85f2e676b4"/>
+    <w:bookmarkEnd w:id="47"/>
+    <w:bookmarkStart w:id="48" w:name="X6e216ff1e2b2eaa99fe53533c21ec85f2e676b4"/>
     <w:p>
       <w:pPr>
         <w:pStyle w:val="Heading3"/>
@@ -7846,8 +8017,8 @@
         <w:t xml:space="preserve">quoted as one.</w:t>
       </w:r>
     </w:p>
-    <w:bookmarkEnd w:id="47"/>
-    <w:bookmarkStart w:id="48" w:name="X5c438acbc733a33ad4f62588f043c538b4cb710"/>
+    <w:bookmarkEnd w:id="48"/>
+    <w:bookmarkStart w:id="49" w:name="X5c438acbc733a33ad4f62588f043c538b4cb710"/>
     <w:p>
       <w:pPr>
         <w:pStyle w:val="Heading3"/>
@@ -7955,8 +8126,8 @@
         <w:t xml:space="preserve">rather than describing it.</w:t>
       </w:r>
     </w:p>
-    <w:bookmarkEnd w:id="48"/>
-    <w:bookmarkStart w:id="50" w:name="X268fb77a76c88a7fb81955623dd4d9898fa1960"/>
+    <w:bookmarkEnd w:id="49"/>
+    <w:bookmarkStart w:id="51" w:name="X268fb77a76c88a7fb81955623dd4d9898fa1960"/>
     <w:p>
       <w:pPr>
         <w:pStyle w:val="Heading3"/>
@@ -8093,12 +8264,32 @@
           <w:b/>
           <w:bCs/>
         </w:rPr>
-        <w:t xml:space="preserve">This repository has a worked example of the same principle applied to guardrails.</w:t>
-      </w:r>
-      <w:r>
-        <w:t xml:space="preserve"> </w:t>
-      </w:r>
-      <w:hyperlink r:id="rId49">
+        <w:t xml:space="preserve">The claude-multisession toolkit has a worked example of the same principle applied to</w:t>
+      </w:r>
+      <w:r>
+        <w:rPr>
+          <w:b/>
+          <w:bCs/>
+        </w:rPr>
+        <w:t xml:space="preserve"> </w:t>
+      </w:r>
+      <w:r>
+        <w:rPr>
+          <w:b/>
+          <w:bCs/>
+        </w:rPr>
+        <w:t xml:space="preserve">guardrails.</w:t>
+      </w:r>
+      <w:r>
+        <w:t xml:space="preserve"> </w:t>
+      </w:r>
+      <w:r>
+        <w:t xml:space="preserve">It is a separate repository, so the path below is not in the tree you are assessing.</w:t>
+      </w:r>
+      <w:r>
+        <w:t xml:space="preserve"> </w:t>
+      </w:r>
+      <w:hyperlink r:id="rId50">
         <w:r>
           <w:rPr>
             <w:rStyle w:val="VerbatimChar"/>
@@ -8229,8 +8420,8 @@
         <w:t xml:space="preserve">gate, make it fail on purpose, and prove it can see the class of thing it claims to have ruled out.</w:t>
       </w:r>
     </w:p>
-    <w:bookmarkEnd w:id="50"/>
-    <w:bookmarkStart w:id="51" w:name="Xcaacfe83143e5ee124dfdc272fd00dd6566c538"/>
+    <w:bookmarkEnd w:id="51"/>
+    <w:bookmarkStart w:id="52" w:name="Xcaacfe83143e5ee124dfdc272fd00dd6566c538"/>
     <w:p>
       <w:pPr>
         <w:pStyle w:val="Heading3"/>
@@ -8530,9 +8721,9 @@
         </w:pict>
       </w:r>
     </w:p>
-    <w:bookmarkEnd w:id="51"/>
     <w:bookmarkEnd w:id="52"/>
-    <w:bookmarkStart w:id="56" w:name="the-domain-is-a-separate-claim"/>
+    <w:bookmarkEnd w:id="53"/>
+    <w:bookmarkStart w:id="57" w:name="the-domain-is-a-separate-claim"/>
     <w:p>
       <w:pPr>
         <w:pStyle w:val="Heading2"/>
@@ -8647,7 +8838,7 @@
         <w:t xml:space="preserve">resolved.</w:t>
       </w:r>
     </w:p>
-    <w:bookmarkStart w:id="53" w:name="X1dc31482611725fe55a7313c3a2a7deca3bf946"/>
+    <w:bookmarkStart w:id="54" w:name="X1dc31482611725fe55a7313c3a2a7deca3bf946"/>
     <w:p>
       <w:pPr>
         <w:pStyle w:val="Heading3"/>
@@ -8741,8 +8932,8 @@
         <w:t xml:space="preserve">you imagined; an enumeration tests the ones you did not.</w:t>
       </w:r>
     </w:p>
-    <w:bookmarkEnd w:id="53"/>
-    <w:bookmarkStart w:id="54" w:name="X64f83bf3202ba4a50772fdae8c7330f8b9c50bd"/>
+    <w:bookmarkEnd w:id="54"/>
+    <w:bookmarkStart w:id="55" w:name="X64f83bf3202ba4a50772fdae8c7330f8b9c50bd"/>
     <w:p>
       <w:pPr>
         <w:pStyle w:val="Heading3"/>
@@ -8877,8 +9068,8 @@
         <w:t xml:space="preserve">the authority and loses the falsifiability, which is the worse of the two outcomes.</w:t>
       </w:r>
     </w:p>
-    <w:bookmarkEnd w:id="54"/>
-    <w:bookmarkStart w:id="55" w:name="X656636297287d5f27c3cf5ec9c09e50038aaec3"/>
+    <w:bookmarkEnd w:id="55"/>
+    <w:bookmarkStart w:id="56" w:name="X656636297287d5f27c3cf5ec9c09e50038aaec3"/>
     <w:p>
       <w:pPr>
         <w:pStyle w:val="Heading3"/>
@@ -8961,9 +9152,9 @@
         </w:pict>
       </w:r>
     </w:p>
-    <w:bookmarkEnd w:id="55"/>
     <w:bookmarkEnd w:id="56"/>
-    <w:bookmarkStart w:id="58" w:name="never-score-against-a-paraphrase"/>
+    <w:bookmarkEnd w:id="57"/>
+    <w:bookmarkStart w:id="59" w:name="never-score-against-a-paraphrase"/>
     <w:p>
       <w:pPr>
         <w:pStyle w:val="Heading2"/>
@@ -8977,19 +9168,25 @@
         <w:pStyle w:val="FirstParagraph"/>
       </w:pPr>
       <w:r>
-        <w:t xml:space="preserve">An agent reads the control ID and a one-line summary -- from an internal scorecard, a spreadsheet, or</w:t>
-      </w:r>
-      <w:r>
-        <w:t xml:space="preserve"> </w:t>
-      </w:r>
-      <w:r>
-        <w:t xml:space="preserve">an earlier assessment -- and then reasons about the code from that. It feels exactly like</w:t>
-      </w:r>
-      <w:r>
-        <w:t xml:space="preserve"> </w:t>
-      </w:r>
-      <w:r>
-        <w:t xml:space="preserve">verification: code was read, a verdict was written, a citation exists. But the verb being tested is a</w:t>
+        <w:t xml:space="preserve">An agent reads the requirement ID and a one-line summary -- from an internal scorecard, a</w:t>
+      </w:r>
+      <w:r>
+        <w:t xml:space="preserve"> </w:t>
+      </w:r>
+      <w:r>
+        <w:t xml:space="preserve">spreadsheet, or an earlier assessment -- and then reasons about the code from that. It feels exactly</w:t>
+      </w:r>
+      <w:r>
+        <w:t xml:space="preserve"> </w:t>
+      </w:r>
+      <w:r>
+        <w:t xml:space="preserve">like verification: code was read, a verdict was written, a citation exists. But the verb being tested</w:t>
+      </w:r>
+      <w:r>
+        <w:t xml:space="preserve"> </w:t>
+      </w:r>
+      <w:r>
+        <w:t xml:space="preserve">is a</w:t>
       </w:r>
       <w:r>
         <w:t xml:space="preserve"> </w:t>
@@ -9090,7 +9287,7 @@
         <w:t xml:space="preserve">rather than as a starting point.</w:t>
       </w:r>
     </w:p>
-    <w:bookmarkStart w:id="57" w:name="Xe206d5efc8274dd88d80223ef348a77d7dc4510"/>
+    <w:bookmarkStart w:id="58" w:name="Xe206d5efc8274dd88d80223ef348a77d7dc4510"/>
     <w:p>
       <w:pPr>
         <w:pStyle w:val="Heading3"/>
@@ -9172,9 +9369,9 @@
         </w:pict>
       </w:r>
     </w:p>
-    <w:bookmarkEnd w:id="57"/>
     <w:bookmarkEnd w:id="58"/>
-    <w:bookmarkStart w:id="59" w:name="Xaf542ece3ec87b09951527b3753abc26456fe93"/>
+    <w:bookmarkEnd w:id="59"/>
+    <w:bookmarkStart w:id="60" w:name="Xaf542ece3ec87b09951527b3753abc26456fe93"/>
     <w:p>
       <w:pPr>
         <w:pStyle w:val="Heading2"/>
@@ -9525,8 +9722,8 @@
         </w:pict>
       </w:r>
     </w:p>
-    <w:bookmarkEnd w:id="59"/>
-    <w:bookmarkStart w:id="65" w:name="X387437c0ae3cc64d0e2cea77f1e3dea6b024255"/>
+    <w:bookmarkEnd w:id="60"/>
+    <w:bookmarkStart w:id="66" w:name="X387437c0ae3cc64d0e2cea77f1e3dea6b024255"/>
     <w:p>
       <w:pPr>
         <w:pStyle w:val="Heading2"/>
@@ -9643,7 +9840,7 @@
         <w:t xml:space="preserve">advances is noise. A hash of the cell's own evidence set answers the question that matters.</w:t>
       </w:r>
     </w:p>
-    <w:bookmarkStart w:id="60" w:name="X18ee454080ffc27fe75bf967c88472dd7fe1300"/>
+    <w:bookmarkStart w:id="61" w:name="X18ee454080ffc27fe75bf967c88472dd7fe1300"/>
     <w:p>
       <w:pPr>
         <w:pStyle w:val="Heading3"/>
@@ -9702,8 +9899,8 @@
         <w:t xml:space="preserve">number describes a tree nobody else can see.</w:t>
       </w:r>
     </w:p>
-    <w:bookmarkEnd w:id="60"/>
-    <w:bookmarkStart w:id="61" w:name="X37a9b3664bcefab417490d8507f100e4b0ef5c2"/>
+    <w:bookmarkEnd w:id="61"/>
+    <w:bookmarkStart w:id="62" w:name="X37a9b3664bcefab417490d8507f100e4b0ef5c2"/>
     <w:p>
       <w:pPr>
         <w:pStyle w:val="Heading3"/>
@@ -9869,8 +10066,8 @@
         <w:t xml:space="preserve">fetch gets the tool bypassed inside a day.</w:t>
       </w:r>
     </w:p>
-    <w:bookmarkEnd w:id="61"/>
-    <w:bookmarkStart w:id="62" w:name="Xbf1a4641024085ff01a8450a1bb98e1f9548ea6"/>
+    <w:bookmarkEnd w:id="62"/>
+    <w:bookmarkStart w:id="63" w:name="Xbf1a4641024085ff01a8450a1bb98e1f9548ea6"/>
     <w:p>
       <w:pPr>
         <w:pStyle w:val="Heading3"/>
@@ -9959,8 +10156,8 @@
         <w:t xml:space="preserve">judgment call.</w:t>
       </w:r>
     </w:p>
-    <w:bookmarkEnd w:id="62"/>
-    <w:bookmarkStart w:id="63" w:name="X0a21b51412e7f1669536a7c0fcbdee17dd0b932"/>
+    <w:bookmarkEnd w:id="63"/>
+    <w:bookmarkStart w:id="64" w:name="X0a21b51412e7f1669536a7c0fcbdee17dd0b932"/>
     <w:p>
       <w:pPr>
         <w:pStyle w:val="Heading3"/>
@@ -10009,8 +10206,8 @@
         <w:t xml:space="preserve">current tree, where the token resolves.</w:t>
       </w:r>
     </w:p>
-    <w:bookmarkEnd w:id="63"/>
-    <w:bookmarkStart w:id="64" w:name="X6810153029f8132f1bd9bb0c2a7a008083c6399"/>
+    <w:bookmarkEnd w:id="64"/>
+    <w:bookmarkStart w:id="65" w:name="X6810153029f8132f1bd9bb0c2a7a008083c6399"/>
     <w:p>
       <w:pPr>
         <w:pStyle w:val="Heading3"/>
@@ -10109,9 +10306,9 @@
         </w:pict>
       </w:r>
     </w:p>
-    <w:bookmarkEnd w:id="64"/>
     <w:bookmarkEnd w:id="65"/>
-    <w:bookmarkStart w:id="66" w:name="a-score-is-a-moving-target"/>
+    <w:bookmarkEnd w:id="66"/>
+    <w:bookmarkStart w:id="67" w:name="a-score-is-a-moving-target"/>
     <w:p>
       <w:pPr>
         <w:pStyle w:val="Heading2"/>
@@ -10321,7 +10518,7 @@
         <w:t xml:space="preserve"> </w:t>
       </w:r>
       <w:r>
-        <w:t xml:space="preserve">resolve, a machine check on every commit tells you exactly which cells a change touched: the ones</w:t>
+        <w:t xml:space="preserve">resolve, a machine check on every commit tells you which cells a change touched: at least the ones</w:t>
       </w:r>
       <w:r>
         <w:t xml:space="preserve"> </w:t>
@@ -10381,8 +10578,8 @@
         </w:pict>
       </w:r>
     </w:p>
-    <w:bookmarkEnd w:id="66"/>
-    <w:bookmarkStart w:id="68" w:name="how-to-read-a-movement-in-the-numbers"/>
+    <w:bookmarkEnd w:id="67"/>
+    <w:bookmarkStart w:id="69" w:name="how-to-read-a-movement-in-the-numbers"/>
     <w:p>
       <w:pPr>
         <w:pStyle w:val="Heading2"/>
@@ -11051,7 +11248,7 @@
         <w:t xml:space="preserve">nothing moved because nothing was looking.</w:t>
       </w:r>
     </w:p>
-    <w:bookmarkStart w:id="67" w:name="X96d632f4a460d3470f7f2ef287c388883da3331"/>
+    <w:bookmarkStart w:id="68" w:name="X96d632f4a460d3470f7f2ef287c388883da3331"/>
     <w:p>
       <w:pPr>
         <w:pStyle w:val="Heading3"/>
@@ -11346,9 +11543,9 @@
         </w:pict>
       </w:r>
     </w:p>
-    <w:bookmarkEnd w:id="67"/>
     <w:bookmarkEnd w:id="68"/>
-    <w:bookmarkStart w:id="77" w:name="partitioning-the-work-across-agents"/>
+    <w:bookmarkEnd w:id="69"/>
+    <w:bookmarkStart w:id="78" w:name="partitioning-the-work-across-agents"/>
     <w:p>
       <w:pPr>
         <w:pStyle w:val="Heading2"/>
@@ -11436,7 +11633,7 @@
         <w:t xml:space="preserve"> </w:t>
       </w:r>
       <w:r>
-        <w:t xml:space="preserve">concurrency, and it is worth adopting before anything else here. Workers</w:t>
+        <w:t xml:space="preserve">concurrency, and it is worth adopting before the rest of this section. Workers</w:t>
       </w:r>
       <w:r>
         <w:t xml:space="preserve"> </w:t>
@@ -11452,13 +11649,13 @@
         <w:t xml:space="preserve"> </w:t>
       </w:r>
       <w:r>
-        <w:t xml:space="preserve">the record and</w:t>
-      </w:r>
-      <w:r>
-        <w:t xml:space="preserve"> </w:t>
-      </w:r>
-      <w:r>
-        <w:t xml:space="preserve">produce</w:t>
+        <w:t xml:space="preserve">the record</w:t>
+      </w:r>
+      <w:r>
+        <w:t xml:space="preserve"> </w:t>
+      </w:r>
+      <w:r>
+        <w:t xml:space="preserve">and produce</w:t>
       </w:r>
       <w:r>
         <w:t xml:space="preserve"> </w:t>
@@ -11471,13 +11668,13 @@
         <w:t xml:space="preserve">structured verdict files</w:t>
       </w:r>
       <w:r>
-        <w:t xml:space="preserve">; they never edit the record itself. A single large record that</w:t>
-      </w:r>
-      <w:r>
-        <w:t xml:space="preserve"> </w:t>
-      </w:r>
-      <w:r>
-        <w:t xml:space="preserve">every session wants to edit does not survive parallel work, whatever the merge tooling promises.</w:t>
+        <w:t xml:space="preserve">; they never edit the record itself. A single large record</w:t>
+      </w:r>
+      <w:r>
+        <w:t xml:space="preserve"> </w:t>
+      </w:r>
+      <w:r>
+        <w:t xml:space="preserve">that every session wants to edit does not survive parallel work, whatever the merge tooling promises.</w:t>
       </w:r>
     </w:p>
     <w:p>
@@ -11509,12 +11706,12 @@
         <w:pStyle w:val="BodyText"/>
       </w:pPr>
       <w:r>
-        <w:t xml:space="preserve">This repository's</w:t>
-      </w:r>
-      <w:r>
-        <w:t xml:space="preserve"> </w:t>
-      </w:r>
-      <w:hyperlink r:id="rId69">
+        <w:t xml:space="preserve">The claude-multisession toolkit's</w:t>
+      </w:r>
+      <w:r>
+        <w:t xml:space="preserve"> </w:t>
+      </w:r>
+      <w:hyperlink r:id="rId70">
         <w:r>
           <w:rPr>
             <w:rStyle w:val="VerbatimChar"/>
@@ -11604,7 +11801,7 @@
       <w:r>
         <w:t xml:space="preserve"> </w:t>
       </w:r>
-      <w:hyperlink r:id="rId70">
+      <w:hyperlink r:id="rId71">
         <w:r>
           <w:rPr>
             <w:rStyle w:val="VerbatimChar"/>
@@ -11624,7 +11821,7 @@
       <w:r>
         <w:t xml:space="preserve"> </w:t>
       </w:r>
-      <w:hyperlink r:id="rId71">
+      <w:hyperlink r:id="rId72">
         <w:r>
           <w:rPr>
             <w:rStyle w:val="VerbatimChar"/>
@@ -11759,7 +11956,7 @@
         <w:t xml:space="preserve">later disagreement is unresolvable and gets settled by whoever argues last.</w:t>
       </w:r>
     </w:p>
-    <w:bookmarkStart w:id="72" w:name="what-cell-partitioning-does-not-buy-you"/>
+    <w:bookmarkStart w:id="73" w:name="what-cell-partitioning-does-not-buy-you"/>
     <w:p>
       <w:pPr>
         <w:pStyle w:val="Heading3"/>
@@ -11935,8 +12132,8 @@
         <w:t xml:space="preserve">control; it is luck with a job title.</w:t>
       </w:r>
     </w:p>
-    <w:bookmarkEnd w:id="72"/>
-    <w:bookmarkStart w:id="73" w:name="Xed17484cfeab73360b17016e4cfb4ae2d47ebd2"/>
+    <w:bookmarkEnd w:id="73"/>
+    <w:bookmarkStart w:id="74" w:name="Xed17484cfeab73360b17016e4cfb4ae2d47ebd2"/>
     <w:p>
       <w:pPr>
         <w:pStyle w:val="Heading3"/>
@@ -12006,8 +12203,8 @@
         <w:t xml:space="preserve">dropped one is not.</w:t>
       </w:r>
     </w:p>
-    <w:bookmarkEnd w:id="73"/>
-    <w:bookmarkStart w:id="74" w:name="Xa1800cceba75d3023767a25f17c36a5a51e0878"/>
+    <w:bookmarkEnd w:id="74"/>
+    <w:bookmarkStart w:id="75" w:name="Xa1800cceba75d3023767a25f17c36a5a51e0878"/>
     <w:p>
       <w:pPr>
         <w:pStyle w:val="Heading3"/>
@@ -12091,8 +12288,8 @@
         <w:t xml:space="preserve">A combined diff nets a removal and a reintroduction out invisibly.</w:t>
       </w:r>
     </w:p>
-    <w:bookmarkEnd w:id="74"/>
-    <w:bookmarkStart w:id="75" w:name="X60ee7da7d5c70255fda7be8fb1e2d2105609874"/>
+    <w:bookmarkEnd w:id="75"/>
+    <w:bookmarkStart w:id="76" w:name="X60ee7da7d5c70255fda7be8fb1e2d2105609874"/>
     <w:p>
       <w:pPr>
         <w:pStyle w:val="Heading3"/>
@@ -12139,8 +12336,8 @@
         <w:t xml:space="preserve">route the revision, not to absorb it.</w:t>
       </w:r>
     </w:p>
-    <w:bookmarkEnd w:id="75"/>
-    <w:bookmarkStart w:id="76" w:name="contested-cells-get-parked-not-forced"/>
+    <w:bookmarkEnd w:id="76"/>
+    <w:bookmarkStart w:id="77" w:name="contested-cells-get-parked-not-forced"/>
     <w:p>
       <w:pPr>
         <w:pStyle w:val="Heading3"/>
@@ -12240,9 +12437,9 @@
         </w:pict>
       </w:r>
     </w:p>
-    <w:bookmarkEnd w:id="76"/>
     <w:bookmarkEnd w:id="77"/>
-    <w:bookmarkStart w:id="86" w:name="the-review-pass"/>
+    <w:bookmarkEnd w:id="78"/>
+    <w:bookmarkStart w:id="87" w:name="the-review-pass"/>
     <w:p>
       <w:pPr>
         <w:pStyle w:val="Heading2"/>
@@ -12577,6 +12774,19 @@
               </w:rPr>
               <w:t xml:space="preserve">run its positive control first</w:t>
             </w:r>
+            <w:r>
+              <w:t xml:space="preserve">, then check that its</w:t>
+            </w:r>
+            <w:r>
+              <w:t xml:space="preserve"> </w:t>
+            </w:r>
+            <w:r>
+              <w:rPr>
+                <w:b/>
+                <w:bCs/>
+              </w:rPr>
+              <w:t xml:space="preserve">stated reintroduction still trips the pattern</w:t>
+            </w:r>
           </w:p>
         </w:tc>
         <w:tc>
@@ -12586,7 +12796,7 @@
               <w:pStyle w:val="Compact"/>
             </w:pPr>
             <w:r>
-              <w:t xml:space="preserve">Vacuous greps</w:t>
+              <w:t xml:space="preserve">Vacuous greps; a pattern blind to what it ruled out</w:t>
             </w:r>
           </w:p>
         </w:tc>
@@ -12752,7 +12962,7 @@
         <w:t xml:space="preserve">inside the scoring. It is the highest-yield activity in the entire exercise.</w:t>
       </w:r>
     </w:p>
-    <w:bookmarkStart w:id="78" w:name="Xd6180b755c384e4c2d0b26f47cc10d21f5b9943"/>
+    <w:bookmarkStart w:id="79" w:name="Xd6180b755c384e4c2d0b26f47cc10d21f5b9943"/>
     <w:p>
       <w:pPr>
         <w:pStyle w:val="Heading3"/>
@@ -12959,8 +13169,8 @@
         <w:t xml:space="preserve">untouched no matter how many of them you add.</w:t>
       </w:r>
     </w:p>
-    <w:bookmarkEnd w:id="78"/>
-    <w:bookmarkStart w:id="79" w:name="X9bba6a60e38d86f0e9b4a593eef129342d693cd"/>
+    <w:bookmarkEnd w:id="79"/>
+    <w:bookmarkStart w:id="80" w:name="X9bba6a60e38d86f0e9b4a593eef129342d693cd"/>
     <w:p>
       <w:pPr>
         <w:pStyle w:val="Heading3"/>
@@ -13131,8 +13341,8 @@
         <w:t xml:space="preserve">restore the file byte-exactly afterwards.</w:t>
       </w:r>
     </w:p>
-    <w:bookmarkEnd w:id="79"/>
-    <w:bookmarkStart w:id="80" w:name="X2522423dbdb128211a4cbeae7267ec2bed1586d"/>
+    <w:bookmarkEnd w:id="80"/>
+    <w:bookmarkStart w:id="81" w:name="X2522423dbdb128211a4cbeae7267ec2bed1586d"/>
     <w:p>
       <w:pPr>
         <w:pStyle w:val="Heading3"/>
@@ -13212,8 +13422,8 @@
         <w:t xml:space="preserve">were testing, and the exit code cannot tell them apart.</w:t>
       </w:r>
     </w:p>
-    <w:bookmarkEnd w:id="80"/>
-    <w:bookmarkStart w:id="81" w:name="Xba97d8b6bf5336855cc92929a6d3d7649b95097"/>
+    <w:bookmarkEnd w:id="81"/>
+    <w:bookmarkStart w:id="82" w:name="Xba97d8b6bf5336855cc92929a6d3d7649b95097"/>
     <w:p>
       <w:pPr>
         <w:pStyle w:val="Heading3"/>
@@ -13272,8 +13482,8 @@
         <w:t xml:space="preserve">to a stale number is the wrong-base error wearing different clothes.</w:t>
       </w:r>
     </w:p>
-    <w:bookmarkEnd w:id="81"/>
-    <w:bookmarkStart w:id="82" w:name="Xae664b214254635f7a5cf3fd8b7bb3f83bc9c24"/>
+    <w:bookmarkEnd w:id="82"/>
+    <w:bookmarkStart w:id="83" w:name="Xae664b214254635f7a5cf3fd8b7bb3f83bc9c24"/>
     <w:p>
       <w:pPr>
         <w:pStyle w:val="Heading3"/>
@@ -13332,8 +13542,8 @@
         <w:t xml:space="preserve">already reached.</w:t>
       </w:r>
     </w:p>
-    <w:bookmarkEnd w:id="82"/>
-    <w:bookmarkStart w:id="83" w:name="say-the-per-cell-cost-early"/>
+    <w:bookmarkEnd w:id="83"/>
+    <w:bookmarkStart w:id="84" w:name="say-the-per-cell-cost-early"/>
     <w:p>
       <w:pPr>
         <w:pStyle w:val="Heading3"/>
@@ -13419,8 +13629,8 @@
         <w:t xml:space="preserve">anything; it has bought a document that reads like an assessment.</w:t>
       </w:r>
     </w:p>
-    <w:bookmarkEnd w:id="83"/>
-    <w:bookmarkStart w:id="84" w:name="X8c45774f965c9ba9906f791ad396db5f44701e9"/>
+    <w:bookmarkEnd w:id="84"/>
+    <w:bookmarkStart w:id="85" w:name="X8c45774f965c9ba9906f791ad396db5f44701e9"/>
     <w:p>
       <w:pPr>
         <w:pStyle w:val="Heading3"/>
@@ -14269,8 +14479,8 @@
         <w:t xml:space="preserve">any argument about drift.</w:t>
       </w:r>
     </w:p>
-    <w:bookmarkEnd w:id="84"/>
-    <w:bookmarkStart w:id="85" w:name="X00a710053fe2eb26693a0dd5e2a5fd1bc2dfb9b"/>
+    <w:bookmarkEnd w:id="85"/>
+    <w:bookmarkStart w:id="86" w:name="X00a710053fe2eb26693a0dd5e2a5fd1bc2dfb9b"/>
     <w:p>
       <w:pPr>
         <w:pStyle w:val="Heading3"/>
@@ -14683,9 +14893,9 @@
         </w:pict>
       </w:r>
     </w:p>
-    <w:bookmarkEnd w:id="85"/>
     <w:bookmarkEnd w:id="86"/>
-    <w:bookmarkStart w:id="88" w:name="keeping-the-sweep-scoped"/>
+    <w:bookmarkEnd w:id="87"/>
+    <w:bookmarkStart w:id="89" w:name="keeping-the-sweep-scoped"/>
     <w:p>
       <w:pPr>
         <w:pStyle w:val="Heading2"/>
@@ -14834,7 +15044,7 @@
         <w:t xml:space="preserve">first part, with its escape hatch named explicitly.</w:t>
       </w:r>
     </w:p>
-    <w:bookmarkStart w:id="87" w:name="X2930471dab1f5c25d735c5902050760135fe02f"/>
+    <w:bookmarkStart w:id="88" w:name="X2930471dab1f5c25d735c5902050760135fe02f"/>
     <w:p>
       <w:pPr>
         <w:pStyle w:val="Heading3"/>
@@ -15007,9 +15217,9 @@
         </w:pict>
       </w:r>
     </w:p>
-    <w:bookmarkEnd w:id="87"/>
     <w:bookmarkEnd w:id="88"/>
-    <w:bookmarkStart w:id="90" w:name="fixing-the-defect-breaks-the-citation"/>
+    <w:bookmarkEnd w:id="89"/>
+    <w:bookmarkStart w:id="91" w:name="fixing-the-defect-breaks-the-citation"/>
     <w:p>
       <w:pPr>
         <w:pStyle w:val="Heading2"/>
@@ -15251,7 +15461,7 @@
         <w:t xml:space="preserve">so the window cannot widen underneath you.</w:t>
       </w:r>
     </w:p>
-    <w:bookmarkStart w:id="89" w:name="green-is-not-the-finish-line"/>
+    <w:bookmarkStart w:id="90" w:name="green-is-not-the-finish-line"/>
     <w:p>
       <w:pPr>
         <w:pStyle w:val="Heading3"/>
@@ -15306,9 +15516,9 @@
         </w:pict>
       </w:r>
     </w:p>
-    <w:bookmarkEnd w:id="89"/>
     <w:bookmarkEnd w:id="90"/>
-    <w:bookmarkStart w:id="91" w:name="what-this-method-is-not"/>
+    <w:bookmarkEnd w:id="91"/>
+    <w:bookmarkStart w:id="92" w:name="what-this-method-is-not"/>
     <w:p>
       <w:pPr>
         <w:pStyle w:val="Heading2"/>
@@ -15502,8 +15712,8 @@
         </w:pict>
       </w:r>
     </w:p>
-    <w:bookmarkEnd w:id="91"/>
-    <w:bookmarkStart w:id="92" w:name="checklist"/>
+    <w:bookmarkEnd w:id="92"/>
+    <w:bookmarkStart w:id="93" w:name="checklist"/>
     <w:p>
       <w:pPr>
         <w:pStyle w:val="Heading2"/>
@@ -15786,7 +15996,7 @@
         </w:numPr>
       </w:pPr>
       <w:r>
-        <w:t xml:space="preserve">The verifier separates</w:t>
+        <w:t xml:space="preserve">The anchor verifier separates</w:t>
       </w:r>
       <w:r>
         <w:t xml:space="preserve"> </w:t>
@@ -15802,13 +16012,13 @@
         <w:t xml:space="preserve"> </w:t>
       </w:r>
       <w:r>
-        <w:t xml:space="preserve">from gone, ambiguous and missing-path (fatal),</w:t>
-      </w:r>
-      <w:r>
-        <w:t xml:space="preserve"> </w:t>
-      </w:r>
-      <w:r>
-        <w:t xml:space="preserve">and</w:t>
+        <w:t xml:space="preserve">from gone, ambiguous and missing-path</w:t>
+      </w:r>
+      <w:r>
+        <w:t xml:space="preserve"> </w:t>
+      </w:r>
+      <w:r>
+        <w:t xml:space="preserve">(fatal), and</w:t>
       </w:r>
       <w:r>
         <w:t xml:space="preserve"> </w:t>
@@ -16329,13 +16539,7 @@
         <w:t xml:space="preserve">Every requirement is reported</w:t>
       </w:r>
       <w:r>
-        <w:t xml:space="preserve">, not exceptions only -- an exceptions-only report hides the</w:t>
-      </w:r>
-      <w:r>
-        <w:t xml:space="preserve"> </w:t>
-      </w:r>
-      <w:r>
-        <w:t xml:space="preserve">denominator, and a reader cannot distinguish a thorough assessment from a shallow one.</w:t>
+        <w:t xml:space="preserve">, not exceptions only.</w:t>
       </w:r>
     </w:p>
     <w:p>
@@ -16494,14 +16698,42 @@
         </w:pict>
       </w:r>
     </w:p>
-    <w:bookmarkEnd w:id="92"/>
-    <w:bookmarkStart w:id="94" w:name="see-also"/>
+    <w:bookmarkEnd w:id="93"/>
+    <w:bookmarkStart w:id="95" w:name="see-also"/>
     <w:p>
       <w:pPr>
         <w:pStyle w:val="Heading2"/>
       </w:pPr>
       <w:r>
         <w:t xml:space="preserve">See also</w:t>
+      </w:r>
+    </w:p>
+    <w:p>
+      <w:pPr>
+        <w:pStyle w:val="FirstParagraph"/>
+      </w:pPr>
+      <w:r>
+        <w:t xml:space="preserve">These are paths in</w:t>
+      </w:r>
+      <w:r>
+        <w:t xml:space="preserve"> </w:t>
+      </w:r>
+      <w:hyperlink r:id="rId21">
+        <w:r>
+          <w:rPr>
+            <w:rStyle w:val="Hyperlink"/>
+          </w:rPr>
+          <w:t xml:space="preserve">claude-multisession</w:t>
+        </w:r>
+      </w:hyperlink>
+      <w:r>
+        <w:t xml:space="preserve">, not in the</w:t>
+      </w:r>
+      <w:r>
+        <w:t xml:space="preserve"> </w:t>
+      </w:r>
+      <w:r>
+        <w:t xml:space="preserve">assessed tree.</w:t>
       </w:r>
     </w:p>
     <w:p>
@@ -16512,7 +16744,7 @@
           <w:numId w:val="1046"/>
         </w:numPr>
       </w:pPr>
-      <w:hyperlink r:id="rId22">
+      <w:hyperlink r:id="rId23">
         <w:r>
           <w:rPr>
             <w:rStyle w:val="VerbatimChar"/>
@@ -16524,19 +16756,13 @@
         <w:t xml:space="preserve"> </w:t>
       </w:r>
       <w:r>
-        <w:t xml:space="preserve">-- the same reasoning applied to this</w:t>
-      </w:r>
-      <w:r>
-        <w:t xml:space="preserve"> </w:t>
-      </w:r>
-      <w:r>
-        <w:t xml:space="preserve">repository's own controls: why an installed copy, not a source file, is the unit of audit, and why</w:t>
-      </w:r>
-      <w:r>
-        <w:t xml:space="preserve"> </w:t>
-      </w:r>
-      <w:r>
-        <w:t xml:space="preserve">that document deliberately contains no status table either.</w:t>
+        <w:t xml:space="preserve">-- why an installed copy, not a</w:t>
+      </w:r>
+      <w:r>
+        <w:t xml:space="preserve"> </w:t>
+      </w:r>
+      <w:r>
+        <w:t xml:space="preserve">source file, is the unit of audit.</w:t>
       </w:r>
     </w:p>
     <w:p>
@@ -16547,7 +16773,7 @@
           <w:numId w:val="1046"/>
         </w:numPr>
       </w:pPr>
-      <w:hyperlink r:id="rId49">
+      <w:hyperlink r:id="rId50">
         <w:r>
           <w:rPr>
             <w:rStyle w:val="VerbatimChar"/>
@@ -16576,7 +16802,7 @@
           <w:numId w:val="1046"/>
         </w:numPr>
       </w:pPr>
-      <w:hyperlink r:id="rId93">
+      <w:hyperlink r:id="rId94">
         <w:r>
           <w:rPr>
             <w:rStyle w:val="VerbatimChar"/>
@@ -16597,8 +16823,8 @@
         <w:t xml:space="preserve">sessions.</w:t>
       </w:r>
     </w:p>
-    <w:bookmarkEnd w:id="94"/>
     <w:bookmarkEnd w:id="95"/>
+    <w:bookmarkEnd w:id="96"/>
     <w:sectPr>
       <w:footnotePr>
         <w:numRestart w:val="eachSect"/>

--- a/docs/standards/word/ASVS-ASSESSMENT.docx
+++ b/docs/standards/word/ASVS-ASSESSMENT.docx
@@ -2349,19 +2349,27 @@
         <w:pStyle w:val="FirstParagraph"/>
       </w:pPr>
       <w:r>
-        <w:t xml:space="preserve">Read those three before starting, not when something goes wrong. All three sit past the Part 1</w:t>
-      </w:r>
-      <w:r>
-        <w:t xml:space="preserve"> </w:t>
-      </w:r>
-      <w:r>
-        <w:t xml:space="preserve">boundary, in the half addressed to the agent. Cross it on purpose: the corpus is your work item,</w:t>
-      </w:r>
-      <w:r>
-        <w:t xml:space="preserve"> </w:t>
-      </w:r>
-      <w:r>
-        <w:t xml:space="preserve">and its mechanics are written there.</w:t>
+        <w:t xml:space="preserve">Read those three before starting, not when something goes wrong. All three sit past</w:t>
+      </w:r>
+      <w:r>
+        <w:t xml:space="preserve"> </w:t>
+      </w:r>
+      <w:hyperlink w:anchor="handing-this-to-claude-code">
+        <w:r>
+          <w:rPr>
+            <w:rStyle w:val="Hyperlink"/>
+          </w:rPr>
+          <w:t xml:space="preserve">Handing this to Claude Code</w:t>
+        </w:r>
+      </w:hyperlink>
+      <w:r>
+        <w:t xml:space="preserve">, in the half addressed to the agent.</w:t>
+      </w:r>
+      <w:r>
+        <w:t xml:space="preserve"> </w:t>
+      </w:r>
+      <w:r>
+        <w:t xml:space="preserve">Cross it on purpose: the corpus is your work item, and its mechanics are written there.</w:t>
       </w:r>
     </w:p>
     <w:p>

--- a/docs/standards/word/ASVS-ASSESSMENT.docx
+++ b/docs/standards/word/ASVS-ASSESSMENT.docx
@@ -1269,7 +1269,34 @@
         <w:t xml:space="preserve"> </w:t>
       </w:r>
       <w:r>
-        <w:t xml:space="preserve">cell names the rule that applies after the sequence has run.</w:t>
+        <w:t xml:space="preserve">cell names</w:t>
+      </w:r>
+      <w:r>
+        <w:t xml:space="preserve"> </w:t>
+      </w:r>
+      <w:r>
+        <w:rPr>
+          <w:rStyle w:val="VerbatimChar"/>
+        </w:rPr>
+        <w:t xml:space="preserve">assessors-split</w:t>
+      </w:r>
+      <w:r>
+        <w:t xml:space="preserve"> </w:t>
+      </w:r>
+      <w:r>
+        <w:t xml:space="preserve">or</w:t>
+      </w:r>
+      <w:r>
+        <w:t xml:space="preserve"> </w:t>
+      </w:r>
+      <w:r>
+        <w:rPr>
+          <w:rStyle w:val="VerbatimChar"/>
+        </w:rPr>
+        <w:t xml:space="preserve">blocked-on-owner</w:t>
+      </w:r>
+      <w:r>
+        <w:t xml:space="preserve">.</w:t>
       </w:r>
       <w:r>
         <w:t xml:space="preserve"> </w:t>
@@ -2363,13 +2390,19 @@
         </w:r>
       </w:hyperlink>
       <w:r>
-        <w:t xml:space="preserve">, in the half addressed to the agent.</w:t>
-      </w:r>
-      <w:r>
-        <w:t xml:space="preserve"> </w:t>
-      </w:r>
-      <w:r>
-        <w:t xml:space="preserve">Cross it on purpose: the corpus is your work item, and its mechanics are written there.</w:t>
+        <w:t xml:space="preserve">, which is the boundary where this page</w:t>
+      </w:r>
+      <w:r>
+        <w:t xml:space="preserve"> </w:t>
+      </w:r>
+      <w:r>
+        <w:t xml:space="preserve">stops addressing you and starts addressing the agent. Cross that boundary on purpose: the corpus is</w:t>
+      </w:r>
+      <w:r>
+        <w:t xml:space="preserve"> </w:t>
+      </w:r>
+      <w:r>
+        <w:t xml:space="preserve">your work item, and its mechanics are written on the far side of it.</w:t>
       </w:r>
     </w:p>
     <w:p>
@@ -2405,13 +2438,43 @@
         <w:t xml:space="preserve"> </w:t>
       </w:r>
       <w:r>
-        <w:t xml:space="preserve">Everything from this point on is written to be handed to an AI coding assistant</w:t>
-      </w:r>
-      <w:r>
-        <w:t xml:space="preserve"> </w:t>
-      </w:r>
-      <w:r>
-        <w:t xml:space="preserve">that will do the bulk of the scoring:</w:t>
+        <w:t xml:space="preserve">The command below hands the agent everything from</w:t>
+      </w:r>
+      <w:r>
+        <w:t xml:space="preserve"> </w:t>
+      </w:r>
+      <w:r>
+        <w:rPr>
+          <w:i/>
+          <w:iCs/>
+        </w:rPr>
+        <w:t xml:space="preserve">The standard supplies no</w:t>
+      </w:r>
+      <w:r>
+        <w:rPr>
+          <w:i/>
+          <w:iCs/>
+        </w:rPr>
+        <w:t xml:space="preserve"> </w:t>
+      </w:r>
+      <w:r>
+        <w:rPr>
+          <w:i/>
+          <w:iCs/>
+        </w:rPr>
+        <w:t xml:space="preserve">verdict rubric</w:t>
+      </w:r>
+      <w:r>
+        <w:t xml:space="preserve"> </w:t>
+      </w:r>
+      <w:r>
+        <w:t xml:space="preserve">on, so a rule written above that heading never reaches it. What follows is written to</w:t>
+      </w:r>
+      <w:r>
+        <w:t xml:space="preserve"> </w:t>
+      </w:r>
+      <w:r>
+        <w:t xml:space="preserve">be handed to an AI coding assistant that will do the bulk of the scoring:</w:t>
       </w:r>
     </w:p>
     <w:p>
@@ -2567,7 +2630,16 @@
         <w:rPr>
           <w:rStyle w:val="VerbatimChar"/>
         </w:rPr>
-        <w:t xml:space="preserve">score nothing until that corpus exists.</w:t>
+        <w:t xml:space="preserve">score nothing until that corpus exists. Ask me for the declared scope, the target level and the</w:t>
+      </w:r>
+      <w:r>
+        <w:br/>
+      </w:r>
+      <w:r>
+        <w:rPr>
+          <w:rStyle w:val="VerbatimChar"/>
+        </w:rPr>
+        <w:t xml:space="preserve">one posture to assess against; do not choose them yourself.</w:t>
       </w:r>
     </w:p>
     <w:p>
@@ -4060,7 +4132,7 @@
           <w:b/>
           <w:bCs/>
         </w:rPr>
-        <w:t xml:space="preserve">re-verification debt</w:t>
+        <w:t xml:space="preserve">re-derivation debt</w:t>
       </w:r>
       <w:r>
         <w:t xml:space="preserve"> </w:t>
@@ -4861,13 +4933,7 @@
         <w:t xml:space="preserve"> </w:t>
       </w:r>
       <w:r>
-        <w:t xml:space="preserve">running 1-5 never reaches it. Apply it after the sequence has run: if two assessors following 1-5</w:t>
-      </w:r>
-      <w:r>
-        <w:t xml:space="preserve"> </w:t>
-      </w:r>
-      <w:r>
-        <w:t xml:space="preserve">disagree on a cell, that cell is</w:t>
+        <w:t xml:space="preserve">running 1-5 never reaches it. Apply</w:t>
       </w:r>
       <w:r>
         <w:t xml:space="preserve"> </w:t>
@@ -4876,10 +4942,49 @@
         <w:rPr>
           <w:rStyle w:val="VerbatimChar"/>
         </w:rPr>
+        <w:t xml:space="preserve">assessors-split</w:t>
+      </w:r>
+      <w:r>
+        <w:t xml:space="preserve"> </w:t>
+      </w:r>
+      <w:r>
+        <w:t xml:space="preserve">after the sequence has run: if two assessors</w:t>
+      </w:r>
+      <w:r>
+        <w:t xml:space="preserve"> </w:t>
+      </w:r>
+      <w:r>
+        <w:t xml:space="preserve">following 1-5 disagree on a cell, that cell is</w:t>
+      </w:r>
+      <w:r>
+        <w:t xml:space="preserve"> </w:t>
+      </w:r>
+      <w:r>
+        <w:rPr>
+          <w:rStyle w:val="VerbatimChar"/>
+        </w:rPr>
         <w:t xml:space="preserve">needs-review</w:t>
       </w:r>
       <w:r>
-        <w:t xml:space="preserve">, with the disagreement recorded.</w:t>
+        <w:t xml:space="preserve">, with the disagreement recorded. A</w:t>
+      </w:r>
+      <w:r>
+        <w:t xml:space="preserve"> </w:t>
+      </w:r>
+      <w:r>
+        <w:t xml:space="preserve">cell blocked on a decision only its owner can make takes the same grade under</w:t>
+      </w:r>
+      <w:r>
+        <w:t xml:space="preserve"> </w:t>
+      </w:r>
+      <w:r>
+        <w:rPr>
+          <w:rStyle w:val="VerbatimChar"/>
+        </w:rPr>
+        <w:t xml:space="preserve">blocked-on-owner</w:t>
+      </w:r>
+      <w:r>
+        <w:t xml:space="preserve">.</w:t>
       </w:r>
     </w:p>
     <w:p>
@@ -10756,7 +10861,7 @@
                 <w:b/>
                 <w:bCs/>
               </w:rPr>
-              <w:t xml:space="preserve">re-verified against the requirement text</w:t>
+              <w:t xml:space="preserve">re-derived against the requirement text</w:t>
             </w:r>
             <w:r>
               <w:t xml:space="preserve"> </w:t>
@@ -12910,7 +13015,7 @@
               <w:t xml:space="preserve">which rule fired</w:t>
             </w:r>
             <w:r>
-              <w:t xml:space="preserve">, and</w:t>
+              <w:t xml:space="preserve">,</w:t>
             </w:r>
             <w:r>
               <w:t xml:space="preserve"> </w:t>
@@ -12937,6 +13042,19 @@
                 <w:bCs/>
               </w:rPr>
               <w:t xml:space="preserve">when</w:t>
+            </w:r>
+            <w:r>
+              <w:t xml:space="preserve">, and</w:t>
+            </w:r>
+            <w:r>
+              <w:t xml:space="preserve"> </w:t>
+            </w:r>
+            <w:r>
+              <w:rPr>
+                <w:b/>
+                <w:bCs/>
+              </w:rPr>
+              <w:t xml:space="preserve">which tree was read</w:t>
             </w:r>
             <w:r>
               <w:t xml:space="preserve">?</w:t>
@@ -13991,7 +14109,7 @@
               <w:pStyle w:val="Compact"/>
             </w:pPr>
             <w:r>
-              <w:t xml:space="preserve">Mandatory positive control</w:t>
+              <w:t xml:space="preserve">Mandatory positive control and stated reintroduction</w:t>
             </w:r>
           </w:p>
         </w:tc>

--- a/docs/standards/word/ASVS-ASSESSMENT.docx
+++ b/docs/standards/word/ASVS-ASSESSMENT.docx
@@ -239,19 +239,37 @@
           <w:b/>
           <w:bCs/>
         </w:rPr>
-        <w:t xml:space="preserve">What it costs you.</w:t>
-      </w:r>
-      <w:r>
-        <w:t xml:space="preserve"> </w:t>
-      </w:r>
-      <w:r>
-        <w:t xml:space="preserve">A pinned corpus before any scoring, a verdict vocabulary settled in advance,</w:t>
-      </w:r>
-      <w:r>
-        <w:t xml:space="preserve"> </w:t>
-      </w:r>
-      <w:r>
-        <w:t xml:space="preserve">and a review pass that is the first thing cut when the schedule slips.</w:t>
+        <w:t xml:space="preserve">Cost/Benefit.</w:t>
+      </w:r>
+      <w:r>
+        <w:t xml:space="preserve"> </w:t>
+      </w:r>
+      <w:r>
+        <w:t xml:space="preserve">A pinned corpus before any scoring, a verdict vocabulary settled in advance, and</w:t>
+      </w:r>
+      <w:r>
+        <w:t xml:space="preserve"> </w:t>
+      </w:r>
+      <w:r>
+        <w:t xml:space="preserve">a review pass that is the first thing cut when the schedule slips. What you get is auditability:</w:t>
+      </w:r>
+      <w:r>
+        <w:t xml:space="preserve"> </w:t>
+      </w:r>
+      <w:r>
+        <w:t xml:space="preserve">every verdict carries the requirement's own words, the rule that produced it, and the tree it was</w:t>
+      </w:r>
+      <w:r>
+        <w:t xml:space="preserve"> </w:t>
+      </w:r>
+      <w:r>
+        <w:t xml:space="preserve">read at. A later disagreement is then a one-question argument rather than one about the verdict as</w:t>
+      </w:r>
+      <w:r>
+        <w:t xml:space="preserve"> </w:t>
+      </w:r>
+      <w:r>
+        <w:t xml:space="preserve">a whole.</w:t>
       </w:r>
     </w:p>
     <w:p>
@@ -1445,13 +1463,13 @@
       </w:r>
     </w:p>
     <w:bookmarkEnd w:id="15"/>
-    <w:bookmarkStart w:id="16" w:name="Xeb4de11c7f9e84ded4ebc586203c6a5fc4cb3c1"/>
+    <w:bookmarkStart w:id="16" w:name="costbenefit-and-where-it-does-not-apply"/>
     <w:p>
       <w:pPr>
         <w:pStyle w:val="Heading2"/>
       </w:pPr>
       <w:r>
-        <w:t xml:space="preserve">What this costs you, and where it does not apply</w:t>
+        <w:t xml:space="preserve">Cost/Benefit, and where it does not apply</w:t>
       </w:r>
     </w:p>
     <w:p>

--- a/docs/standards/word/ASVS-ASSESSMENT.docx
+++ b/docs/standards/word/ASVS-ASSESSMENT.docx
@@ -239,37 +239,67 @@
           <w:b/>
           <w:bCs/>
         </w:rPr>
-        <w:t xml:space="preserve">Cost/Benefit.</w:t>
-      </w:r>
-      <w:r>
-        <w:t xml:space="preserve"> </w:t>
-      </w:r>
-      <w:r>
-        <w:t xml:space="preserve">A pinned corpus before any scoring, a verdict vocabulary settled in advance, and</w:t>
-      </w:r>
-      <w:r>
-        <w:t xml:space="preserve"> </w:t>
-      </w:r>
-      <w:r>
-        <w:t xml:space="preserve">a review pass that is the first thing cut when the schedule slips. What you get is auditability:</w:t>
-      </w:r>
-      <w:r>
-        <w:t xml:space="preserve"> </w:t>
-      </w:r>
-      <w:r>
-        <w:t xml:space="preserve">every verdict carries the requirement's own words, the rule that produced it, and the tree it was</w:t>
-      </w:r>
-      <w:r>
-        <w:t xml:space="preserve"> </w:t>
-      </w:r>
-      <w:r>
-        <w:t xml:space="preserve">read at. A later disagreement is then a one-question argument rather than one about the verdict as</w:t>
-      </w:r>
-      <w:r>
-        <w:t xml:space="preserve"> </w:t>
-      </w:r>
-      <w:r>
-        <w:t xml:space="preserve">a whole.</w:t>
+        <w:t xml:space="preserve">Benefits.</w:t>
+      </w:r>
+      <w:r>
+        <w:t xml:space="preserve"> </w:t>
+      </w:r>
+      <w:r>
+        <w:t xml:space="preserve">The method buys auditability and verdicts that survive being challenged. Every</w:t>
+      </w:r>
+      <w:r>
+        <w:t xml:space="preserve"> </w:t>
+      </w:r>
+      <w:r>
+        <w:t xml:space="preserve">verdict carries the requirement's own words, the rule that produced it, and the tree it was read</w:t>
+      </w:r>
+      <w:r>
+        <w:t xml:space="preserve"> </w:t>
+      </w:r>
+      <w:r>
+        <w:t xml:space="preserve">at. A later disagreement is then a one-question argument rather than one about the verdict as a</w:t>
+      </w:r>
+      <w:r>
+        <w:t xml:space="preserve"> </w:t>
+      </w:r>
+      <w:r>
+        <w:t xml:space="preserve">whole.</w:t>
+      </w:r>
+    </w:p>
+    <w:p>
+      <w:pPr>
+        <w:pStyle w:val="BodyText"/>
+      </w:pPr>
+      <w:r>
+        <w:rPr>
+          <w:b/>
+          <w:bCs/>
+        </w:rPr>
+        <w:t xml:space="preserve">Costs.</w:t>
+      </w:r>
+      <w:r>
+        <w:t xml:space="preserve"> </w:t>
+      </w:r>
+      <w:r>
+        <w:t xml:space="preserve">A pinned corpus before any scoring, a verdict vocabulary settled in advance, and a</w:t>
+      </w:r>
+      <w:r>
+        <w:t xml:space="preserve"> </w:t>
+      </w:r>
+      <w:r>
+        <w:t xml:space="preserve">review pass that is the first thing cut when the schedule slips. Per-cell verification is expensive</w:t>
+      </w:r>
+      <w:r>
+        <w:t xml:space="preserve"> </w:t>
+      </w:r>
+      <w:r>
+        <w:t xml:space="preserve">enough to shock whoever is paying for it, so time a pilot section of your own and say the number</w:t>
+      </w:r>
+      <w:r>
+        <w:t xml:space="preserve"> </w:t>
+      </w:r>
+      <w:r>
+        <w:t xml:space="preserve">early. Nothing here is measured as a productivity gain.</w:t>
       </w:r>
     </w:p>
     <w:p>
@@ -1463,13 +1493,13 @@
       </w:r>
     </w:p>
     <w:bookmarkEnd w:id="15"/>
-    <w:bookmarkStart w:id="16" w:name="costbenefit-and-where-it-does-not-apply"/>
+    <w:bookmarkStart w:id="16" w:name="costs-and-where-it-does-not-apply"/>
     <w:p>
       <w:pPr>
         <w:pStyle w:val="Heading2"/>
       </w:pPr>
       <w:r>
-        <w:t xml:space="preserve">Cost/Benefit, and where it does not apply</w:t>
+        <w:t xml:space="preserve">Costs, and where it does not apply</w:t>
       </w:r>
     </w:p>
     <w:p>

--- a/docs/standards/word/ASVS-ASSESSMENT.docx
+++ b/docs/standards/word/ASVS-ASSESSMENT.docx
@@ -239,19 +239,67 @@
           <w:b/>
           <w:bCs/>
         </w:rPr>
-        <w:t xml:space="preserve">What it costs you.</w:t>
-      </w:r>
-      <w:r>
-        <w:t xml:space="preserve"> </w:t>
-      </w:r>
-      <w:r>
-        <w:t xml:space="preserve">A pinned corpus before any scoring, a verdict vocabulary settled in advance,</w:t>
-      </w:r>
-      <w:r>
-        <w:t xml:space="preserve"> </w:t>
-      </w:r>
-      <w:r>
-        <w:t xml:space="preserve">and a review pass that is the first thing cut when the schedule slips.</w:t>
+        <w:t xml:space="preserve">Benefits.</w:t>
+      </w:r>
+      <w:r>
+        <w:t xml:space="preserve"> </w:t>
+      </w:r>
+      <w:r>
+        <w:t xml:space="preserve">The method buys auditability and verdicts that survive being challenged. Every</w:t>
+      </w:r>
+      <w:r>
+        <w:t xml:space="preserve"> </w:t>
+      </w:r>
+      <w:r>
+        <w:t xml:space="preserve">verdict carries the requirement's own words, the rule that produced it, and the tree it was read</w:t>
+      </w:r>
+      <w:r>
+        <w:t xml:space="preserve"> </w:t>
+      </w:r>
+      <w:r>
+        <w:t xml:space="preserve">at. A later disagreement is then a one-question argument rather than one about the verdict as a</w:t>
+      </w:r>
+      <w:r>
+        <w:t xml:space="preserve"> </w:t>
+      </w:r>
+      <w:r>
+        <w:t xml:space="preserve">whole.</w:t>
+      </w:r>
+    </w:p>
+    <w:p>
+      <w:pPr>
+        <w:pStyle w:val="BodyText"/>
+      </w:pPr>
+      <w:r>
+        <w:rPr>
+          <w:b/>
+          <w:bCs/>
+        </w:rPr>
+        <w:t xml:space="preserve">Costs.</w:t>
+      </w:r>
+      <w:r>
+        <w:t xml:space="preserve"> </w:t>
+      </w:r>
+      <w:r>
+        <w:t xml:space="preserve">A pinned corpus before any scoring, a verdict vocabulary settled in advance, and a</w:t>
+      </w:r>
+      <w:r>
+        <w:t xml:space="preserve"> </w:t>
+      </w:r>
+      <w:r>
+        <w:t xml:space="preserve">review pass that is the first thing cut when the schedule slips. Per-cell verification is expensive</w:t>
+      </w:r>
+      <w:r>
+        <w:t xml:space="preserve"> </w:t>
+      </w:r>
+      <w:r>
+        <w:t xml:space="preserve">enough to shock whoever is paying for it, so time a pilot section of your own and say the number</w:t>
+      </w:r>
+      <w:r>
+        <w:t xml:space="preserve"> </w:t>
+      </w:r>
+      <w:r>
+        <w:t xml:space="preserve">early. Nothing here is measured as a productivity gain.</w:t>
       </w:r>
     </w:p>
     <w:p>
@@ -1445,13 +1493,13 @@
       </w:r>
     </w:p>
     <w:bookmarkEnd w:id="15"/>
-    <w:bookmarkStart w:id="16" w:name="Xeb4de11c7f9e84ded4ebc586203c6a5fc4cb3c1"/>
+    <w:bookmarkStart w:id="16" w:name="costs-and-where-it-does-not-apply"/>
     <w:p>
       <w:pPr>
         <w:pStyle w:val="Heading2"/>
       </w:pPr>
       <w:r>
-        <w:t xml:space="preserve">What this costs you, and where it does not apply</w:t>
+        <w:t xml:space="preserve">Costs, and where it does not apply</w:t>
       </w:r>
     </w:p>
     <w:p>
